--- a/01 classes/05 Analise Assintótica/Estratégia de Ordenação - ED.docx
+++ b/01 classes/05 Analise Assintótica/Estratégia de Ordenação - ED.docx
@@ -13,15 +13,30 @@
       <w:r>
         <w:rPr>
           <w:rFonts w:ascii="Times New Roman" w:hAnsi="Times New Roman" w:cs="Times New Roman"/>
+          <w:b/>
+          <w:bCs/>
           <w:sz w:val="28"/>
           <w:szCs w:val="28"/>
         </w:rPr>
         <w:t xml:space="preserve">Exemplo </w:t>
       </w:r>
+      <w:r>
+        <w:rPr>
+          <w:rFonts w:ascii="Times New Roman" w:hAnsi="Times New Roman" w:cs="Times New Roman"/>
+          <w:b/>
+          <w:bCs/>
+          <w:sz w:val="28"/>
+          <w:szCs w:val="28"/>
+        </w:rPr>
+        <w:tab/>
+      </w:r>
       <w:proofErr w:type="spellStart"/>
       <w:r>
         <w:rPr>
           <w:rFonts w:ascii="Times New Roman" w:hAnsi="Times New Roman" w:cs="Times New Roman"/>
+          <w:b/>
+          <w:bCs/>
+          <w:color w:val="EE0000"/>
           <w:sz w:val="28"/>
           <w:szCs w:val="28"/>
         </w:rPr>
@@ -31,20 +46,36 @@
       <w:r>
         <w:rPr>
           <w:rFonts w:ascii="Times New Roman" w:hAnsi="Times New Roman" w:cs="Times New Roman"/>
+          <w:b/>
+          <w:bCs/>
+          <w:color w:val="EE0000"/>
+          <w:sz w:val="28"/>
+          <w:szCs w:val="28"/>
+        </w:rPr>
+        <w:t xml:space="preserve"> Entrada</w:t>
+      </w:r>
+      <w:r>
+        <w:rPr>
+          <w:rFonts w:ascii="Times New Roman" w:hAnsi="Times New Roman" w:cs="Times New Roman"/>
+          <w:b/>
+          <w:bCs/>
+          <w:color w:val="EE0000"/>
           <w:sz w:val="28"/>
           <w:szCs w:val="28"/>
         </w:rPr>
         <w:t>:</w:t>
       </w:r>
-    </w:p>
-    <w:p>
-      <w:pPr>
-        <w:rPr>
-          <w:rFonts w:ascii="Times New Roman" w:hAnsi="Times New Roman" w:cs="Times New Roman"/>
-          <w:sz w:val="28"/>
-          <w:szCs w:val="28"/>
-        </w:rPr>
-      </w:pPr>
+      <w:r>
+        <w:rPr>
+          <w:rFonts w:ascii="Times New Roman" w:hAnsi="Times New Roman" w:cs="Times New Roman"/>
+          <w:b/>
+          <w:bCs/>
+          <w:color w:val="EE0000"/>
+          <w:sz w:val="28"/>
+          <w:szCs w:val="28"/>
+        </w:rPr>
+        <w:t xml:space="preserve"> </w:t>
+      </w:r>
       <w:r>
         <w:rPr>
           <w:rFonts w:ascii="Times New Roman" w:hAnsi="Times New Roman" w:cs="Times New Roman"/>
@@ -56,19 +87,47 @@
     </w:p>
     <w:p>
       <w:pPr>
-        <w:rPr>
-          <w:rFonts w:ascii="Times New Roman" w:hAnsi="Times New Roman" w:cs="Times New Roman"/>
-          <w:sz w:val="28"/>
-          <w:szCs w:val="28"/>
-        </w:rPr>
-      </w:pPr>
-      <w:r>
-        <w:rPr>
-          <w:rFonts w:ascii="Times New Roman" w:hAnsi="Times New Roman" w:cs="Times New Roman"/>
-          <w:sz w:val="28"/>
-          <w:szCs w:val="28"/>
-        </w:rPr>
-        <w:t>ordenado</w:t>
+        <w:ind w:left="708" w:firstLine="708"/>
+        <w:rPr>
+          <w:rFonts w:ascii="Times New Roman" w:hAnsi="Times New Roman" w:cs="Times New Roman"/>
+          <w:sz w:val="28"/>
+          <w:szCs w:val="28"/>
+        </w:rPr>
+      </w:pPr>
+      <w:proofErr w:type="spellStart"/>
+      <w:r>
+        <w:rPr>
+          <w:rFonts w:ascii="Times New Roman" w:hAnsi="Times New Roman" w:cs="Times New Roman"/>
+          <w:b/>
+          <w:bCs/>
+          <w:color w:val="EE0000"/>
+          <w:sz w:val="28"/>
+          <w:szCs w:val="28"/>
+        </w:rPr>
+        <w:t>Array</w:t>
+      </w:r>
+      <w:proofErr w:type="spellEnd"/>
+      <w:r>
+        <w:rPr>
+          <w:rFonts w:ascii="Times New Roman" w:hAnsi="Times New Roman" w:cs="Times New Roman"/>
+          <w:b/>
+          <w:bCs/>
+          <w:color w:val="EE0000"/>
+          <w:sz w:val="28"/>
+          <w:szCs w:val="28"/>
+        </w:rPr>
+        <w:t xml:space="preserve"> Or</w:t>
+      </w:r>
+      <w:r>
+        <w:rPr>
+          <w:rFonts w:ascii="Times New Roman" w:hAnsi="Times New Roman" w:cs="Times New Roman"/>
+          <w:b/>
+          <w:bCs/>
+          <w:color w:val="EE0000"/>
+          <w:sz w:val="28"/>
+          <w:szCs w:val="28"/>
+        </w:rPr>
+        <w:t>denado</w:t>
       </w:r>
       <w:r>
         <w:rPr>
@@ -78,15 +137,14 @@
         </w:rPr>
         <w:t>:</w:t>
       </w:r>
-    </w:p>
-    <w:p>
-      <w:pPr>
-        <w:rPr>
-          <w:rFonts w:ascii="Times New Roman" w:hAnsi="Times New Roman" w:cs="Times New Roman"/>
-          <w:sz w:val="28"/>
-          <w:szCs w:val="28"/>
-        </w:rPr>
-      </w:pPr>
+      <w:r>
+        <w:rPr>
+          <w:rFonts w:ascii="Times New Roman" w:hAnsi="Times New Roman" w:cs="Times New Roman"/>
+          <w:sz w:val="28"/>
+          <w:szCs w:val="28"/>
+        </w:rPr>
+        <w:t xml:space="preserve"> </w:t>
+      </w:r>
       <w:r>
         <w:rPr>
           <w:rFonts w:ascii="Times New Roman" w:hAnsi="Times New Roman" w:cs="Times New Roman"/>
@@ -172,27 +230,8 @@
     </w:p>
     <w:p>
       <w:pPr>
-        <w:rPr>
-          <w:rFonts w:ascii="Times New Roman" w:hAnsi="Times New Roman" w:cs="Times New Roman"/>
-          <w:b/>
-          <w:bCs/>
-          <w:sz w:val="28"/>
-          <w:szCs w:val="28"/>
-        </w:rPr>
-      </w:pPr>
-      <w:r>
-        <w:rPr>
-          <w:rFonts w:ascii="Times New Roman" w:hAnsi="Times New Roman" w:cs="Times New Roman"/>
-          <w:b/>
-          <w:bCs/>
-          <w:sz w:val="28"/>
-          <w:szCs w:val="28"/>
-        </w:rPr>
-        <w:t>Ideia principal</w:t>
-      </w:r>
-    </w:p>
-    <w:p>
-      <w:pPr>
+        <w:ind w:firstLine="708"/>
+        <w:jc w:val="both"/>
         <w:rPr>
           <w:rFonts w:ascii="Times New Roman" w:hAnsi="Times New Roman" w:cs="Times New Roman"/>
           <w:sz w:val="28"/>
@@ -627,58 +666,58 @@
           <w:sz w:val="28"/>
           <w:szCs w:val="28"/>
         </w:rPr>
+        <w:t>[8, 4, 5]</w:t>
+      </w:r>
+    </w:p>
+    <w:p>
+      <w:pPr>
+        <w:rPr>
+          <w:rFonts w:ascii="Times New Roman" w:hAnsi="Times New Roman" w:cs="Times New Roman"/>
+          <w:sz w:val="28"/>
+          <w:szCs w:val="28"/>
+        </w:rPr>
+      </w:pPr>
+      <w:r>
+        <w:rPr>
+          <w:rFonts w:ascii="Times New Roman" w:hAnsi="Times New Roman" w:cs="Times New Roman"/>
+          <w:sz w:val="28"/>
+          <w:szCs w:val="28"/>
+        </w:rPr>
+        <w:t>o menor é 4.</w:t>
+      </w:r>
+    </w:p>
+    <w:p>
+      <w:pPr>
+        <w:rPr>
+          <w:rFonts w:ascii="Times New Roman" w:hAnsi="Times New Roman" w:cs="Times New Roman"/>
+          <w:sz w:val="28"/>
+          <w:szCs w:val="28"/>
+        </w:rPr>
+      </w:pPr>
+      <w:r>
+        <w:rPr>
+          <w:rFonts w:ascii="Times New Roman" w:hAnsi="Times New Roman" w:cs="Times New Roman"/>
+          <w:sz w:val="28"/>
+          <w:szCs w:val="28"/>
+        </w:rPr>
+        <w:t>Troca:</w:t>
+      </w:r>
+    </w:p>
+    <w:p>
+      <w:pPr>
+        <w:rPr>
+          <w:rFonts w:ascii="Times New Roman" w:hAnsi="Times New Roman" w:cs="Times New Roman"/>
+          <w:sz w:val="28"/>
+          <w:szCs w:val="28"/>
+        </w:rPr>
+      </w:pPr>
+      <w:r>
+        <w:rPr>
+          <w:rFonts w:ascii="Times New Roman" w:hAnsi="Times New Roman" w:cs="Times New Roman"/>
+          <w:sz w:val="28"/>
+          <w:szCs w:val="28"/>
+        </w:rPr>
         <w:lastRenderedPageBreak/>
-        <w:t>[8, 4, 5]</w:t>
-      </w:r>
-    </w:p>
-    <w:p>
-      <w:pPr>
-        <w:rPr>
-          <w:rFonts w:ascii="Times New Roman" w:hAnsi="Times New Roman" w:cs="Times New Roman"/>
-          <w:sz w:val="28"/>
-          <w:szCs w:val="28"/>
-        </w:rPr>
-      </w:pPr>
-      <w:r>
-        <w:rPr>
-          <w:rFonts w:ascii="Times New Roman" w:hAnsi="Times New Roman" w:cs="Times New Roman"/>
-          <w:sz w:val="28"/>
-          <w:szCs w:val="28"/>
-        </w:rPr>
-        <w:t>o menor é 4.</w:t>
-      </w:r>
-    </w:p>
-    <w:p>
-      <w:pPr>
-        <w:rPr>
-          <w:rFonts w:ascii="Times New Roman" w:hAnsi="Times New Roman" w:cs="Times New Roman"/>
-          <w:sz w:val="28"/>
-          <w:szCs w:val="28"/>
-        </w:rPr>
-      </w:pPr>
-      <w:r>
-        <w:rPr>
-          <w:rFonts w:ascii="Times New Roman" w:hAnsi="Times New Roman" w:cs="Times New Roman"/>
-          <w:sz w:val="28"/>
-          <w:szCs w:val="28"/>
-        </w:rPr>
-        <w:t>Troca:</w:t>
-      </w:r>
-    </w:p>
-    <w:p>
-      <w:pPr>
-        <w:rPr>
-          <w:rFonts w:ascii="Times New Roman" w:hAnsi="Times New Roman" w:cs="Times New Roman"/>
-          <w:sz w:val="28"/>
-          <w:szCs w:val="28"/>
-        </w:rPr>
-      </w:pPr>
-      <w:r>
-        <w:rPr>
-          <w:rFonts w:ascii="Times New Roman" w:hAnsi="Times New Roman" w:cs="Times New Roman"/>
-          <w:sz w:val="28"/>
-          <w:szCs w:val="28"/>
-        </w:rPr>
         <w:t>[2, 3, 4, 8, 5]</w:t>
       </w:r>
     </w:p>
@@ -980,6 +1019,9 @@
       <w:r>
         <w:rPr>
           <w:rFonts w:ascii="Times New Roman" w:hAnsi="Times New Roman" w:cs="Times New Roman"/>
+          <w:b/>
+          <w:bCs/>
+          <w:color w:val="EE0000"/>
           <w:sz w:val="28"/>
           <w:szCs w:val="28"/>
         </w:rPr>
@@ -989,6 +1031,9 @@
       <w:r>
         <w:rPr>
           <w:rFonts w:ascii="Times New Roman" w:hAnsi="Times New Roman" w:cs="Times New Roman"/>
+          <w:b/>
+          <w:bCs/>
+          <w:color w:val="EE0000"/>
           <w:sz w:val="28"/>
           <w:szCs w:val="28"/>
         </w:rPr>
@@ -998,6 +1043,9 @@
       <w:r>
         <w:rPr>
           <w:rFonts w:ascii="Times New Roman" w:hAnsi="Times New Roman" w:cs="Times New Roman"/>
+          <w:b/>
+          <w:bCs/>
+          <w:color w:val="EE0000"/>
           <w:sz w:val="28"/>
           <w:szCs w:val="28"/>
         </w:rPr>
@@ -1007,14 +1055,24 @@
       <w:r>
         <w:rPr>
           <w:rFonts w:ascii="Times New Roman" w:hAnsi="Times New Roman" w:cs="Times New Roman"/>
-          <w:sz w:val="28"/>
-          <w:szCs w:val="28"/>
-        </w:rPr>
-        <w:t xml:space="preserve"> faz é:</w:t>
-      </w:r>
-    </w:p>
-    <w:p>
-      <w:pPr>
+          <w:color w:val="EE0000"/>
+          <w:sz w:val="28"/>
+          <w:szCs w:val="28"/>
+        </w:rPr>
+        <w:t xml:space="preserve"> </w:t>
+      </w:r>
+      <w:r>
+        <w:rPr>
+          <w:rFonts w:ascii="Times New Roman" w:hAnsi="Times New Roman" w:cs="Times New Roman"/>
+          <w:sz w:val="28"/>
+          <w:szCs w:val="28"/>
+        </w:rPr>
+        <w:t>faz é:</w:t>
+      </w:r>
+    </w:p>
+    <w:p>
+      <w:pPr>
+        <w:ind w:firstLine="708"/>
         <w:rPr>
           <w:rFonts w:ascii="Times New Roman" w:hAnsi="Times New Roman" w:cs="Times New Roman"/>
           <w:sz w:val="28"/>
@@ -1108,37 +1166,531 @@
           <w:szCs w:val="28"/>
         </w:rPr>
       </w:pPr>
-      <w:r>
-        <w:rPr>
-          <w:rFonts w:ascii="Times New Roman" w:hAnsi="Times New Roman" w:cs="Times New Roman"/>
-          <w:sz w:val="28"/>
-          <w:szCs w:val="28"/>
-        </w:rPr>
-        <w:pict w14:anchorId="508FD9B8">
-          <v:rect id="_x0000_i1025" style="width:0;height:1.5pt" o:hralign="center" o:hrstd="t" o:hr="t" fillcolor="#a0a0a0" stroked="f"/>
-        </w:pict>
-      </w:r>
-    </w:p>
-    <w:p>
-      <w:pPr>
-        <w:rPr>
-          <w:rFonts w:ascii="Times New Roman" w:hAnsi="Times New Roman" w:cs="Times New Roman"/>
-          <w:b/>
-          <w:bCs/>
-          <w:sz w:val="28"/>
-          <w:szCs w:val="28"/>
-        </w:rPr>
-      </w:pPr>
-      <w:r>
-        <w:rPr>
-          <w:rFonts w:ascii="Times New Roman" w:hAnsi="Times New Roman" w:cs="Times New Roman"/>
-          <w:b/>
-          <w:bCs/>
+    </w:p>
+    <w:p>
+      <w:pPr>
+        <w:rPr>
+          <w:rFonts w:ascii="Times New Roman" w:hAnsi="Times New Roman" w:cs="Times New Roman"/>
+          <w:b/>
+          <w:bCs/>
+          <w:sz w:val="28"/>
+          <w:szCs w:val="28"/>
+        </w:rPr>
+      </w:pPr>
+      <w:r>
+        <w:rPr>
+          <w:rFonts w:ascii="Times New Roman" w:hAnsi="Times New Roman" w:cs="Times New Roman"/>
+          <w:b/>
+          <w:bCs/>
+          <w:sz w:val="28"/>
+          <w:szCs w:val="28"/>
+        </w:rPr>
+        <w:t xml:space="preserve">2. </w:t>
+      </w:r>
+      <w:proofErr w:type="spellStart"/>
+      <w:r>
+        <w:rPr>
+          <w:rFonts w:ascii="Times New Roman" w:hAnsi="Times New Roman" w:cs="Times New Roman"/>
+          <w:b/>
+          <w:bCs/>
+          <w:sz w:val="28"/>
+          <w:szCs w:val="28"/>
+        </w:rPr>
+        <w:t>Insertion</w:t>
+      </w:r>
+      <w:proofErr w:type="spellEnd"/>
+      <w:r>
+        <w:rPr>
+          <w:rFonts w:ascii="Times New Roman" w:hAnsi="Times New Roman" w:cs="Times New Roman"/>
+          <w:b/>
+          <w:bCs/>
+          <w:sz w:val="28"/>
+          <w:szCs w:val="28"/>
+        </w:rPr>
+        <w:t xml:space="preserve"> </w:t>
+      </w:r>
+      <w:proofErr w:type="spellStart"/>
+      <w:r>
+        <w:rPr>
+          <w:rFonts w:ascii="Times New Roman" w:hAnsi="Times New Roman" w:cs="Times New Roman"/>
+          <w:b/>
+          <w:bCs/>
+          <w:sz w:val="28"/>
+          <w:szCs w:val="28"/>
+        </w:rPr>
+        <w:t>Sort</w:t>
+      </w:r>
+      <w:proofErr w:type="spellEnd"/>
+      <w:r>
+        <w:rPr>
+          <w:rFonts w:ascii="Times New Roman" w:hAnsi="Times New Roman" w:cs="Times New Roman"/>
+          <w:b/>
+          <w:bCs/>
+          <w:sz w:val="28"/>
+          <w:szCs w:val="28"/>
+        </w:rPr>
+        <w:t xml:space="preserve"> — Ordenação por Inserção</w:t>
+      </w:r>
+    </w:p>
+    <w:p>
+      <w:pPr>
+        <w:ind w:firstLine="708"/>
+        <w:rPr>
+          <w:rFonts w:ascii="Times New Roman" w:hAnsi="Times New Roman" w:cs="Times New Roman"/>
+          <w:sz w:val="28"/>
+          <w:szCs w:val="28"/>
+        </w:rPr>
+      </w:pPr>
+      <w:r>
+        <w:rPr>
+          <w:rFonts w:ascii="Times New Roman" w:hAnsi="Times New Roman" w:cs="Times New Roman"/>
+          <w:sz w:val="28"/>
+          <w:szCs w:val="28"/>
+        </w:rPr>
+        <w:t xml:space="preserve">A ideia é parecida com </w:t>
+      </w:r>
+      <w:r>
+        <w:rPr>
+          <w:rFonts w:ascii="Times New Roman" w:hAnsi="Times New Roman" w:cs="Times New Roman"/>
+          <w:b/>
+          <w:bCs/>
+          <w:sz w:val="28"/>
+          <w:szCs w:val="28"/>
+        </w:rPr>
+        <w:t>organizar cartas na mão</w:t>
+      </w:r>
+      <w:r>
+        <w:rPr>
+          <w:rFonts w:ascii="Times New Roman" w:hAnsi="Times New Roman" w:cs="Times New Roman"/>
+          <w:sz w:val="28"/>
+          <w:szCs w:val="28"/>
+        </w:rPr>
+        <w:t>.</w:t>
+      </w:r>
+    </w:p>
+    <w:p>
+      <w:pPr>
+        <w:jc w:val="both"/>
+        <w:rPr>
+          <w:rFonts w:ascii="Times New Roman" w:hAnsi="Times New Roman" w:cs="Times New Roman"/>
+          <w:sz w:val="28"/>
+          <w:szCs w:val="28"/>
+        </w:rPr>
+      </w:pPr>
+      <w:r>
+        <w:rPr>
+          <w:rFonts w:ascii="Times New Roman" w:hAnsi="Times New Roman" w:cs="Times New Roman"/>
+          <w:sz w:val="28"/>
+          <w:szCs w:val="28"/>
+        </w:rPr>
+        <w:t xml:space="preserve">Nota: </w:t>
+      </w:r>
+      <w:r>
+        <w:rPr>
+          <w:rFonts w:ascii="Times New Roman" w:hAnsi="Times New Roman" w:cs="Times New Roman"/>
+          <w:sz w:val="28"/>
+          <w:szCs w:val="28"/>
+        </w:rPr>
+        <w:t>Você pega uma carta e coloca na posição correta entre as que já estão ordenadas.</w:t>
+      </w:r>
+    </w:p>
+    <w:p>
+      <w:pPr>
+        <w:rPr>
+          <w:rFonts w:ascii="Times New Roman" w:hAnsi="Times New Roman" w:cs="Times New Roman"/>
+          <w:sz w:val="28"/>
+          <w:szCs w:val="28"/>
+        </w:rPr>
+      </w:pPr>
+      <w:r>
+        <w:rPr>
+          <w:rFonts w:ascii="Times New Roman" w:hAnsi="Times New Roman" w:cs="Times New Roman"/>
           <w:sz w:val="28"/>
           <w:szCs w:val="28"/>
         </w:rPr>
         <w:lastRenderedPageBreak/>
-        <w:t xml:space="preserve">2. </w:t>
+        <w:t>Começamos:</w:t>
+      </w:r>
+    </w:p>
+    <w:p>
+      <w:pPr>
+        <w:rPr>
+          <w:rFonts w:ascii="Times New Roman" w:hAnsi="Times New Roman" w:cs="Times New Roman"/>
+          <w:sz w:val="28"/>
+          <w:szCs w:val="28"/>
+        </w:rPr>
+      </w:pPr>
+      <w:r>
+        <w:rPr>
+          <w:rFonts w:ascii="Times New Roman" w:hAnsi="Times New Roman" w:cs="Times New Roman"/>
+          <w:sz w:val="28"/>
+          <w:szCs w:val="28"/>
+        </w:rPr>
+        <w:t>[5, 3, 8, 4, 2]</w:t>
+      </w:r>
+    </w:p>
+    <w:p>
+      <w:pPr>
+        <w:rPr>
+          <w:rFonts w:ascii="Times New Roman" w:hAnsi="Times New Roman" w:cs="Times New Roman"/>
+          <w:sz w:val="28"/>
+          <w:szCs w:val="28"/>
+        </w:rPr>
+      </w:pPr>
+      <w:r>
+        <w:rPr>
+          <w:rFonts w:ascii="Times New Roman" w:hAnsi="Times New Roman" w:cs="Times New Roman"/>
+          <w:sz w:val="28"/>
+          <w:szCs w:val="28"/>
+        </w:rPr>
+        <w:t xml:space="preserve">Consideramos </w:t>
+      </w:r>
+      <w:r>
+        <w:rPr>
+          <w:rFonts w:ascii="Times New Roman" w:hAnsi="Times New Roman" w:cs="Times New Roman"/>
+          <w:sz w:val="28"/>
+          <w:szCs w:val="28"/>
+        </w:rPr>
+        <w:t>5 ordenados</w:t>
+      </w:r>
+      <w:r>
+        <w:rPr>
+          <w:rFonts w:ascii="Times New Roman" w:hAnsi="Times New Roman" w:cs="Times New Roman"/>
+          <w:sz w:val="28"/>
+          <w:szCs w:val="28"/>
+        </w:rPr>
+        <w:t>:</w:t>
+      </w:r>
+    </w:p>
+    <w:p>
+      <w:pPr>
+        <w:rPr>
+          <w:rFonts w:ascii="Times New Roman" w:hAnsi="Times New Roman" w:cs="Times New Roman"/>
+          <w:sz w:val="28"/>
+          <w:szCs w:val="28"/>
+        </w:rPr>
+      </w:pPr>
+      <w:r>
+        <w:rPr>
+          <w:rFonts w:ascii="Times New Roman" w:hAnsi="Times New Roman" w:cs="Times New Roman"/>
+          <w:sz w:val="28"/>
+          <w:szCs w:val="28"/>
+        </w:rPr>
+        <w:t>[5] | [3, 8, 4, 2]</w:t>
+      </w:r>
+    </w:p>
+    <w:p>
+      <w:pPr>
+        <w:rPr>
+          <w:rFonts w:ascii="Times New Roman" w:hAnsi="Times New Roman" w:cs="Times New Roman"/>
+          <w:sz w:val="28"/>
+          <w:szCs w:val="28"/>
+        </w:rPr>
+      </w:pPr>
+      <w:r>
+        <w:rPr>
+          <w:rFonts w:ascii="Times New Roman" w:hAnsi="Times New Roman" w:cs="Times New Roman"/>
+          <w:sz w:val="28"/>
+          <w:szCs w:val="28"/>
+        </w:rPr>
+        <w:t>Pegamos 3.</w:t>
+      </w:r>
+    </w:p>
+    <w:p>
+      <w:pPr>
+        <w:rPr>
+          <w:rFonts w:ascii="Times New Roman" w:hAnsi="Times New Roman" w:cs="Times New Roman"/>
+          <w:sz w:val="28"/>
+          <w:szCs w:val="28"/>
+        </w:rPr>
+      </w:pPr>
+      <w:r>
+        <w:rPr>
+          <w:rFonts w:ascii="Times New Roman" w:hAnsi="Times New Roman" w:cs="Times New Roman"/>
+          <w:sz w:val="28"/>
+          <w:szCs w:val="28"/>
+        </w:rPr>
+        <w:t>Como 3 &lt; 5, deslocamos 5:</w:t>
+      </w:r>
+    </w:p>
+    <w:p>
+      <w:pPr>
+        <w:rPr>
+          <w:rFonts w:ascii="Times New Roman" w:hAnsi="Times New Roman" w:cs="Times New Roman"/>
+          <w:sz w:val="28"/>
+          <w:szCs w:val="28"/>
+        </w:rPr>
+      </w:pPr>
+      <w:r>
+        <w:rPr>
+          <w:rFonts w:ascii="Times New Roman" w:hAnsi="Times New Roman" w:cs="Times New Roman"/>
+          <w:sz w:val="28"/>
+          <w:szCs w:val="28"/>
+        </w:rPr>
+        <w:t>[3, 5] | [8, 4, 2]</w:t>
+      </w:r>
+    </w:p>
+    <w:p>
+      <w:pPr>
+        <w:rPr>
+          <w:rFonts w:ascii="Times New Roman" w:hAnsi="Times New Roman" w:cs="Times New Roman"/>
+          <w:sz w:val="28"/>
+          <w:szCs w:val="28"/>
+        </w:rPr>
+      </w:pPr>
+      <w:r>
+        <w:rPr>
+          <w:rFonts w:ascii="Times New Roman" w:hAnsi="Times New Roman" w:cs="Times New Roman"/>
+          <w:sz w:val="28"/>
+          <w:szCs w:val="28"/>
+        </w:rPr>
+        <w:t>Agora 8:</w:t>
+      </w:r>
+    </w:p>
+    <w:p>
+      <w:pPr>
+        <w:rPr>
+          <w:rFonts w:ascii="Times New Roman" w:hAnsi="Times New Roman" w:cs="Times New Roman"/>
+          <w:sz w:val="28"/>
+          <w:szCs w:val="28"/>
+        </w:rPr>
+      </w:pPr>
+      <w:r>
+        <w:rPr>
+          <w:rFonts w:ascii="Times New Roman" w:hAnsi="Times New Roman" w:cs="Times New Roman"/>
+          <w:sz w:val="28"/>
+          <w:szCs w:val="28"/>
+        </w:rPr>
+        <w:t>[3, 5, 8] | [4, 2]</w:t>
+      </w:r>
+    </w:p>
+    <w:p>
+      <w:pPr>
+        <w:rPr>
+          <w:rFonts w:ascii="Times New Roman" w:hAnsi="Times New Roman" w:cs="Times New Roman"/>
+          <w:sz w:val="28"/>
+          <w:szCs w:val="28"/>
+        </w:rPr>
+      </w:pPr>
+      <w:r>
+        <w:rPr>
+          <w:rFonts w:ascii="Times New Roman" w:hAnsi="Times New Roman" w:cs="Times New Roman"/>
+          <w:sz w:val="28"/>
+          <w:szCs w:val="28"/>
+        </w:rPr>
+        <w:t>4 precisa entrar entre 3 e 5:</w:t>
+      </w:r>
+    </w:p>
+    <w:p>
+      <w:pPr>
+        <w:rPr>
+          <w:rFonts w:ascii="Times New Roman" w:hAnsi="Times New Roman" w:cs="Times New Roman"/>
+          <w:sz w:val="28"/>
+          <w:szCs w:val="28"/>
+        </w:rPr>
+      </w:pPr>
+      <w:r>
+        <w:rPr>
+          <w:rFonts w:ascii="Times New Roman" w:hAnsi="Times New Roman" w:cs="Times New Roman"/>
+          <w:sz w:val="28"/>
+          <w:szCs w:val="28"/>
+        </w:rPr>
+        <w:t>[3, 4, 5, 8] | [2]</w:t>
+      </w:r>
+    </w:p>
+    <w:p>
+      <w:pPr>
+        <w:rPr>
+          <w:rFonts w:ascii="Times New Roman" w:hAnsi="Times New Roman" w:cs="Times New Roman"/>
+          <w:sz w:val="28"/>
+          <w:szCs w:val="28"/>
+        </w:rPr>
+      </w:pPr>
+      <w:r>
+        <w:rPr>
+          <w:rFonts w:ascii="Times New Roman" w:hAnsi="Times New Roman" w:cs="Times New Roman"/>
+          <w:sz w:val="28"/>
+          <w:szCs w:val="28"/>
+        </w:rPr>
+        <w:t>Finalmente 2:</w:t>
+      </w:r>
+    </w:p>
+    <w:p>
+      <w:pPr>
+        <w:rPr>
+          <w:rFonts w:ascii="Times New Roman" w:hAnsi="Times New Roman" w:cs="Times New Roman"/>
+          <w:sz w:val="28"/>
+          <w:szCs w:val="28"/>
+        </w:rPr>
+      </w:pPr>
+      <w:r>
+        <w:rPr>
+          <w:rFonts w:ascii="Times New Roman" w:hAnsi="Times New Roman" w:cs="Times New Roman"/>
+          <w:sz w:val="28"/>
+          <w:szCs w:val="28"/>
+        </w:rPr>
+        <w:t>[2, 3, 4, 5, 8]</w:t>
+      </w:r>
+    </w:p>
+    <w:p>
+      <w:pPr>
+        <w:rPr>
+          <w:rFonts w:ascii="Times New Roman" w:hAnsi="Times New Roman" w:cs="Times New Roman"/>
+          <w:b/>
+          <w:bCs/>
+          <w:sz w:val="28"/>
+          <w:szCs w:val="28"/>
+        </w:rPr>
+      </w:pPr>
+      <w:r>
+        <w:rPr>
+          <w:rFonts w:ascii="Times New Roman" w:hAnsi="Times New Roman" w:cs="Times New Roman"/>
+          <w:b/>
+          <w:bCs/>
+          <w:sz w:val="28"/>
+          <w:szCs w:val="28"/>
+        </w:rPr>
+        <w:t>Pseudocódigo</w:t>
+      </w:r>
+    </w:p>
+    <w:p>
+      <w:pPr>
+        <w:rPr>
+          <w:rFonts w:ascii="Times New Roman" w:hAnsi="Times New Roman" w:cs="Times New Roman"/>
+          <w:sz w:val="28"/>
+          <w:szCs w:val="28"/>
+        </w:rPr>
+      </w:pPr>
+      <w:r>
+        <w:rPr>
+          <w:rFonts w:ascii="Times New Roman" w:hAnsi="Times New Roman" w:cs="Times New Roman"/>
+          <w:sz w:val="28"/>
+          <w:szCs w:val="28"/>
+        </w:rPr>
+        <w:t>para i = 1 até n-1</w:t>
+      </w:r>
+    </w:p>
+    <w:p>
+      <w:pPr>
+        <w:rPr>
+          <w:rFonts w:ascii="Times New Roman" w:hAnsi="Times New Roman" w:cs="Times New Roman"/>
+          <w:sz w:val="28"/>
+          <w:szCs w:val="28"/>
+        </w:rPr>
+      </w:pPr>
+      <w:r>
+        <w:rPr>
+          <w:rFonts w:ascii="Times New Roman" w:hAnsi="Times New Roman" w:cs="Times New Roman"/>
+          <w:sz w:val="28"/>
+          <w:szCs w:val="28"/>
+        </w:rPr>
+        <w:t xml:space="preserve">    chave = vetor[i]</w:t>
+      </w:r>
+    </w:p>
+    <w:p>
+      <w:pPr>
+        <w:rPr>
+          <w:rFonts w:ascii="Times New Roman" w:hAnsi="Times New Roman" w:cs="Times New Roman"/>
+          <w:sz w:val="28"/>
+          <w:szCs w:val="28"/>
+        </w:rPr>
+      </w:pPr>
+      <w:r>
+        <w:rPr>
+          <w:rFonts w:ascii="Times New Roman" w:hAnsi="Times New Roman" w:cs="Times New Roman"/>
+          <w:sz w:val="28"/>
+          <w:szCs w:val="28"/>
+        </w:rPr>
+        <w:t xml:space="preserve">    j = i - 1</w:t>
+      </w:r>
+    </w:p>
+    <w:p>
+      <w:pPr>
+        <w:rPr>
+          <w:rFonts w:ascii="Times New Roman" w:hAnsi="Times New Roman" w:cs="Times New Roman"/>
+          <w:sz w:val="28"/>
+          <w:szCs w:val="28"/>
+        </w:rPr>
+      </w:pPr>
+      <w:r>
+        <w:rPr>
+          <w:rFonts w:ascii="Times New Roman" w:hAnsi="Times New Roman" w:cs="Times New Roman"/>
+          <w:sz w:val="28"/>
+          <w:szCs w:val="28"/>
+        </w:rPr>
+        <w:t xml:space="preserve">    enquanto j &gt;= 0 e vetor[j] &gt; chave</w:t>
+      </w:r>
+    </w:p>
+    <w:p>
+      <w:pPr>
+        <w:rPr>
+          <w:rFonts w:ascii="Times New Roman" w:hAnsi="Times New Roman" w:cs="Times New Roman"/>
+          <w:sz w:val="28"/>
+          <w:szCs w:val="28"/>
+        </w:rPr>
+      </w:pPr>
+      <w:r>
+        <w:rPr>
+          <w:rFonts w:ascii="Times New Roman" w:hAnsi="Times New Roman" w:cs="Times New Roman"/>
+          <w:sz w:val="28"/>
+          <w:szCs w:val="28"/>
+        </w:rPr>
+        <w:t xml:space="preserve">        vetor[j+1] = vetor[j]</w:t>
+      </w:r>
+    </w:p>
+    <w:p>
+      <w:pPr>
+        <w:rPr>
+          <w:rFonts w:ascii="Times New Roman" w:hAnsi="Times New Roman" w:cs="Times New Roman"/>
+          <w:sz w:val="28"/>
+          <w:szCs w:val="28"/>
+        </w:rPr>
+      </w:pPr>
+      <w:r>
+        <w:rPr>
+          <w:rFonts w:ascii="Times New Roman" w:hAnsi="Times New Roman" w:cs="Times New Roman"/>
+          <w:sz w:val="28"/>
+          <w:szCs w:val="28"/>
+        </w:rPr>
+        <w:t xml:space="preserve">        j--</w:t>
+      </w:r>
+    </w:p>
+    <w:p>
+      <w:pPr>
+        <w:rPr>
+          <w:rFonts w:ascii="Times New Roman" w:hAnsi="Times New Roman" w:cs="Times New Roman"/>
+          <w:sz w:val="28"/>
+          <w:szCs w:val="28"/>
+        </w:rPr>
+      </w:pPr>
+      <w:r>
+        <w:rPr>
+          <w:rFonts w:ascii="Times New Roman" w:hAnsi="Times New Roman" w:cs="Times New Roman"/>
+          <w:sz w:val="28"/>
+          <w:szCs w:val="28"/>
+        </w:rPr>
+        <w:t xml:space="preserve">    vetor[j+1] = chave</w:t>
+      </w:r>
+    </w:p>
+    <w:p>
+      <w:pPr>
+        <w:rPr>
+          <w:rFonts w:ascii="Times New Roman" w:hAnsi="Times New Roman" w:cs="Times New Roman"/>
+          <w:b/>
+          <w:bCs/>
+          <w:sz w:val="28"/>
+          <w:szCs w:val="28"/>
+        </w:rPr>
+      </w:pPr>
+      <w:r>
+        <w:rPr>
+          <w:rFonts w:ascii="Times New Roman" w:hAnsi="Times New Roman" w:cs="Times New Roman"/>
+          <w:b/>
+          <w:bCs/>
+          <w:sz w:val="28"/>
+          <w:szCs w:val="28"/>
+        </w:rPr>
+        <w:t xml:space="preserve">A pergunta do </w:t>
       </w:r>
       <w:proofErr w:type="spellStart"/>
       <w:r>
@@ -1146,6 +1698,7 @@
           <w:rFonts w:ascii="Times New Roman" w:hAnsi="Times New Roman" w:cs="Times New Roman"/>
           <w:b/>
           <w:bCs/>
+          <w:color w:val="EE0000"/>
           <w:sz w:val="28"/>
           <w:szCs w:val="28"/>
         </w:rPr>
@@ -1157,6 +1710,7 @@
           <w:rFonts w:ascii="Times New Roman" w:hAnsi="Times New Roman" w:cs="Times New Roman"/>
           <w:b/>
           <w:bCs/>
+          <w:color w:val="EE0000"/>
           <w:sz w:val="28"/>
           <w:szCs w:val="28"/>
         </w:rPr>
@@ -1168,583 +1722,75 @@
           <w:rFonts w:ascii="Times New Roman" w:hAnsi="Times New Roman" w:cs="Times New Roman"/>
           <w:b/>
           <w:bCs/>
+          <w:color w:val="EE0000"/>
           <w:sz w:val="28"/>
           <w:szCs w:val="28"/>
         </w:rPr>
         <w:t>Sort</w:t>
       </w:r>
       <w:proofErr w:type="spellEnd"/>
-      <w:r>
-        <w:rPr>
-          <w:rFonts w:ascii="Times New Roman" w:hAnsi="Times New Roman" w:cs="Times New Roman"/>
-          <w:b/>
-          <w:bCs/>
-          <w:sz w:val="28"/>
-          <w:szCs w:val="28"/>
-        </w:rPr>
-        <w:t xml:space="preserve"> — Ordenação por Inserção</w:t>
-      </w:r>
-    </w:p>
-    <w:p>
-      <w:pPr>
-        <w:rPr>
-          <w:rFonts w:ascii="Times New Roman" w:hAnsi="Times New Roman" w:cs="Times New Roman"/>
-          <w:sz w:val="28"/>
-          <w:szCs w:val="28"/>
-        </w:rPr>
-      </w:pPr>
-      <w:r>
-        <w:rPr>
-          <w:rFonts w:ascii="Times New Roman" w:hAnsi="Times New Roman" w:cs="Times New Roman"/>
-          <w:sz w:val="28"/>
-          <w:szCs w:val="28"/>
-        </w:rPr>
-        <w:t xml:space="preserve">A ideia é parecida com </w:t>
-      </w:r>
-      <w:r>
-        <w:rPr>
-          <w:rFonts w:ascii="Times New Roman" w:hAnsi="Times New Roman" w:cs="Times New Roman"/>
-          <w:b/>
-          <w:bCs/>
-          <w:sz w:val="28"/>
-          <w:szCs w:val="28"/>
-        </w:rPr>
-        <w:t>organizar cartas na mão</w:t>
-      </w:r>
-      <w:r>
-        <w:rPr>
-          <w:rFonts w:ascii="Times New Roman" w:hAnsi="Times New Roman" w:cs="Times New Roman"/>
-          <w:sz w:val="28"/>
-          <w:szCs w:val="28"/>
-        </w:rPr>
-        <w:t>.</w:t>
-      </w:r>
-    </w:p>
-    <w:p>
-      <w:pPr>
-        <w:rPr>
-          <w:rFonts w:ascii="Times New Roman" w:hAnsi="Times New Roman" w:cs="Times New Roman"/>
-          <w:sz w:val="28"/>
-          <w:szCs w:val="28"/>
-        </w:rPr>
-      </w:pPr>
-      <w:r>
-        <w:rPr>
-          <w:rFonts w:ascii="Times New Roman" w:hAnsi="Times New Roman" w:cs="Times New Roman"/>
-          <w:sz w:val="28"/>
-          <w:szCs w:val="28"/>
-        </w:rPr>
-        <w:t>Você pega uma carta e coloca na posição correta entre as que já estão ordenadas.</w:t>
-      </w:r>
-    </w:p>
-    <w:p>
-      <w:pPr>
-        <w:rPr>
-          <w:rFonts w:ascii="Times New Roman" w:hAnsi="Times New Roman" w:cs="Times New Roman"/>
-          <w:sz w:val="28"/>
-          <w:szCs w:val="28"/>
-        </w:rPr>
-      </w:pPr>
-      <w:r>
-        <w:rPr>
-          <w:rFonts w:ascii="Times New Roman" w:hAnsi="Times New Roman" w:cs="Times New Roman"/>
-          <w:sz w:val="28"/>
-          <w:szCs w:val="28"/>
-        </w:rPr>
-        <w:t>Começamos:</w:t>
-      </w:r>
-    </w:p>
-    <w:p>
-      <w:pPr>
-        <w:rPr>
-          <w:rFonts w:ascii="Times New Roman" w:hAnsi="Times New Roman" w:cs="Times New Roman"/>
-          <w:sz w:val="28"/>
-          <w:szCs w:val="28"/>
-        </w:rPr>
-      </w:pPr>
-      <w:r>
-        <w:rPr>
-          <w:rFonts w:ascii="Times New Roman" w:hAnsi="Times New Roman" w:cs="Times New Roman"/>
-          <w:sz w:val="28"/>
-          <w:szCs w:val="28"/>
-        </w:rPr>
-        <w:t>[5, 3, 8, 4, 2]</w:t>
-      </w:r>
-    </w:p>
-    <w:p>
-      <w:pPr>
-        <w:rPr>
-          <w:rFonts w:ascii="Times New Roman" w:hAnsi="Times New Roman" w:cs="Times New Roman"/>
-          <w:sz w:val="28"/>
-          <w:szCs w:val="28"/>
-        </w:rPr>
-      </w:pPr>
-      <w:r>
-        <w:rPr>
-          <w:rFonts w:ascii="Times New Roman" w:hAnsi="Times New Roman" w:cs="Times New Roman"/>
-          <w:sz w:val="28"/>
-          <w:szCs w:val="28"/>
-        </w:rPr>
-        <w:t xml:space="preserve">Consideramos </w:t>
-      </w:r>
-      <w:proofErr w:type="gramStart"/>
-      <w:r>
-        <w:rPr>
-          <w:rFonts w:ascii="Times New Roman" w:hAnsi="Times New Roman" w:cs="Times New Roman"/>
-          <w:sz w:val="28"/>
-          <w:szCs w:val="28"/>
-        </w:rPr>
-        <w:t>5 ordenado</w:t>
-      </w:r>
-      <w:proofErr w:type="gramEnd"/>
-      <w:r>
-        <w:rPr>
-          <w:rFonts w:ascii="Times New Roman" w:hAnsi="Times New Roman" w:cs="Times New Roman"/>
-          <w:sz w:val="28"/>
-          <w:szCs w:val="28"/>
-        </w:rPr>
-        <w:t>:</w:t>
-      </w:r>
-    </w:p>
-    <w:p>
-      <w:pPr>
-        <w:rPr>
-          <w:rFonts w:ascii="Times New Roman" w:hAnsi="Times New Roman" w:cs="Times New Roman"/>
-          <w:sz w:val="28"/>
-          <w:szCs w:val="28"/>
-        </w:rPr>
-      </w:pPr>
-      <w:r>
-        <w:rPr>
-          <w:rFonts w:ascii="Times New Roman" w:hAnsi="Times New Roman" w:cs="Times New Roman"/>
-          <w:sz w:val="28"/>
-          <w:szCs w:val="28"/>
-        </w:rPr>
-        <w:t>[5] | [3, 8, 4, 2]</w:t>
-      </w:r>
-    </w:p>
-    <w:p>
-      <w:pPr>
-        <w:rPr>
-          <w:rFonts w:ascii="Times New Roman" w:hAnsi="Times New Roman" w:cs="Times New Roman"/>
-          <w:sz w:val="28"/>
-          <w:szCs w:val="28"/>
-        </w:rPr>
-      </w:pPr>
-      <w:r>
-        <w:rPr>
-          <w:rFonts w:ascii="Times New Roman" w:hAnsi="Times New Roman" w:cs="Times New Roman"/>
-          <w:sz w:val="28"/>
-          <w:szCs w:val="28"/>
-        </w:rPr>
-        <w:t>Pegamos 3.</w:t>
-      </w:r>
-    </w:p>
-    <w:p>
-      <w:pPr>
-        <w:rPr>
-          <w:rFonts w:ascii="Times New Roman" w:hAnsi="Times New Roman" w:cs="Times New Roman"/>
-          <w:sz w:val="28"/>
-          <w:szCs w:val="28"/>
-        </w:rPr>
-      </w:pPr>
-      <w:r>
-        <w:rPr>
-          <w:rFonts w:ascii="Times New Roman" w:hAnsi="Times New Roman" w:cs="Times New Roman"/>
-          <w:sz w:val="28"/>
-          <w:szCs w:val="28"/>
-        </w:rPr>
-        <w:t>Como 3 &lt; 5, deslocamos 5:</w:t>
-      </w:r>
-    </w:p>
-    <w:p>
-      <w:pPr>
-        <w:rPr>
-          <w:rFonts w:ascii="Times New Roman" w:hAnsi="Times New Roman" w:cs="Times New Roman"/>
-          <w:sz w:val="28"/>
-          <w:szCs w:val="28"/>
-        </w:rPr>
-      </w:pPr>
-      <w:r>
-        <w:rPr>
-          <w:rFonts w:ascii="Times New Roman" w:hAnsi="Times New Roman" w:cs="Times New Roman"/>
-          <w:sz w:val="28"/>
-          <w:szCs w:val="28"/>
-        </w:rPr>
-        <w:t>[3, 5] | [8, 4, 2]</w:t>
-      </w:r>
-    </w:p>
-    <w:p>
-      <w:pPr>
-        <w:rPr>
-          <w:rFonts w:ascii="Times New Roman" w:hAnsi="Times New Roman" w:cs="Times New Roman"/>
-          <w:sz w:val="28"/>
-          <w:szCs w:val="28"/>
-        </w:rPr>
-      </w:pPr>
-      <w:r>
-        <w:rPr>
-          <w:rFonts w:ascii="Times New Roman" w:hAnsi="Times New Roman" w:cs="Times New Roman"/>
-          <w:sz w:val="28"/>
-          <w:szCs w:val="28"/>
-        </w:rPr>
-        <w:t>Agora 8:</w:t>
-      </w:r>
-    </w:p>
-    <w:p>
-      <w:pPr>
-        <w:rPr>
-          <w:rFonts w:ascii="Times New Roman" w:hAnsi="Times New Roman" w:cs="Times New Roman"/>
-          <w:sz w:val="28"/>
-          <w:szCs w:val="28"/>
-        </w:rPr>
-      </w:pPr>
-      <w:r>
-        <w:rPr>
-          <w:rFonts w:ascii="Times New Roman" w:hAnsi="Times New Roman" w:cs="Times New Roman"/>
-          <w:sz w:val="28"/>
-          <w:szCs w:val="28"/>
-        </w:rPr>
-        <w:t>[3, 5, 8] | [4, 2]</w:t>
-      </w:r>
-    </w:p>
-    <w:p>
-      <w:pPr>
-        <w:rPr>
-          <w:rFonts w:ascii="Times New Roman" w:hAnsi="Times New Roman" w:cs="Times New Roman"/>
-          <w:sz w:val="28"/>
-          <w:szCs w:val="28"/>
-        </w:rPr>
-      </w:pPr>
-      <w:r>
-        <w:rPr>
-          <w:rFonts w:ascii="Times New Roman" w:hAnsi="Times New Roman" w:cs="Times New Roman"/>
-          <w:sz w:val="28"/>
-          <w:szCs w:val="28"/>
-        </w:rPr>
-        <w:t>4 precisa entrar entre 3 e 5:</w:t>
-      </w:r>
-    </w:p>
-    <w:p>
-      <w:pPr>
-        <w:rPr>
-          <w:rFonts w:ascii="Times New Roman" w:hAnsi="Times New Roman" w:cs="Times New Roman"/>
-          <w:sz w:val="28"/>
-          <w:szCs w:val="28"/>
-        </w:rPr>
-      </w:pPr>
-      <w:r>
-        <w:rPr>
-          <w:rFonts w:ascii="Times New Roman" w:hAnsi="Times New Roman" w:cs="Times New Roman"/>
-          <w:sz w:val="28"/>
-          <w:szCs w:val="28"/>
-        </w:rPr>
-        <w:t>[3, 4, 5, 8] | [2]</w:t>
-      </w:r>
-    </w:p>
-    <w:p>
-      <w:pPr>
-        <w:rPr>
-          <w:rFonts w:ascii="Times New Roman" w:hAnsi="Times New Roman" w:cs="Times New Roman"/>
-          <w:sz w:val="28"/>
-          <w:szCs w:val="28"/>
-        </w:rPr>
-      </w:pPr>
-      <w:r>
-        <w:rPr>
-          <w:rFonts w:ascii="Times New Roman" w:hAnsi="Times New Roman" w:cs="Times New Roman"/>
-          <w:sz w:val="28"/>
-          <w:szCs w:val="28"/>
-        </w:rPr>
-        <w:t>Finalmente 2:</w:t>
-      </w:r>
-    </w:p>
-    <w:p>
-      <w:pPr>
-        <w:rPr>
-          <w:rFonts w:ascii="Times New Roman" w:hAnsi="Times New Roman" w:cs="Times New Roman"/>
-          <w:sz w:val="28"/>
-          <w:szCs w:val="28"/>
-        </w:rPr>
-      </w:pPr>
-      <w:r>
-        <w:rPr>
-          <w:rFonts w:ascii="Times New Roman" w:hAnsi="Times New Roman" w:cs="Times New Roman"/>
-          <w:sz w:val="28"/>
-          <w:szCs w:val="28"/>
-        </w:rPr>
-        <w:t>[2, 3, 4, 5, 8]</w:t>
-      </w:r>
-    </w:p>
-    <w:p>
-      <w:pPr>
-        <w:rPr>
-          <w:rFonts w:ascii="Times New Roman" w:hAnsi="Times New Roman" w:cs="Times New Roman"/>
-          <w:b/>
-          <w:bCs/>
-          <w:sz w:val="28"/>
-          <w:szCs w:val="28"/>
-        </w:rPr>
-      </w:pPr>
-      <w:r>
-        <w:rPr>
-          <w:rFonts w:ascii="Times New Roman" w:hAnsi="Times New Roman" w:cs="Times New Roman"/>
-          <w:b/>
-          <w:bCs/>
-          <w:sz w:val="28"/>
-          <w:szCs w:val="28"/>
-        </w:rPr>
-        <w:t>Pseudocódigo</w:t>
-      </w:r>
-    </w:p>
-    <w:p>
-      <w:pPr>
-        <w:rPr>
-          <w:rFonts w:ascii="Times New Roman" w:hAnsi="Times New Roman" w:cs="Times New Roman"/>
-          <w:sz w:val="28"/>
-          <w:szCs w:val="28"/>
-        </w:rPr>
-      </w:pPr>
-      <w:r>
-        <w:rPr>
-          <w:rFonts w:ascii="Times New Roman" w:hAnsi="Times New Roman" w:cs="Times New Roman"/>
-          <w:sz w:val="28"/>
-          <w:szCs w:val="28"/>
-        </w:rPr>
-        <w:t>para i = 1 até n-1</w:t>
-      </w:r>
-    </w:p>
-    <w:p>
-      <w:pPr>
-        <w:rPr>
-          <w:rFonts w:ascii="Times New Roman" w:hAnsi="Times New Roman" w:cs="Times New Roman"/>
-          <w:sz w:val="28"/>
-          <w:szCs w:val="28"/>
-        </w:rPr>
-      </w:pPr>
-    </w:p>
-    <w:p>
-      <w:pPr>
-        <w:rPr>
-          <w:rFonts w:ascii="Times New Roman" w:hAnsi="Times New Roman" w:cs="Times New Roman"/>
-          <w:sz w:val="28"/>
-          <w:szCs w:val="28"/>
-        </w:rPr>
-      </w:pPr>
-      <w:r>
-        <w:rPr>
-          <w:rFonts w:ascii="Times New Roman" w:hAnsi="Times New Roman" w:cs="Times New Roman"/>
-          <w:sz w:val="28"/>
-          <w:szCs w:val="28"/>
-        </w:rPr>
-        <w:t xml:space="preserve">    chave = vetor[i]</w:t>
-      </w:r>
-    </w:p>
-    <w:p>
-      <w:pPr>
-        <w:rPr>
-          <w:rFonts w:ascii="Times New Roman" w:hAnsi="Times New Roman" w:cs="Times New Roman"/>
-          <w:sz w:val="28"/>
-          <w:szCs w:val="28"/>
-        </w:rPr>
-      </w:pPr>
-    </w:p>
-    <w:p>
-      <w:pPr>
-        <w:rPr>
-          <w:rFonts w:ascii="Times New Roman" w:hAnsi="Times New Roman" w:cs="Times New Roman"/>
-          <w:sz w:val="28"/>
-          <w:szCs w:val="28"/>
-        </w:rPr>
-      </w:pPr>
-      <w:r>
-        <w:rPr>
-          <w:rFonts w:ascii="Times New Roman" w:hAnsi="Times New Roman" w:cs="Times New Roman"/>
-          <w:sz w:val="28"/>
-          <w:szCs w:val="28"/>
-        </w:rPr>
-        <w:t xml:space="preserve">    j = i - 1</w:t>
-      </w:r>
-    </w:p>
-    <w:p>
-      <w:pPr>
-        <w:rPr>
-          <w:rFonts w:ascii="Times New Roman" w:hAnsi="Times New Roman" w:cs="Times New Roman"/>
-          <w:sz w:val="28"/>
-          <w:szCs w:val="28"/>
-        </w:rPr>
-      </w:pPr>
-    </w:p>
-    <w:p>
-      <w:pPr>
-        <w:rPr>
-          <w:rFonts w:ascii="Times New Roman" w:hAnsi="Times New Roman" w:cs="Times New Roman"/>
-          <w:sz w:val="28"/>
-          <w:szCs w:val="28"/>
-        </w:rPr>
-      </w:pPr>
-      <w:r>
-        <w:rPr>
-          <w:rFonts w:ascii="Times New Roman" w:hAnsi="Times New Roman" w:cs="Times New Roman"/>
-          <w:sz w:val="28"/>
-          <w:szCs w:val="28"/>
-        </w:rPr>
-        <w:t xml:space="preserve">    enquanto j &gt;= 0 e vetor[j] &gt; chave</w:t>
-      </w:r>
-    </w:p>
-    <w:p>
-      <w:pPr>
-        <w:rPr>
-          <w:rFonts w:ascii="Times New Roman" w:hAnsi="Times New Roman" w:cs="Times New Roman"/>
-          <w:sz w:val="28"/>
-          <w:szCs w:val="28"/>
-        </w:rPr>
-      </w:pPr>
-      <w:r>
-        <w:rPr>
-          <w:rFonts w:ascii="Times New Roman" w:hAnsi="Times New Roman" w:cs="Times New Roman"/>
-          <w:sz w:val="28"/>
-          <w:szCs w:val="28"/>
-        </w:rPr>
-        <w:t xml:space="preserve">        vetor[j+1] = vetor[j]</w:t>
-      </w:r>
-    </w:p>
-    <w:p>
-      <w:pPr>
-        <w:rPr>
-          <w:rFonts w:ascii="Times New Roman" w:hAnsi="Times New Roman" w:cs="Times New Roman"/>
-          <w:sz w:val="28"/>
-          <w:szCs w:val="28"/>
-        </w:rPr>
-      </w:pPr>
-      <w:r>
-        <w:rPr>
-          <w:rFonts w:ascii="Times New Roman" w:hAnsi="Times New Roman" w:cs="Times New Roman"/>
-          <w:sz w:val="28"/>
-          <w:szCs w:val="28"/>
-        </w:rPr>
-        <w:t xml:space="preserve">        j--</w:t>
-      </w:r>
-    </w:p>
-    <w:p>
-      <w:pPr>
-        <w:rPr>
-          <w:rFonts w:ascii="Times New Roman" w:hAnsi="Times New Roman" w:cs="Times New Roman"/>
-          <w:sz w:val="28"/>
-          <w:szCs w:val="28"/>
-        </w:rPr>
-      </w:pPr>
-    </w:p>
-    <w:p>
-      <w:pPr>
-        <w:rPr>
-          <w:rFonts w:ascii="Times New Roman" w:hAnsi="Times New Roman" w:cs="Times New Roman"/>
-          <w:sz w:val="28"/>
-          <w:szCs w:val="28"/>
-        </w:rPr>
-      </w:pPr>
-      <w:r>
-        <w:rPr>
-          <w:rFonts w:ascii="Times New Roman" w:hAnsi="Times New Roman" w:cs="Times New Roman"/>
+    </w:p>
+    <w:p>
+      <w:pPr>
+        <w:ind w:firstLine="708"/>
+        <w:jc w:val="both"/>
+        <w:rPr>
+          <w:rFonts w:ascii="Times New Roman" w:hAnsi="Times New Roman" w:cs="Times New Roman"/>
+          <w:sz w:val="28"/>
+          <w:szCs w:val="28"/>
+        </w:rPr>
+      </w:pPr>
+      <w:r>
+        <w:rPr>
+          <w:rFonts w:ascii="Times New Roman" w:hAnsi="Times New Roman" w:cs="Times New Roman"/>
+          <w:b/>
+          <w:bCs/>
+          <w:sz w:val="28"/>
+          <w:szCs w:val="28"/>
+        </w:rPr>
+        <w:t>"Onde este elemento deve ser inserido na parte que já está ordenada?"</w:t>
+      </w:r>
+    </w:p>
+    <w:p>
+      <w:pPr>
+        <w:rPr>
+          <w:rFonts w:ascii="Times New Roman" w:hAnsi="Times New Roman" w:cs="Times New Roman"/>
+          <w:b/>
+          <w:bCs/>
+          <w:sz w:val="28"/>
+          <w:szCs w:val="28"/>
+        </w:rPr>
+      </w:pPr>
+      <w:r>
+        <w:rPr>
+          <w:rFonts w:ascii="Times New Roman" w:hAnsi="Times New Roman" w:cs="Times New Roman"/>
+          <w:b/>
+          <w:bCs/>
+          <w:sz w:val="28"/>
+          <w:szCs w:val="28"/>
+        </w:rPr>
+        <w:br w:type="page"/>
+      </w:r>
+    </w:p>
+    <w:p>
+      <w:pPr>
+        <w:rPr>
+          <w:rFonts w:ascii="Times New Roman" w:hAnsi="Times New Roman" w:cs="Times New Roman"/>
+          <w:b/>
+          <w:bCs/>
+          <w:sz w:val="28"/>
+          <w:szCs w:val="28"/>
+        </w:rPr>
+      </w:pPr>
+      <w:r>
+        <w:rPr>
+          <w:rFonts w:ascii="Times New Roman" w:hAnsi="Times New Roman" w:cs="Times New Roman"/>
+          <w:b/>
+          <w:bCs/>
           <w:sz w:val="28"/>
           <w:szCs w:val="28"/>
         </w:rPr>
         <w:lastRenderedPageBreak/>
-        <w:t xml:space="preserve">    vetor[j+1] = chave</w:t>
-      </w:r>
-    </w:p>
-    <w:p>
-      <w:pPr>
-        <w:rPr>
-          <w:rFonts w:ascii="Times New Roman" w:hAnsi="Times New Roman" w:cs="Times New Roman"/>
-          <w:b/>
-          <w:bCs/>
-          <w:sz w:val="28"/>
-          <w:szCs w:val="28"/>
-        </w:rPr>
-      </w:pPr>
-      <w:r>
-        <w:rPr>
-          <w:rFonts w:ascii="Times New Roman" w:hAnsi="Times New Roman" w:cs="Times New Roman"/>
-          <w:b/>
-          <w:bCs/>
-          <w:sz w:val="28"/>
-          <w:szCs w:val="28"/>
-        </w:rPr>
-        <w:t xml:space="preserve">A pergunta do </w:t>
-      </w:r>
-      <w:proofErr w:type="spellStart"/>
-      <w:r>
-        <w:rPr>
-          <w:rFonts w:ascii="Times New Roman" w:hAnsi="Times New Roman" w:cs="Times New Roman"/>
-          <w:b/>
-          <w:bCs/>
-          <w:sz w:val="28"/>
-          <w:szCs w:val="28"/>
-        </w:rPr>
-        <w:t>Insertion</w:t>
-      </w:r>
-      <w:proofErr w:type="spellEnd"/>
-      <w:r>
-        <w:rPr>
-          <w:rFonts w:ascii="Times New Roman" w:hAnsi="Times New Roman" w:cs="Times New Roman"/>
-          <w:b/>
-          <w:bCs/>
-          <w:sz w:val="28"/>
-          <w:szCs w:val="28"/>
-        </w:rPr>
-        <w:t xml:space="preserve"> </w:t>
-      </w:r>
-      <w:proofErr w:type="spellStart"/>
-      <w:r>
-        <w:rPr>
-          <w:rFonts w:ascii="Times New Roman" w:hAnsi="Times New Roman" w:cs="Times New Roman"/>
-          <w:b/>
-          <w:bCs/>
-          <w:sz w:val="28"/>
-          <w:szCs w:val="28"/>
-        </w:rPr>
-        <w:t>Sort</w:t>
-      </w:r>
-      <w:proofErr w:type="spellEnd"/>
-    </w:p>
-    <w:p>
-      <w:pPr>
-        <w:rPr>
-          <w:rFonts w:ascii="Times New Roman" w:hAnsi="Times New Roman" w:cs="Times New Roman"/>
-          <w:sz w:val="28"/>
-          <w:szCs w:val="28"/>
-        </w:rPr>
-      </w:pPr>
-      <w:r>
-        <w:rPr>
-          <w:rFonts w:ascii="Times New Roman" w:hAnsi="Times New Roman" w:cs="Times New Roman"/>
-          <w:b/>
-          <w:bCs/>
-          <w:sz w:val="28"/>
-          <w:szCs w:val="28"/>
-        </w:rPr>
-        <w:t>"Onde este elemento deve ser inserido na parte que já está ordenada?"</w:t>
-      </w:r>
-    </w:p>
-    <w:p>
-      <w:pPr>
-        <w:rPr>
-          <w:rFonts w:ascii="Times New Roman" w:hAnsi="Times New Roman" w:cs="Times New Roman"/>
-          <w:b/>
-          <w:bCs/>
-          <w:sz w:val="28"/>
-          <w:szCs w:val="28"/>
-        </w:rPr>
-      </w:pPr>
-      <w:r>
-        <w:rPr>
-          <w:rFonts w:ascii="Times New Roman" w:hAnsi="Times New Roman" w:cs="Times New Roman"/>
-          <w:b/>
-          <w:bCs/>
-          <w:sz w:val="28"/>
-          <w:szCs w:val="28"/>
-        </w:rPr>
         <w:t>Complexidade</w:t>
       </w:r>
     </w:p>
@@ -1987,6 +2033,8 @@
     </w:tbl>
     <w:p>
       <w:pPr>
+        <w:ind w:firstLine="708"/>
+        <w:jc w:val="both"/>
         <w:rPr>
           <w:rFonts w:ascii="Times New Roman" w:hAnsi="Times New Roman" w:cs="Times New Roman"/>
           <w:sz w:val="28"/>
@@ -2056,6 +2104,7 @@
     </w:p>
     <w:p>
       <w:pPr>
+        <w:ind w:firstLine="708"/>
         <w:rPr>
           <w:rFonts w:ascii="Times New Roman" w:hAnsi="Times New Roman" w:cs="Times New Roman"/>
           <w:sz w:val="28"/>
@@ -2376,8 +2425,78 @@
           <w:sz w:val="28"/>
           <w:szCs w:val="28"/>
         </w:rPr>
+        <w:t>Troca:</w:t>
+      </w:r>
+    </w:p>
+    <w:p>
+      <w:pPr>
+        <w:rPr>
+          <w:rFonts w:ascii="Times New Roman" w:hAnsi="Times New Roman" w:cs="Times New Roman"/>
+          <w:sz w:val="28"/>
+          <w:szCs w:val="28"/>
+        </w:rPr>
+      </w:pPr>
+      <w:r>
+        <w:rPr>
+          <w:rFonts w:ascii="Times New Roman" w:hAnsi="Times New Roman" w:cs="Times New Roman"/>
+          <w:sz w:val="28"/>
+          <w:szCs w:val="28"/>
+        </w:rPr>
+        <w:t>[3, 5, 4, 2, 8]</w:t>
+      </w:r>
+    </w:p>
+    <w:p>
+      <w:pPr>
+        <w:rPr>
+          <w:rFonts w:ascii="Times New Roman" w:hAnsi="Times New Roman" w:cs="Times New Roman"/>
+          <w:sz w:val="28"/>
+          <w:szCs w:val="28"/>
+        </w:rPr>
+      </w:pPr>
+      <w:r>
+        <w:rPr>
+          <w:rFonts w:ascii="Times New Roman" w:hAnsi="Times New Roman" w:cs="Times New Roman"/>
+          <w:sz w:val="28"/>
+          <w:szCs w:val="28"/>
+        </w:rPr>
+        <w:t>Observe que o maior elemento, 8, "</w:t>
+      </w:r>
+      <w:r>
+        <w:rPr>
+          <w:rFonts w:ascii="Times New Roman" w:hAnsi="Times New Roman" w:cs="Times New Roman"/>
+          <w:b/>
+          <w:bCs/>
+          <w:color w:val="EE0000"/>
+          <w:sz w:val="28"/>
+          <w:szCs w:val="28"/>
+        </w:rPr>
+        <w:t>borbulhou</w:t>
+      </w:r>
+      <w:r>
+        <w:rPr>
+          <w:rFonts w:ascii="Times New Roman" w:hAnsi="Times New Roman" w:cs="Times New Roman"/>
+          <w:sz w:val="28"/>
+          <w:szCs w:val="28"/>
+        </w:rPr>
+        <w:t>" para o final.</w:t>
+      </w:r>
+    </w:p>
+    <w:p>
+      <w:pPr>
+        <w:rPr>
+          <w:rFonts w:ascii="Times New Roman" w:hAnsi="Times New Roman" w:cs="Times New Roman"/>
+          <w:sz w:val="28"/>
+          <w:szCs w:val="28"/>
+        </w:rPr>
+      </w:pPr>
+      <w:r>
+        <w:rPr>
+          <w:rFonts w:ascii="Times New Roman" w:hAnsi="Times New Roman" w:cs="Times New Roman"/>
+          <w:sz w:val="28"/>
+          <w:szCs w:val="28"/>
+        </w:rPr>
         <w:lastRenderedPageBreak/>
-        <w:t>Troca:</w:t>
+        <w:t>Segunda passagem:</w:t>
       </w:r>
     </w:p>
     <w:p>
@@ -2401,64 +2520,17 @@
       <w:pPr>
         <w:rPr>
           <w:rFonts w:ascii="Times New Roman" w:hAnsi="Times New Roman" w:cs="Times New Roman"/>
-          <w:sz w:val="28"/>
-          <w:szCs w:val="28"/>
-        </w:rPr>
-      </w:pPr>
-      <w:r>
-        <w:rPr>
-          <w:rFonts w:ascii="Times New Roman" w:hAnsi="Times New Roman" w:cs="Times New Roman"/>
-          <w:sz w:val="28"/>
-          <w:szCs w:val="28"/>
-        </w:rPr>
-        <w:t>Observe que o maior elemento, 8, "borbulhou" para o final.</w:t>
-      </w:r>
-    </w:p>
-    <w:p>
-      <w:pPr>
-        <w:rPr>
-          <w:rFonts w:ascii="Times New Roman" w:hAnsi="Times New Roman" w:cs="Times New Roman"/>
-          <w:sz w:val="28"/>
-          <w:szCs w:val="28"/>
-        </w:rPr>
-      </w:pPr>
-      <w:r>
-        <w:rPr>
-          <w:rFonts w:ascii="Times New Roman" w:hAnsi="Times New Roman" w:cs="Times New Roman"/>
-          <w:sz w:val="28"/>
-          <w:szCs w:val="28"/>
-        </w:rPr>
-        <w:t>Segunda passagem:</w:t>
-      </w:r>
-    </w:p>
-    <w:p>
-      <w:pPr>
-        <w:rPr>
-          <w:rFonts w:ascii="Times New Roman" w:hAnsi="Times New Roman" w:cs="Times New Roman"/>
-          <w:sz w:val="28"/>
-          <w:szCs w:val="28"/>
-        </w:rPr>
-      </w:pPr>
-      <w:r>
-        <w:rPr>
-          <w:rFonts w:ascii="Times New Roman" w:hAnsi="Times New Roman" w:cs="Times New Roman"/>
-          <w:sz w:val="28"/>
-          <w:szCs w:val="28"/>
-        </w:rPr>
-        <w:t>[3, 5, 4, 2, 8]</w:t>
-      </w:r>
-    </w:p>
-    <w:p>
-      <w:pPr>
-        <w:rPr>
-          <w:rFonts w:ascii="Times New Roman" w:hAnsi="Times New Roman" w:cs="Times New Roman"/>
-          <w:sz w:val="28"/>
-          <w:szCs w:val="28"/>
-        </w:rPr>
-      </w:pPr>
-      <w:r>
-        <w:rPr>
-          <w:rFonts w:ascii="Times New Roman" w:hAnsi="Times New Roman" w:cs="Times New Roman"/>
+          <w:b/>
+          <w:bCs/>
+          <w:sz w:val="28"/>
+          <w:szCs w:val="28"/>
+        </w:rPr>
+      </w:pPr>
+      <w:r>
+        <w:rPr>
+          <w:rFonts w:ascii="Times New Roman" w:hAnsi="Times New Roman" w:cs="Times New Roman"/>
+          <w:b/>
+          <w:bCs/>
           <w:sz w:val="28"/>
           <w:szCs w:val="28"/>
         </w:rPr>
@@ -2596,15 +2668,6 @@
           <w:szCs w:val="28"/>
         </w:rPr>
       </w:pPr>
-    </w:p>
-    <w:p>
-      <w:pPr>
-        <w:rPr>
-          <w:rFonts w:ascii="Times New Roman" w:hAnsi="Times New Roman" w:cs="Times New Roman"/>
-          <w:sz w:val="28"/>
-          <w:szCs w:val="28"/>
-        </w:rPr>
-      </w:pPr>
       <w:r>
         <w:rPr>
           <w:rFonts w:ascii="Times New Roman" w:hAnsi="Times New Roman" w:cs="Times New Roman"/>
@@ -2622,15 +2685,6 @@
           <w:szCs w:val="28"/>
         </w:rPr>
       </w:pPr>
-    </w:p>
-    <w:p>
-      <w:pPr>
-        <w:rPr>
-          <w:rFonts w:ascii="Times New Roman" w:hAnsi="Times New Roman" w:cs="Times New Roman"/>
-          <w:sz w:val="28"/>
-          <w:szCs w:val="28"/>
-        </w:rPr>
-      </w:pPr>
       <w:r>
         <w:rPr>
           <w:rFonts w:ascii="Times New Roman" w:hAnsi="Times New Roman" w:cs="Times New Roman"/>
@@ -2648,15 +2702,6 @@
           <w:szCs w:val="28"/>
         </w:rPr>
       </w:pPr>
-    </w:p>
-    <w:p>
-      <w:pPr>
-        <w:rPr>
-          <w:rFonts w:ascii="Times New Roman" w:hAnsi="Times New Roman" w:cs="Times New Roman"/>
-          <w:sz w:val="28"/>
-          <w:szCs w:val="28"/>
-        </w:rPr>
-      </w:pPr>
       <w:r>
         <w:rPr>
           <w:rFonts w:ascii="Times New Roman" w:hAnsi="Times New Roman" w:cs="Times New Roman"/>
@@ -2693,6 +2738,17 @@
           <w:szCs w:val="28"/>
         </w:rPr>
       </w:pPr>
+    </w:p>
+    <w:p>
+      <w:pPr>
+        <w:rPr>
+          <w:rFonts w:ascii="Times New Roman" w:hAnsi="Times New Roman" w:cs="Times New Roman"/>
+          <w:b/>
+          <w:bCs/>
+          <w:sz w:val="28"/>
+          <w:szCs w:val="28"/>
+        </w:rPr>
+      </w:pPr>
       <w:r>
         <w:rPr>
           <w:rFonts w:ascii="Times New Roman" w:hAnsi="Times New Roman" w:cs="Times New Roman"/>
@@ -2718,6 +2774,7 @@
     </w:p>
     <w:p>
       <w:pPr>
+        <w:ind w:firstLine="708"/>
         <w:rPr>
           <w:rFonts w:ascii="Times New Roman" w:hAnsi="Times New Roman" w:cs="Times New Roman"/>
           <w:sz w:val="28"/>
@@ -2745,6 +2802,17 @@
           <w:szCs w:val="28"/>
         </w:rPr>
       </w:pPr>
+    </w:p>
+    <w:p>
+      <w:pPr>
+        <w:rPr>
+          <w:rFonts w:ascii="Times New Roman" w:hAnsi="Times New Roman" w:cs="Times New Roman"/>
+          <w:b/>
+          <w:bCs/>
+          <w:sz w:val="28"/>
+          <w:szCs w:val="28"/>
+        </w:rPr>
+      </w:pPr>
       <w:r>
         <w:rPr>
           <w:rFonts w:ascii="Times New Roman" w:hAnsi="Times New Roman" w:cs="Times New Roman"/>
@@ -2770,25 +2838,7 @@
           <w:sz w:val="28"/>
           <w:szCs w:val="28"/>
         </w:rPr>
-        <w:t>Melhor caso:   O(</w:t>
-      </w:r>
-      <w:proofErr w:type="gramStart"/>
-      <w:r>
-        <w:rPr>
-          <w:rFonts w:ascii="Times New Roman" w:hAnsi="Times New Roman" w:cs="Times New Roman"/>
-          <w:sz w:val="28"/>
-          <w:szCs w:val="28"/>
-        </w:rPr>
-        <w:t xml:space="preserve">n)   </w:t>
-      </w:r>
-      <w:proofErr w:type="gramEnd"/>
-      <w:r>
-        <w:rPr>
-          <w:rFonts w:ascii="Times New Roman" w:hAnsi="Times New Roman" w:cs="Times New Roman"/>
-          <w:sz w:val="28"/>
-          <w:szCs w:val="28"/>
-        </w:rPr>
-        <w:t>// versão otimizada</w:t>
+        <w:t>Melhor caso:   O(n) // versão otimizada</w:t>
       </w:r>
     </w:p>
     <w:p>
@@ -2833,6 +2883,27 @@
           <w:szCs w:val="28"/>
         </w:rPr>
       </w:pPr>
+    </w:p>
+    <w:p>
+      <w:pPr>
+        <w:rPr>
+          <w:rFonts w:ascii="Times New Roman" w:hAnsi="Times New Roman" w:cs="Times New Roman"/>
+          <w:b/>
+          <w:bCs/>
+          <w:sz w:val="28"/>
+          <w:szCs w:val="28"/>
+        </w:rPr>
+      </w:pPr>
+      <w:r>
+        <w:rPr>
+          <w:rFonts w:ascii="Times New Roman" w:hAnsi="Times New Roman" w:cs="Times New Roman"/>
+          <w:b/>
+          <w:bCs/>
+          <w:sz w:val="28"/>
+          <w:szCs w:val="28"/>
+        </w:rPr>
+        <w:br w:type="page"/>
+      </w:r>
     </w:p>
     <w:p>
       <w:pPr>
@@ -2880,23 +2951,7 @@
     </w:p>
     <w:p>
       <w:pPr>
-        <w:rPr>
-          <w:rFonts w:ascii="Times New Roman" w:hAnsi="Times New Roman" w:cs="Times New Roman"/>
-          <w:sz w:val="28"/>
-          <w:szCs w:val="28"/>
-        </w:rPr>
-      </w:pPr>
-      <w:r>
-        <w:rPr>
-          <w:rFonts w:ascii="Times New Roman" w:hAnsi="Times New Roman" w:cs="Times New Roman"/>
-          <w:sz w:val="28"/>
-          <w:szCs w:val="28"/>
-        </w:rPr>
-        <w:t>Aqui muda bastante a estratégia.</w:t>
-      </w:r>
-    </w:p>
-    <w:p>
-      <w:pPr>
+        <w:ind w:firstLine="708"/>
         <w:rPr>
           <w:rFonts w:ascii="Times New Roman" w:hAnsi="Times New Roman" w:cs="Times New Roman"/>
           <w:sz w:val="28"/>
@@ -2929,15 +2984,14 @@
         </w:rPr>
         <w:t xml:space="preserve"> utiliza:</w:t>
       </w:r>
-    </w:p>
-    <w:p>
-      <w:pPr>
-        <w:rPr>
-          <w:rFonts w:ascii="Times New Roman" w:hAnsi="Times New Roman" w:cs="Times New Roman"/>
-          <w:sz w:val="28"/>
-          <w:szCs w:val="28"/>
-        </w:rPr>
-      </w:pPr>
+      <w:r>
+        <w:rPr>
+          <w:rFonts w:ascii="Times New Roman" w:hAnsi="Times New Roman" w:cs="Times New Roman"/>
+          <w:sz w:val="28"/>
+          <w:szCs w:val="28"/>
+        </w:rPr>
+        <w:t xml:space="preserve"> </w:t>
+      </w:r>
       <w:r>
         <w:rPr>
           <w:rFonts w:ascii="Times New Roman" w:hAnsi="Times New Roman" w:cs="Times New Roman"/>
@@ -2951,6 +3005,8 @@
     </w:p>
     <w:p>
       <w:pPr>
+        <w:ind w:firstLine="708"/>
+        <w:jc w:val="both"/>
         <w:rPr>
           <w:rFonts w:ascii="Times New Roman" w:hAnsi="Times New Roman" w:cs="Times New Roman"/>
           <w:sz w:val="28"/>
@@ -2999,22 +3055,21 @@
         </w:rPr>
         <w:t>Divide:</w:t>
       </w:r>
-    </w:p>
-    <w:p>
-      <w:pPr>
-        <w:rPr>
-          <w:rFonts w:ascii="Times New Roman" w:hAnsi="Times New Roman" w:cs="Times New Roman"/>
-          <w:sz w:val="28"/>
-          <w:szCs w:val="28"/>
-        </w:rPr>
-      </w:pPr>
-      <w:r>
-        <w:rPr>
-          <w:rFonts w:ascii="Times New Roman" w:hAnsi="Times New Roman" w:cs="Times New Roman"/>
-          <w:sz w:val="28"/>
-          <w:szCs w:val="28"/>
-        </w:rPr>
-        <w:t xml:space="preserve">[5, 3]    </w:t>
+      <w:r>
+        <w:rPr>
+          <w:rFonts w:ascii="Times New Roman" w:hAnsi="Times New Roman" w:cs="Times New Roman"/>
+          <w:sz w:val="28"/>
+          <w:szCs w:val="28"/>
+        </w:rPr>
+        <w:t xml:space="preserve"> </w:t>
+      </w:r>
+      <w:r>
+        <w:rPr>
+          <w:rFonts w:ascii="Times New Roman" w:hAnsi="Times New Roman" w:cs="Times New Roman"/>
+          <w:sz w:val="28"/>
+          <w:szCs w:val="28"/>
+        </w:rPr>
+        <w:t xml:space="preserve">[5, 3] </w:t>
       </w:r>
       <w:proofErr w:type="gramStart"/>
       <w:r>
@@ -3051,22 +3106,21 @@
         </w:rPr>
         <w:t>Divide novamente:</w:t>
       </w:r>
-    </w:p>
-    <w:p>
-      <w:pPr>
-        <w:rPr>
-          <w:rFonts w:ascii="Times New Roman" w:hAnsi="Times New Roman" w:cs="Times New Roman"/>
-          <w:sz w:val="28"/>
-          <w:szCs w:val="28"/>
-        </w:rPr>
-      </w:pPr>
-      <w:r>
-        <w:rPr>
-          <w:rFonts w:ascii="Times New Roman" w:hAnsi="Times New Roman" w:cs="Times New Roman"/>
-          <w:sz w:val="28"/>
-          <w:szCs w:val="28"/>
-        </w:rPr>
-        <w:t xml:space="preserve">[5] [3]    </w:t>
+      <w:r>
+        <w:rPr>
+          <w:rFonts w:ascii="Times New Roman" w:hAnsi="Times New Roman" w:cs="Times New Roman"/>
+          <w:sz w:val="28"/>
+          <w:szCs w:val="28"/>
+        </w:rPr>
+        <w:t xml:space="preserve"> </w:t>
+      </w:r>
+      <w:r>
+        <w:rPr>
+          <w:rFonts w:ascii="Times New Roman" w:hAnsi="Times New Roman" w:cs="Times New Roman"/>
+          <w:sz w:val="28"/>
+          <w:szCs w:val="28"/>
+        </w:rPr>
+        <w:t>[5] [3]</w:t>
       </w:r>
       <w:proofErr w:type="gramStart"/>
       <w:r>
@@ -3103,15 +3157,14 @@
         </w:rPr>
         <w:t>E:</w:t>
       </w:r>
-    </w:p>
-    <w:p>
-      <w:pPr>
-        <w:rPr>
-          <w:rFonts w:ascii="Times New Roman" w:hAnsi="Times New Roman" w:cs="Times New Roman"/>
-          <w:sz w:val="28"/>
-          <w:szCs w:val="28"/>
-        </w:rPr>
-      </w:pPr>
+      <w:r>
+        <w:rPr>
+          <w:rFonts w:ascii="Times New Roman" w:hAnsi="Times New Roman" w:cs="Times New Roman"/>
+          <w:sz w:val="28"/>
+          <w:szCs w:val="28"/>
+        </w:rPr>
+        <w:tab/>
+      </w:r>
       <w:r>
         <w:rPr>
           <w:rFonts w:ascii="Times New Roman" w:hAnsi="Times New Roman" w:cs="Times New Roman"/>
@@ -3145,7 +3198,28 @@
           <w:sz w:val="28"/>
           <w:szCs w:val="28"/>
         </w:rPr>
-        <w:t>intercalação (merge)</w:t>
+        <w:t>intercalação (</w:t>
+      </w:r>
+      <w:r>
+        <w:rPr>
+          <w:rFonts w:ascii="Times New Roman" w:hAnsi="Times New Roman" w:cs="Times New Roman"/>
+          <w:b/>
+          <w:bCs/>
+          <w:color w:val="EE0000"/>
+          <w:sz w:val="28"/>
+          <w:szCs w:val="28"/>
+        </w:rPr>
+        <w:t>merge</w:t>
+      </w:r>
+      <w:r>
+        <w:rPr>
+          <w:rFonts w:ascii="Times New Roman" w:hAnsi="Times New Roman" w:cs="Times New Roman"/>
+          <w:b/>
+          <w:bCs/>
+          <w:sz w:val="28"/>
+          <w:szCs w:val="28"/>
+        </w:rPr>
+        <w:t>)</w:t>
       </w:r>
       <w:r>
         <w:rPr>
@@ -3189,15 +3263,14 @@
         </w:rPr>
         <w:t>produz:</w:t>
       </w:r>
-    </w:p>
-    <w:p>
-      <w:pPr>
-        <w:rPr>
-          <w:rFonts w:ascii="Times New Roman" w:hAnsi="Times New Roman" w:cs="Times New Roman"/>
-          <w:sz w:val="28"/>
-          <w:szCs w:val="28"/>
-        </w:rPr>
-      </w:pPr>
+      <w:r>
+        <w:rPr>
+          <w:rFonts w:ascii="Times New Roman" w:hAnsi="Times New Roman" w:cs="Times New Roman"/>
+          <w:sz w:val="28"/>
+          <w:szCs w:val="28"/>
+        </w:rPr>
+        <w:t xml:space="preserve"> </w:t>
+      </w:r>
       <w:r>
         <w:rPr>
           <w:rFonts w:ascii="Times New Roman" w:hAnsi="Times New Roman" w:cs="Times New Roman"/>
@@ -3223,15 +3296,14 @@
         </w:rPr>
         <w:t>E:</w:t>
       </w:r>
-    </w:p>
-    <w:p>
-      <w:pPr>
-        <w:rPr>
-          <w:rFonts w:ascii="Times New Roman" w:hAnsi="Times New Roman" w:cs="Times New Roman"/>
-          <w:sz w:val="28"/>
-          <w:szCs w:val="28"/>
-        </w:rPr>
-      </w:pPr>
+      <w:r>
+        <w:rPr>
+          <w:rFonts w:ascii="Times New Roman" w:hAnsi="Times New Roman" w:cs="Times New Roman"/>
+          <w:sz w:val="28"/>
+          <w:szCs w:val="28"/>
+        </w:rPr>
+        <w:t xml:space="preserve"> </w:t>
+      </w:r>
       <w:r>
         <w:rPr>
           <w:rFonts w:ascii="Times New Roman" w:hAnsi="Times New Roman" w:cs="Times New Roman"/>
@@ -3257,15 +3329,14 @@
         </w:rPr>
         <w:t>produz:</w:t>
       </w:r>
-    </w:p>
-    <w:p>
-      <w:pPr>
-        <w:rPr>
-          <w:rFonts w:ascii="Times New Roman" w:hAnsi="Times New Roman" w:cs="Times New Roman"/>
-          <w:sz w:val="28"/>
-          <w:szCs w:val="28"/>
-        </w:rPr>
-      </w:pPr>
+      <w:r>
+        <w:rPr>
+          <w:rFonts w:ascii="Times New Roman" w:hAnsi="Times New Roman" w:cs="Times New Roman"/>
+          <w:sz w:val="28"/>
+          <w:szCs w:val="28"/>
+        </w:rPr>
+        <w:t xml:space="preserve"> </w:t>
+      </w:r>
       <w:r>
         <w:rPr>
           <w:rFonts w:ascii="Times New Roman" w:hAnsi="Times New Roman" w:cs="Times New Roman"/>
@@ -3291,15 +3362,14 @@
         </w:rPr>
         <w:t>Depois:</w:t>
       </w:r>
-    </w:p>
-    <w:p>
-      <w:pPr>
-        <w:rPr>
-          <w:rFonts w:ascii="Times New Roman" w:hAnsi="Times New Roman" w:cs="Times New Roman"/>
-          <w:sz w:val="28"/>
-          <w:szCs w:val="28"/>
-        </w:rPr>
-      </w:pPr>
+      <w:r>
+        <w:rPr>
+          <w:rFonts w:ascii="Times New Roman" w:hAnsi="Times New Roman" w:cs="Times New Roman"/>
+          <w:sz w:val="28"/>
+          <w:szCs w:val="28"/>
+        </w:rPr>
+        <w:t xml:space="preserve"> </w:t>
+      </w:r>
       <w:r>
         <w:rPr>
           <w:rFonts w:ascii="Times New Roman" w:hAnsi="Times New Roman" w:cs="Times New Roman"/>
@@ -3325,15 +3395,14 @@
         </w:rPr>
         <w:t>produz:</w:t>
       </w:r>
-    </w:p>
-    <w:p>
-      <w:pPr>
-        <w:rPr>
-          <w:rFonts w:ascii="Times New Roman" w:hAnsi="Times New Roman" w:cs="Times New Roman"/>
-          <w:sz w:val="28"/>
-          <w:szCs w:val="28"/>
-        </w:rPr>
-      </w:pPr>
+      <w:r>
+        <w:rPr>
+          <w:rFonts w:ascii="Times New Roman" w:hAnsi="Times New Roman" w:cs="Times New Roman"/>
+          <w:sz w:val="28"/>
+          <w:szCs w:val="28"/>
+        </w:rPr>
+        <w:t xml:space="preserve"> </w:t>
+      </w:r>
       <w:r>
         <w:rPr>
           <w:rFonts w:ascii="Times New Roman" w:hAnsi="Times New Roman" w:cs="Times New Roman"/>
@@ -3359,15 +3428,14 @@
         </w:rPr>
         <w:t>Finalmente:</w:t>
       </w:r>
-    </w:p>
-    <w:p>
-      <w:pPr>
-        <w:rPr>
-          <w:rFonts w:ascii="Times New Roman" w:hAnsi="Times New Roman" w:cs="Times New Roman"/>
-          <w:sz w:val="28"/>
-          <w:szCs w:val="28"/>
-        </w:rPr>
-      </w:pPr>
+      <w:r>
+        <w:rPr>
+          <w:rFonts w:ascii="Times New Roman" w:hAnsi="Times New Roman" w:cs="Times New Roman"/>
+          <w:sz w:val="28"/>
+          <w:szCs w:val="28"/>
+        </w:rPr>
+        <w:t xml:space="preserve"> </w:t>
+      </w:r>
       <w:r>
         <w:rPr>
           <w:rFonts w:ascii="Times New Roman" w:hAnsi="Times New Roman" w:cs="Times New Roman"/>
@@ -3393,22 +3461,1192 @@
         </w:rPr>
         <w:t>produz:</w:t>
       </w:r>
-    </w:p>
-    <w:p>
-      <w:pPr>
-        <w:rPr>
-          <w:rFonts w:ascii="Times New Roman" w:hAnsi="Times New Roman" w:cs="Times New Roman"/>
-          <w:sz w:val="28"/>
-          <w:szCs w:val="28"/>
-        </w:rPr>
-      </w:pPr>
-      <w:r>
-        <w:rPr>
-          <w:rFonts w:ascii="Times New Roman" w:hAnsi="Times New Roman" w:cs="Times New Roman"/>
+      <w:r>
+        <w:rPr>
+          <w:rFonts w:ascii="Times New Roman" w:hAnsi="Times New Roman" w:cs="Times New Roman"/>
+          <w:sz w:val="28"/>
+          <w:szCs w:val="28"/>
+        </w:rPr>
+        <w:t xml:space="preserve"> </w:t>
+      </w:r>
+      <w:r>
+        <w:rPr>
+          <w:rFonts w:ascii="Times New Roman" w:hAnsi="Times New Roman" w:cs="Times New Roman"/>
+          <w:sz w:val="28"/>
+          <w:szCs w:val="28"/>
+        </w:rPr>
+        <w:t>[2, 3, 4, 5, 8]</w:t>
+      </w:r>
+    </w:p>
+    <w:p>
+      <w:pPr>
+        <w:rPr>
+          <w:rFonts w:ascii="Times New Roman" w:hAnsi="Times New Roman" w:cs="Times New Roman"/>
+          <w:sz w:val="28"/>
+          <w:szCs w:val="28"/>
+        </w:rPr>
+      </w:pPr>
+      <w:r>
+        <w:rPr>
+          <w:rFonts w:ascii="Times New Roman" w:hAnsi="Times New Roman" w:cs="Times New Roman"/>
+          <w:sz w:val="28"/>
+          <w:szCs w:val="28"/>
+        </w:rPr>
+        <w:t>A grande sacada é:</w:t>
+      </w:r>
+    </w:p>
+    <w:p>
+      <w:pPr>
+        <w:rPr>
+          <w:rFonts w:ascii="Times New Roman" w:hAnsi="Times New Roman" w:cs="Times New Roman"/>
+          <w:b/>
+          <w:bCs/>
+          <w:color w:val="EE0000"/>
+          <w:sz w:val="28"/>
+          <w:szCs w:val="28"/>
+        </w:rPr>
+      </w:pPr>
+      <w:r>
+        <w:rPr>
+          <w:rFonts w:ascii="Times New Roman" w:hAnsi="Times New Roman" w:cs="Times New Roman"/>
+          <w:b/>
+          <w:bCs/>
+          <w:color w:val="EE0000"/>
+          <w:sz w:val="28"/>
+          <w:szCs w:val="28"/>
+        </w:rPr>
+        <w:t>DIVIDIR</w:t>
+      </w:r>
+    </w:p>
+    <w:p>
+      <w:pPr>
+        <w:rPr>
+          <w:rFonts w:ascii="Times New Roman" w:hAnsi="Times New Roman" w:cs="Times New Roman"/>
+          <w:sz w:val="28"/>
+          <w:szCs w:val="28"/>
+        </w:rPr>
+      </w:pPr>
+      <w:r>
+        <w:rPr>
+          <w:rFonts w:ascii="Times New Roman" w:hAnsi="Times New Roman" w:cs="Times New Roman"/>
+          <w:sz w:val="28"/>
+          <w:szCs w:val="28"/>
+        </w:rPr>
+        <w:t xml:space="preserve">   ↓</w:t>
+      </w:r>
+    </w:p>
+    <w:p>
+      <w:pPr>
+        <w:rPr>
+          <w:rFonts w:ascii="Times New Roman" w:hAnsi="Times New Roman" w:cs="Times New Roman"/>
+          <w:sz w:val="28"/>
+          <w:szCs w:val="28"/>
+        </w:rPr>
+      </w:pPr>
+      <w:r>
+        <w:rPr>
+          <w:rFonts w:ascii="Times New Roman" w:hAnsi="Times New Roman" w:cs="Times New Roman"/>
+          <w:sz w:val="28"/>
+          <w:szCs w:val="28"/>
+        </w:rPr>
+        <w:t>[5,3,8,4,2]</w:t>
+      </w:r>
+    </w:p>
+    <w:p>
+      <w:pPr>
+        <w:rPr>
+          <w:rFonts w:ascii="Times New Roman" w:hAnsi="Times New Roman" w:cs="Times New Roman"/>
+          <w:sz w:val="28"/>
+          <w:szCs w:val="28"/>
+        </w:rPr>
+      </w:pPr>
+      <w:r>
+        <w:rPr>
+          <w:rFonts w:ascii="Times New Roman" w:hAnsi="Times New Roman" w:cs="Times New Roman"/>
+          <w:sz w:val="28"/>
+          <w:szCs w:val="28"/>
+        </w:rPr>
+        <w:t xml:space="preserve">   ↓</w:t>
+      </w:r>
+    </w:p>
+    <w:p>
+      <w:pPr>
+        <w:rPr>
+          <w:rFonts w:ascii="Times New Roman" w:hAnsi="Times New Roman" w:cs="Times New Roman"/>
+          <w:sz w:val="28"/>
+          <w:szCs w:val="28"/>
+        </w:rPr>
+      </w:pPr>
+      <w:r>
+        <w:rPr>
+          <w:rFonts w:ascii="Times New Roman" w:hAnsi="Times New Roman" w:cs="Times New Roman"/>
+          <w:sz w:val="28"/>
+          <w:szCs w:val="28"/>
+        </w:rPr>
+        <w:t xml:space="preserve">[5,3]    </w:t>
+      </w:r>
+      <w:proofErr w:type="gramStart"/>
+      <w:r>
+        <w:rPr>
+          <w:rFonts w:ascii="Times New Roman" w:hAnsi="Times New Roman" w:cs="Times New Roman"/>
+          <w:sz w:val="28"/>
+          <w:szCs w:val="28"/>
+        </w:rPr>
+        <w:t xml:space="preserve">   [</w:t>
+      </w:r>
+      <w:proofErr w:type="gramEnd"/>
+      <w:r>
+        <w:rPr>
+          <w:rFonts w:ascii="Times New Roman" w:hAnsi="Times New Roman" w:cs="Times New Roman"/>
+          <w:sz w:val="28"/>
+          <w:szCs w:val="28"/>
+        </w:rPr>
+        <w:t>8,4,2]</w:t>
+      </w:r>
+    </w:p>
+    <w:p>
+      <w:pPr>
+        <w:rPr>
+          <w:rFonts w:ascii="Times New Roman" w:hAnsi="Times New Roman" w:cs="Times New Roman"/>
+          <w:sz w:val="28"/>
+          <w:szCs w:val="28"/>
+        </w:rPr>
+      </w:pPr>
+      <w:r>
+        <w:rPr>
+          <w:rFonts w:ascii="Times New Roman" w:hAnsi="Times New Roman" w:cs="Times New Roman"/>
+          <w:sz w:val="28"/>
+          <w:szCs w:val="28"/>
+        </w:rPr>
+        <w:t xml:space="preserve">   ↓</w:t>
+      </w:r>
+    </w:p>
+    <w:p>
+      <w:pPr>
+        <w:rPr>
+          <w:rFonts w:ascii="Times New Roman" w:hAnsi="Times New Roman" w:cs="Times New Roman"/>
+          <w:sz w:val="28"/>
+          <w:szCs w:val="28"/>
+        </w:rPr>
+      </w:pPr>
+      <w:r>
+        <w:rPr>
+          <w:rFonts w:ascii="Times New Roman" w:hAnsi="Times New Roman" w:cs="Times New Roman"/>
+          <w:sz w:val="28"/>
+          <w:szCs w:val="28"/>
+        </w:rPr>
+        <w:t xml:space="preserve">[5][3]  </w:t>
+      </w:r>
+      <w:proofErr w:type="gramStart"/>
+      <w:r>
+        <w:rPr>
+          <w:rFonts w:ascii="Times New Roman" w:hAnsi="Times New Roman" w:cs="Times New Roman"/>
+          <w:sz w:val="28"/>
+          <w:szCs w:val="28"/>
+        </w:rPr>
+        <w:t xml:space="preserve">   [8][</w:t>
+      </w:r>
+      <w:proofErr w:type="gramEnd"/>
+      <w:r>
+        <w:rPr>
+          <w:rFonts w:ascii="Times New Roman" w:hAnsi="Times New Roman" w:cs="Times New Roman"/>
+          <w:sz w:val="28"/>
+          <w:szCs w:val="28"/>
+        </w:rPr>
+        <w:t>4,2]</w:t>
+      </w:r>
+    </w:p>
+    <w:p>
+      <w:pPr>
+        <w:rPr>
+          <w:rFonts w:ascii="Times New Roman" w:hAnsi="Times New Roman" w:cs="Times New Roman"/>
+          <w:sz w:val="28"/>
+          <w:szCs w:val="28"/>
+        </w:rPr>
+      </w:pPr>
+      <w:r>
+        <w:rPr>
+          <w:rFonts w:ascii="Times New Roman" w:hAnsi="Times New Roman" w:cs="Times New Roman"/>
+          <w:sz w:val="28"/>
+          <w:szCs w:val="28"/>
+        </w:rPr>
+        <w:t xml:space="preserve">   ↓</w:t>
+      </w:r>
+    </w:p>
+    <w:p>
+      <w:pPr>
+        <w:rPr>
+          <w:rFonts w:ascii="Times New Roman" w:hAnsi="Times New Roman" w:cs="Times New Roman"/>
+          <w:sz w:val="28"/>
+          <w:szCs w:val="28"/>
+        </w:rPr>
+      </w:pPr>
+      <w:r>
+        <w:rPr>
+          <w:rFonts w:ascii="Times New Roman" w:hAnsi="Times New Roman" w:cs="Times New Roman"/>
+          <w:sz w:val="28"/>
+          <w:szCs w:val="28"/>
+        </w:rPr>
+        <w:t xml:space="preserve">[5][3]  </w:t>
+      </w:r>
+      <w:proofErr w:type="gramStart"/>
+      <w:r>
+        <w:rPr>
+          <w:rFonts w:ascii="Times New Roman" w:hAnsi="Times New Roman" w:cs="Times New Roman"/>
+          <w:sz w:val="28"/>
+          <w:szCs w:val="28"/>
+        </w:rPr>
+        <w:t xml:space="preserve">   [</w:t>
+      </w:r>
+      <w:proofErr w:type="gramEnd"/>
+      <w:r>
+        <w:rPr>
+          <w:rFonts w:ascii="Times New Roman" w:hAnsi="Times New Roman" w:cs="Times New Roman"/>
+          <w:sz w:val="28"/>
+          <w:szCs w:val="28"/>
+        </w:rPr>
+        <w:t>8][4][2]</w:t>
+      </w:r>
+    </w:p>
+    <w:p>
+      <w:pPr>
+        <w:rPr>
+          <w:rFonts w:ascii="Times New Roman" w:hAnsi="Times New Roman" w:cs="Times New Roman"/>
+          <w:sz w:val="28"/>
+          <w:szCs w:val="28"/>
+        </w:rPr>
+      </w:pPr>
+      <w:r>
+        <w:rPr>
+          <w:rFonts w:ascii="Times New Roman" w:hAnsi="Times New Roman" w:cs="Times New Roman"/>
+          <w:sz w:val="28"/>
+          <w:szCs w:val="28"/>
+        </w:rPr>
+        <w:t xml:space="preserve">   ↓</w:t>
+      </w:r>
+    </w:p>
+    <w:p>
+      <w:pPr>
+        <w:rPr>
+          <w:rFonts w:ascii="Times New Roman" w:hAnsi="Times New Roman" w:cs="Times New Roman"/>
+          <w:b/>
+          <w:bCs/>
+          <w:color w:val="EE0000"/>
+          <w:sz w:val="28"/>
+          <w:szCs w:val="28"/>
+        </w:rPr>
+      </w:pPr>
+      <w:r>
+        <w:rPr>
+          <w:rFonts w:ascii="Times New Roman" w:hAnsi="Times New Roman" w:cs="Times New Roman"/>
+          <w:b/>
+          <w:bCs/>
+          <w:color w:val="EE0000"/>
           <w:sz w:val="28"/>
           <w:szCs w:val="28"/>
         </w:rPr>
         <w:lastRenderedPageBreak/>
+        <w:t>INTERCALAR</w:t>
+      </w:r>
+    </w:p>
+    <w:p>
+      <w:pPr>
+        <w:rPr>
+          <w:rFonts w:ascii="Times New Roman" w:hAnsi="Times New Roman" w:cs="Times New Roman"/>
+          <w:sz w:val="28"/>
+          <w:szCs w:val="28"/>
+        </w:rPr>
+      </w:pPr>
+      <w:r>
+        <w:rPr>
+          <w:rFonts w:ascii="Times New Roman" w:hAnsi="Times New Roman" w:cs="Times New Roman"/>
+          <w:sz w:val="28"/>
+          <w:szCs w:val="28"/>
+        </w:rPr>
+        <w:t xml:space="preserve">[3,5]   </w:t>
+      </w:r>
+      <w:proofErr w:type="gramStart"/>
+      <w:r>
+        <w:rPr>
+          <w:rFonts w:ascii="Times New Roman" w:hAnsi="Times New Roman" w:cs="Times New Roman"/>
+          <w:sz w:val="28"/>
+          <w:szCs w:val="28"/>
+        </w:rPr>
+        <w:t xml:space="preserve">   [</w:t>
+      </w:r>
+      <w:proofErr w:type="gramEnd"/>
+      <w:r>
+        <w:rPr>
+          <w:rFonts w:ascii="Times New Roman" w:hAnsi="Times New Roman" w:cs="Times New Roman"/>
+          <w:sz w:val="28"/>
+          <w:szCs w:val="28"/>
+        </w:rPr>
+        <w:t>2,4,8]</w:t>
+      </w:r>
+    </w:p>
+    <w:p>
+      <w:pPr>
+        <w:rPr>
+          <w:rFonts w:ascii="Times New Roman" w:hAnsi="Times New Roman" w:cs="Times New Roman"/>
+          <w:sz w:val="28"/>
+          <w:szCs w:val="28"/>
+        </w:rPr>
+      </w:pPr>
+      <w:r>
+        <w:rPr>
+          <w:rFonts w:ascii="Times New Roman" w:hAnsi="Times New Roman" w:cs="Times New Roman"/>
+          <w:sz w:val="28"/>
+          <w:szCs w:val="28"/>
+        </w:rPr>
+        <w:t xml:space="preserve">   ↓</w:t>
+      </w:r>
+    </w:p>
+    <w:p>
+      <w:pPr>
+        <w:rPr>
+          <w:rFonts w:ascii="Times New Roman" w:hAnsi="Times New Roman" w:cs="Times New Roman"/>
+          <w:sz w:val="28"/>
+          <w:szCs w:val="28"/>
+        </w:rPr>
+      </w:pPr>
+      <w:r>
+        <w:rPr>
+          <w:rFonts w:ascii="Times New Roman" w:hAnsi="Times New Roman" w:cs="Times New Roman"/>
+          <w:sz w:val="28"/>
+          <w:szCs w:val="28"/>
+        </w:rPr>
+        <w:t>[2,3,4,5,8]</w:t>
+      </w:r>
+    </w:p>
+    <w:p>
+      <w:pPr>
+        <w:rPr>
+          <w:rFonts w:ascii="Times New Roman" w:hAnsi="Times New Roman" w:cs="Times New Roman"/>
+          <w:b/>
+          <w:bCs/>
+          <w:sz w:val="28"/>
+          <w:szCs w:val="28"/>
+        </w:rPr>
+      </w:pPr>
+      <w:r>
+        <w:rPr>
+          <w:rFonts w:ascii="Times New Roman" w:hAnsi="Times New Roman" w:cs="Times New Roman"/>
+          <w:b/>
+          <w:bCs/>
+          <w:sz w:val="28"/>
+          <w:szCs w:val="28"/>
+        </w:rPr>
+        <w:t>Complexidade</w:t>
+      </w:r>
+    </w:p>
+    <w:p>
+      <w:pPr>
+        <w:rPr>
+          <w:rFonts w:ascii="Times New Roman" w:hAnsi="Times New Roman" w:cs="Times New Roman"/>
+          <w:sz w:val="28"/>
+          <w:szCs w:val="28"/>
+        </w:rPr>
+      </w:pPr>
+      <w:r>
+        <w:rPr>
+          <w:rFonts w:ascii="Times New Roman" w:hAnsi="Times New Roman" w:cs="Times New Roman"/>
+          <w:sz w:val="28"/>
+          <w:szCs w:val="28"/>
+        </w:rPr>
+        <w:t xml:space="preserve">Melhor caso:   </w:t>
+      </w:r>
+      <w:proofErr w:type="gramStart"/>
+      <w:r>
+        <w:rPr>
+          <w:rFonts w:ascii="Times New Roman" w:hAnsi="Times New Roman" w:cs="Times New Roman"/>
+          <w:sz w:val="28"/>
+          <w:szCs w:val="28"/>
+        </w:rPr>
+        <w:t>O(</w:t>
+      </w:r>
+      <w:proofErr w:type="gramEnd"/>
+      <w:r>
+        <w:rPr>
+          <w:rFonts w:ascii="Times New Roman" w:hAnsi="Times New Roman" w:cs="Times New Roman"/>
+          <w:sz w:val="28"/>
+          <w:szCs w:val="28"/>
+        </w:rPr>
+        <w:t>n log n)</w:t>
+      </w:r>
+    </w:p>
+    <w:p>
+      <w:pPr>
+        <w:rPr>
+          <w:rFonts w:ascii="Times New Roman" w:hAnsi="Times New Roman" w:cs="Times New Roman"/>
+          <w:sz w:val="28"/>
+          <w:szCs w:val="28"/>
+        </w:rPr>
+      </w:pPr>
+      <w:r>
+        <w:rPr>
+          <w:rFonts w:ascii="Times New Roman" w:hAnsi="Times New Roman" w:cs="Times New Roman"/>
+          <w:sz w:val="28"/>
+          <w:szCs w:val="28"/>
+        </w:rPr>
+        <w:t xml:space="preserve">Médio caso:    </w:t>
+      </w:r>
+      <w:proofErr w:type="gramStart"/>
+      <w:r>
+        <w:rPr>
+          <w:rFonts w:ascii="Times New Roman" w:hAnsi="Times New Roman" w:cs="Times New Roman"/>
+          <w:sz w:val="28"/>
+          <w:szCs w:val="28"/>
+        </w:rPr>
+        <w:t>O(</w:t>
+      </w:r>
+      <w:proofErr w:type="gramEnd"/>
+      <w:r>
+        <w:rPr>
+          <w:rFonts w:ascii="Times New Roman" w:hAnsi="Times New Roman" w:cs="Times New Roman"/>
+          <w:sz w:val="28"/>
+          <w:szCs w:val="28"/>
+        </w:rPr>
+        <w:t>n log n)</w:t>
+      </w:r>
+    </w:p>
+    <w:p>
+      <w:pPr>
+        <w:rPr>
+          <w:rFonts w:ascii="Times New Roman" w:hAnsi="Times New Roman" w:cs="Times New Roman"/>
+          <w:sz w:val="28"/>
+          <w:szCs w:val="28"/>
+        </w:rPr>
+      </w:pPr>
+      <w:r>
+        <w:rPr>
+          <w:rFonts w:ascii="Times New Roman" w:hAnsi="Times New Roman" w:cs="Times New Roman"/>
+          <w:sz w:val="28"/>
+          <w:szCs w:val="28"/>
+        </w:rPr>
+        <w:t xml:space="preserve">Pior caso:     </w:t>
+      </w:r>
+      <w:proofErr w:type="gramStart"/>
+      <w:r>
+        <w:rPr>
+          <w:rFonts w:ascii="Times New Roman" w:hAnsi="Times New Roman" w:cs="Times New Roman"/>
+          <w:sz w:val="28"/>
+          <w:szCs w:val="28"/>
+        </w:rPr>
+        <w:t>O(</w:t>
+      </w:r>
+      <w:proofErr w:type="gramEnd"/>
+      <w:r>
+        <w:rPr>
+          <w:rFonts w:ascii="Times New Roman" w:hAnsi="Times New Roman" w:cs="Times New Roman"/>
+          <w:sz w:val="28"/>
+          <w:szCs w:val="28"/>
+        </w:rPr>
+        <w:t>n log n)</w:t>
+      </w:r>
+    </w:p>
+    <w:p>
+      <w:pPr>
+        <w:rPr>
+          <w:rFonts w:ascii="Times New Roman" w:hAnsi="Times New Roman" w:cs="Times New Roman"/>
+          <w:sz w:val="28"/>
+          <w:szCs w:val="28"/>
+        </w:rPr>
+      </w:pPr>
+      <w:r>
+        <w:rPr>
+          <w:rFonts w:ascii="Times New Roman" w:hAnsi="Times New Roman" w:cs="Times New Roman"/>
+          <w:sz w:val="28"/>
+          <w:szCs w:val="28"/>
+        </w:rPr>
+        <w:t xml:space="preserve">Essa é uma das grandes vantagens do Merge </w:t>
+      </w:r>
+      <w:proofErr w:type="spellStart"/>
+      <w:r>
+        <w:rPr>
+          <w:rFonts w:ascii="Times New Roman" w:hAnsi="Times New Roman" w:cs="Times New Roman"/>
+          <w:sz w:val="28"/>
+          <w:szCs w:val="28"/>
+        </w:rPr>
+        <w:t>Sort</w:t>
+      </w:r>
+      <w:proofErr w:type="spellEnd"/>
+      <w:r>
+        <w:rPr>
+          <w:rFonts w:ascii="Times New Roman" w:hAnsi="Times New Roman" w:cs="Times New Roman"/>
+          <w:sz w:val="28"/>
+          <w:szCs w:val="28"/>
+        </w:rPr>
+        <w:t>.</w:t>
+      </w:r>
+    </w:p>
+    <w:p>
+      <w:pPr>
+        <w:jc w:val="both"/>
+        <w:rPr>
+          <w:rFonts w:ascii="Times New Roman" w:hAnsi="Times New Roman" w:cs="Times New Roman"/>
+          <w:sz w:val="28"/>
+          <w:szCs w:val="28"/>
+        </w:rPr>
+      </w:pPr>
+      <w:r>
+        <w:rPr>
+          <w:rFonts w:ascii="Times New Roman" w:hAnsi="Times New Roman" w:cs="Times New Roman"/>
+          <w:sz w:val="28"/>
+          <w:szCs w:val="28"/>
+        </w:rPr>
+        <w:t xml:space="preserve">A desvantagem é que normalmente precisa de </w:t>
+      </w:r>
+      <w:r>
+        <w:rPr>
+          <w:rFonts w:ascii="Times New Roman" w:hAnsi="Times New Roman" w:cs="Times New Roman"/>
+          <w:b/>
+          <w:bCs/>
+          <w:sz w:val="28"/>
+          <w:szCs w:val="28"/>
+        </w:rPr>
+        <w:t>memória auxiliar</w:t>
+      </w:r>
+      <w:r>
+        <w:rPr>
+          <w:rFonts w:ascii="Times New Roman" w:hAnsi="Times New Roman" w:cs="Times New Roman"/>
+          <w:sz w:val="28"/>
+          <w:szCs w:val="28"/>
+        </w:rPr>
+        <w:t xml:space="preserve"> para realizar a intercalação.</w:t>
+      </w:r>
+    </w:p>
+    <w:p>
+      <w:pPr>
+        <w:rPr>
+          <w:rFonts w:ascii="Times New Roman" w:hAnsi="Times New Roman" w:cs="Times New Roman"/>
+          <w:sz w:val="28"/>
+          <w:szCs w:val="28"/>
+        </w:rPr>
+      </w:pPr>
+    </w:p>
+    <w:p>
+      <w:pPr>
+        <w:rPr>
+          <w:rFonts w:ascii="Times New Roman" w:hAnsi="Times New Roman" w:cs="Times New Roman"/>
+          <w:b/>
+          <w:bCs/>
+          <w:sz w:val="28"/>
+          <w:szCs w:val="28"/>
+        </w:rPr>
+      </w:pPr>
+      <w:r>
+        <w:rPr>
+          <w:rFonts w:ascii="Times New Roman" w:hAnsi="Times New Roman" w:cs="Times New Roman"/>
+          <w:b/>
+          <w:bCs/>
+          <w:sz w:val="28"/>
+          <w:szCs w:val="28"/>
+        </w:rPr>
+        <w:t xml:space="preserve">5. Quick </w:t>
+      </w:r>
+      <w:proofErr w:type="spellStart"/>
+      <w:r>
+        <w:rPr>
+          <w:rFonts w:ascii="Times New Roman" w:hAnsi="Times New Roman" w:cs="Times New Roman"/>
+          <w:b/>
+          <w:bCs/>
+          <w:sz w:val="28"/>
+          <w:szCs w:val="28"/>
+        </w:rPr>
+        <w:t>Sort</w:t>
+      </w:r>
+      <w:proofErr w:type="spellEnd"/>
+      <w:r>
+        <w:rPr>
+          <w:rFonts w:ascii="Times New Roman" w:hAnsi="Times New Roman" w:cs="Times New Roman"/>
+          <w:b/>
+          <w:bCs/>
+          <w:sz w:val="28"/>
+          <w:szCs w:val="28"/>
+        </w:rPr>
+        <w:t xml:space="preserve"> — Ordenação Rápida</w:t>
+      </w:r>
+      <w:r>
+        <w:rPr>
+          <w:rFonts w:ascii="Times New Roman" w:hAnsi="Times New Roman" w:cs="Times New Roman"/>
+          <w:b/>
+          <w:bCs/>
+          <w:sz w:val="28"/>
+          <w:szCs w:val="28"/>
+        </w:rPr>
+        <w:t xml:space="preserve"> </w:t>
+      </w:r>
+      <w:r>
+        <w:rPr>
+          <w:rFonts w:ascii="Times New Roman" w:hAnsi="Times New Roman" w:cs="Times New Roman"/>
+          <w:b/>
+          <w:bCs/>
+          <w:sz w:val="28"/>
+          <w:szCs w:val="28"/>
+        </w:rPr>
+        <w:t>(</w:t>
+      </w:r>
+      <w:r>
+        <w:rPr>
+          <w:rFonts w:ascii="Times New Roman" w:hAnsi="Times New Roman" w:cs="Times New Roman"/>
+          <w:b/>
+          <w:bCs/>
+          <w:color w:val="EE0000"/>
+          <w:sz w:val="28"/>
+          <w:szCs w:val="28"/>
+        </w:rPr>
+        <w:t xml:space="preserve">Método de </w:t>
+      </w:r>
+      <w:proofErr w:type="spellStart"/>
+      <w:r>
+        <w:rPr>
+          <w:rFonts w:ascii="Times New Roman" w:hAnsi="Times New Roman" w:cs="Times New Roman"/>
+          <w:b/>
+          <w:bCs/>
+          <w:color w:val="EE0000"/>
+          <w:sz w:val="28"/>
+          <w:szCs w:val="28"/>
+        </w:rPr>
+        <w:t>Lomuto</w:t>
+      </w:r>
+      <w:proofErr w:type="spellEnd"/>
+      <w:r>
+        <w:rPr>
+          <w:rFonts w:ascii="Times New Roman" w:hAnsi="Times New Roman" w:cs="Times New Roman"/>
+          <w:b/>
+          <w:bCs/>
+          <w:sz w:val="28"/>
+          <w:szCs w:val="28"/>
+        </w:rPr>
+        <w:t>)</w:t>
+      </w:r>
+    </w:p>
+    <w:p>
+      <w:pPr>
+        <w:ind w:firstLine="708"/>
+        <w:rPr>
+          <w:rFonts w:ascii="Times New Roman" w:hAnsi="Times New Roman" w:cs="Times New Roman"/>
+          <w:sz w:val="28"/>
+          <w:szCs w:val="28"/>
+        </w:rPr>
+      </w:pPr>
+      <w:r>
+        <w:rPr>
+          <w:rFonts w:ascii="Times New Roman" w:hAnsi="Times New Roman" w:cs="Times New Roman"/>
+          <w:sz w:val="28"/>
+          <w:szCs w:val="28"/>
+        </w:rPr>
+        <w:t xml:space="preserve">O Quick </w:t>
+      </w:r>
+      <w:proofErr w:type="spellStart"/>
+      <w:r>
+        <w:rPr>
+          <w:rFonts w:ascii="Times New Roman" w:hAnsi="Times New Roman" w:cs="Times New Roman"/>
+          <w:sz w:val="28"/>
+          <w:szCs w:val="28"/>
+        </w:rPr>
+        <w:t>Sort</w:t>
+      </w:r>
+      <w:proofErr w:type="spellEnd"/>
+      <w:r>
+        <w:rPr>
+          <w:rFonts w:ascii="Times New Roman" w:hAnsi="Times New Roman" w:cs="Times New Roman"/>
+          <w:sz w:val="28"/>
+          <w:szCs w:val="28"/>
+        </w:rPr>
+        <w:t xml:space="preserve"> também utiliza:</w:t>
+      </w:r>
+      <w:r>
+        <w:rPr>
+          <w:rFonts w:ascii="Times New Roman" w:hAnsi="Times New Roman" w:cs="Times New Roman"/>
+          <w:sz w:val="28"/>
+          <w:szCs w:val="28"/>
+        </w:rPr>
+        <w:t xml:space="preserve"> </w:t>
+      </w:r>
+      <w:r>
+        <w:rPr>
+          <w:rFonts w:ascii="Times New Roman" w:hAnsi="Times New Roman" w:cs="Times New Roman"/>
+          <w:b/>
+          <w:bCs/>
+          <w:color w:val="EE0000"/>
+          <w:sz w:val="28"/>
+          <w:szCs w:val="28"/>
+        </w:rPr>
+        <w:t>Dividir para conquistar</w:t>
+      </w:r>
+      <w:r>
+        <w:rPr>
+          <w:rFonts w:ascii="Times New Roman" w:hAnsi="Times New Roman" w:cs="Times New Roman"/>
+          <w:b/>
+          <w:bCs/>
+          <w:sz w:val="28"/>
+          <w:szCs w:val="28"/>
+        </w:rPr>
+        <w:t>.</w:t>
+      </w:r>
+    </w:p>
+    <w:p>
+      <w:pPr>
+        <w:ind w:firstLine="708"/>
+        <w:jc w:val="both"/>
+        <w:rPr>
+          <w:rFonts w:ascii="Times New Roman" w:hAnsi="Times New Roman" w:cs="Times New Roman"/>
+          <w:sz w:val="28"/>
+          <w:szCs w:val="28"/>
+        </w:rPr>
+      </w:pPr>
+      <w:r>
+        <w:rPr>
+          <w:rFonts w:ascii="Times New Roman" w:hAnsi="Times New Roman" w:cs="Times New Roman"/>
+          <w:sz w:val="28"/>
+          <w:szCs w:val="28"/>
+        </w:rPr>
+        <w:t xml:space="preserve">Mas a estratégia é diferente do </w:t>
+      </w:r>
+      <w:r>
+        <w:rPr>
+          <w:rFonts w:ascii="Times New Roman" w:hAnsi="Times New Roman" w:cs="Times New Roman"/>
+          <w:b/>
+          <w:bCs/>
+          <w:color w:val="EE0000"/>
+          <w:sz w:val="28"/>
+          <w:szCs w:val="28"/>
+        </w:rPr>
+        <w:t xml:space="preserve">Merge </w:t>
+      </w:r>
+      <w:proofErr w:type="spellStart"/>
+      <w:r>
+        <w:rPr>
+          <w:rFonts w:ascii="Times New Roman" w:hAnsi="Times New Roman" w:cs="Times New Roman"/>
+          <w:b/>
+          <w:bCs/>
+          <w:color w:val="EE0000"/>
+          <w:sz w:val="28"/>
+          <w:szCs w:val="28"/>
+        </w:rPr>
+        <w:t>Sort</w:t>
+      </w:r>
+      <w:proofErr w:type="spellEnd"/>
+      <w:r>
+        <w:rPr>
+          <w:rFonts w:ascii="Times New Roman" w:hAnsi="Times New Roman" w:cs="Times New Roman"/>
+          <w:sz w:val="28"/>
+          <w:szCs w:val="28"/>
+        </w:rPr>
+        <w:t>.</w:t>
+      </w:r>
+      <w:r>
+        <w:rPr>
+          <w:rFonts w:ascii="Times New Roman" w:hAnsi="Times New Roman" w:cs="Times New Roman"/>
+          <w:sz w:val="28"/>
+          <w:szCs w:val="28"/>
+        </w:rPr>
+        <w:t xml:space="preserve"> </w:t>
+      </w:r>
+      <w:r>
+        <w:rPr>
+          <w:rFonts w:ascii="Times New Roman" w:hAnsi="Times New Roman" w:cs="Times New Roman"/>
+          <w:sz w:val="28"/>
+          <w:szCs w:val="28"/>
+        </w:rPr>
+        <w:t xml:space="preserve">Ele escolhe um elemento chamado </w:t>
+      </w:r>
+      <w:r>
+        <w:rPr>
+          <w:rFonts w:ascii="Times New Roman" w:hAnsi="Times New Roman" w:cs="Times New Roman"/>
+          <w:b/>
+          <w:bCs/>
+          <w:sz w:val="28"/>
+          <w:szCs w:val="28"/>
+        </w:rPr>
+        <w:t>pivô</w:t>
+      </w:r>
+      <w:r>
+        <w:rPr>
+          <w:rFonts w:ascii="Times New Roman" w:hAnsi="Times New Roman" w:cs="Times New Roman"/>
+          <w:sz w:val="28"/>
+          <w:szCs w:val="28"/>
+        </w:rPr>
+        <w:t>.</w:t>
+      </w:r>
+    </w:p>
+    <w:p>
+      <w:pPr>
+        <w:rPr>
+          <w:rFonts w:ascii="Times New Roman" w:hAnsi="Times New Roman" w:cs="Times New Roman"/>
+          <w:sz w:val="28"/>
+          <w:szCs w:val="28"/>
+        </w:rPr>
+      </w:pPr>
+      <w:r>
+        <w:rPr>
+          <w:rFonts w:ascii="Times New Roman" w:hAnsi="Times New Roman" w:cs="Times New Roman"/>
+          <w:sz w:val="28"/>
+          <w:szCs w:val="28"/>
+        </w:rPr>
+        <w:t>Por exemplo:</w:t>
+      </w:r>
+      <w:r>
+        <w:rPr>
+          <w:rFonts w:ascii="Times New Roman" w:hAnsi="Times New Roman" w:cs="Times New Roman"/>
+          <w:sz w:val="28"/>
+          <w:szCs w:val="28"/>
+        </w:rPr>
+        <w:t xml:space="preserve"> </w:t>
+      </w:r>
+      <w:r>
+        <w:rPr>
+          <w:rFonts w:ascii="Times New Roman" w:hAnsi="Times New Roman" w:cs="Times New Roman"/>
+          <w:sz w:val="28"/>
+          <w:szCs w:val="28"/>
+        </w:rPr>
+        <w:t>[5, 3, 8, 4, 2]</w:t>
+      </w:r>
+    </w:p>
+    <w:p>
+      <w:pPr>
+        <w:rPr>
+          <w:rFonts w:ascii="Times New Roman" w:hAnsi="Times New Roman" w:cs="Times New Roman"/>
+          <w:sz w:val="28"/>
+          <w:szCs w:val="28"/>
+        </w:rPr>
+      </w:pPr>
+      <w:r>
+        <w:rPr>
+          <w:rFonts w:ascii="Times New Roman" w:hAnsi="Times New Roman" w:cs="Times New Roman"/>
+          <w:b/>
+          <w:bCs/>
+          <w:color w:val="EE0000"/>
+          <w:sz w:val="28"/>
+          <w:szCs w:val="28"/>
+        </w:rPr>
+        <w:t>E</w:t>
+      </w:r>
+      <w:r>
+        <w:rPr>
+          <w:rFonts w:ascii="Times New Roman" w:hAnsi="Times New Roman" w:cs="Times New Roman"/>
+          <w:b/>
+          <w:bCs/>
+          <w:color w:val="EE0000"/>
+          <w:sz w:val="28"/>
+          <w:szCs w:val="28"/>
+        </w:rPr>
+        <w:t>scolhe</w:t>
+      </w:r>
+      <w:r>
+        <w:rPr>
+          <w:rFonts w:ascii="Times New Roman" w:hAnsi="Times New Roman" w:cs="Times New Roman"/>
+          <w:b/>
+          <w:bCs/>
+          <w:color w:val="EE0000"/>
+          <w:sz w:val="28"/>
+          <w:szCs w:val="28"/>
+        </w:rPr>
+        <w:t>ndo o pivô</w:t>
+      </w:r>
+      <w:r>
+        <w:rPr>
+          <w:rFonts w:ascii="Times New Roman" w:hAnsi="Times New Roman" w:cs="Times New Roman"/>
+          <w:sz w:val="28"/>
+          <w:szCs w:val="28"/>
+        </w:rPr>
+        <w:t>:</w:t>
+      </w:r>
+    </w:p>
+    <w:p>
+      <w:pPr>
+        <w:rPr>
+          <w:rFonts w:ascii="Times New Roman" w:hAnsi="Times New Roman" w:cs="Times New Roman"/>
+          <w:sz w:val="28"/>
+          <w:szCs w:val="28"/>
+        </w:rPr>
+      </w:pPr>
+      <w:r>
+        <w:rPr>
+          <w:rFonts w:ascii="Times New Roman" w:hAnsi="Times New Roman" w:cs="Times New Roman"/>
+          <w:b/>
+          <w:bCs/>
+          <w:sz w:val="28"/>
+          <w:szCs w:val="28"/>
+        </w:rPr>
+        <w:t>pivô</w:t>
+      </w:r>
+      <w:r>
+        <w:rPr>
+          <w:rFonts w:ascii="Times New Roman" w:hAnsi="Times New Roman" w:cs="Times New Roman"/>
+          <w:sz w:val="28"/>
+          <w:szCs w:val="28"/>
+        </w:rPr>
+        <w:t xml:space="preserve"> = 5</w:t>
+      </w:r>
+    </w:p>
+    <w:p>
+      <w:pPr>
+        <w:rPr>
+          <w:rFonts w:ascii="Times New Roman" w:hAnsi="Times New Roman" w:cs="Times New Roman"/>
+          <w:sz w:val="28"/>
+          <w:szCs w:val="28"/>
+        </w:rPr>
+      </w:pPr>
+      <w:r>
+        <w:rPr>
+          <w:rFonts w:ascii="Times New Roman" w:hAnsi="Times New Roman" w:cs="Times New Roman"/>
+          <w:sz w:val="28"/>
+          <w:szCs w:val="28"/>
+        </w:rPr>
+        <w:t>R</w:t>
+      </w:r>
+      <w:r>
+        <w:rPr>
+          <w:rFonts w:ascii="Times New Roman" w:hAnsi="Times New Roman" w:cs="Times New Roman"/>
+          <w:sz w:val="28"/>
+          <w:szCs w:val="28"/>
+        </w:rPr>
+        <w:t>eorganizamos os elementos de modo que:</w:t>
+      </w:r>
+    </w:p>
+    <w:p>
+      <w:pPr>
+        <w:rPr>
+          <w:rFonts w:ascii="Times New Roman" w:hAnsi="Times New Roman" w:cs="Times New Roman"/>
+          <w:sz w:val="28"/>
+          <w:szCs w:val="28"/>
+        </w:rPr>
+      </w:pPr>
+      <w:r>
+        <w:rPr>
+          <w:rFonts w:ascii="Times New Roman" w:hAnsi="Times New Roman" w:cs="Times New Roman"/>
+          <w:sz w:val="28"/>
+          <w:szCs w:val="28"/>
+        </w:rPr>
+        <w:t>menores que 5 | 5 | maiores que 5</w:t>
+      </w:r>
+    </w:p>
+    <w:p>
+      <w:pPr>
+        <w:rPr>
+          <w:rFonts w:ascii="Times New Roman" w:hAnsi="Times New Roman" w:cs="Times New Roman"/>
+          <w:sz w:val="28"/>
+          <w:szCs w:val="28"/>
+        </w:rPr>
+      </w:pPr>
+      <w:r>
+        <w:rPr>
+          <w:rFonts w:ascii="Times New Roman" w:hAnsi="Times New Roman" w:cs="Times New Roman"/>
+          <w:sz w:val="28"/>
+          <w:szCs w:val="28"/>
+        </w:rPr>
+        <w:t>Resultado:</w:t>
+      </w:r>
+      <w:r>
+        <w:rPr>
+          <w:rFonts w:ascii="Times New Roman" w:hAnsi="Times New Roman" w:cs="Times New Roman"/>
+          <w:sz w:val="28"/>
+          <w:szCs w:val="28"/>
+        </w:rPr>
+        <w:t xml:space="preserve"> </w:t>
+      </w:r>
+      <w:r>
+        <w:rPr>
+          <w:rFonts w:ascii="Times New Roman" w:hAnsi="Times New Roman" w:cs="Times New Roman"/>
+          <w:sz w:val="28"/>
+          <w:szCs w:val="28"/>
+        </w:rPr>
+        <w:t>[3, 4, 2] | 5 | [8]</w:t>
+      </w:r>
+    </w:p>
+    <w:p>
+      <w:pPr>
+        <w:rPr>
+          <w:rFonts w:ascii="Times New Roman" w:hAnsi="Times New Roman" w:cs="Times New Roman"/>
+          <w:sz w:val="28"/>
+          <w:szCs w:val="28"/>
+        </w:rPr>
+      </w:pPr>
+      <w:r>
+        <w:rPr>
+          <w:rFonts w:ascii="Times New Roman" w:hAnsi="Times New Roman" w:cs="Times New Roman"/>
+          <w:sz w:val="28"/>
+          <w:szCs w:val="28"/>
+        </w:rPr>
+        <w:t xml:space="preserve">Depois fazemos </w:t>
+      </w:r>
+      <w:r>
+        <w:rPr>
+          <w:rFonts w:ascii="Times New Roman" w:hAnsi="Times New Roman" w:cs="Times New Roman"/>
+          <w:b/>
+          <w:bCs/>
+          <w:color w:val="EE0000"/>
+          <w:sz w:val="28"/>
+          <w:szCs w:val="28"/>
+        </w:rPr>
+        <w:t xml:space="preserve">Quick </w:t>
+      </w:r>
+      <w:proofErr w:type="spellStart"/>
+      <w:r>
+        <w:rPr>
+          <w:rFonts w:ascii="Times New Roman" w:hAnsi="Times New Roman" w:cs="Times New Roman"/>
+          <w:b/>
+          <w:bCs/>
+          <w:color w:val="EE0000"/>
+          <w:sz w:val="28"/>
+          <w:szCs w:val="28"/>
+        </w:rPr>
+        <w:t>Sort</w:t>
+      </w:r>
+      <w:proofErr w:type="spellEnd"/>
+      <w:r>
+        <w:rPr>
+          <w:rFonts w:ascii="Times New Roman" w:hAnsi="Times New Roman" w:cs="Times New Roman"/>
+          <w:color w:val="EE0000"/>
+          <w:sz w:val="28"/>
+          <w:szCs w:val="28"/>
+        </w:rPr>
+        <w:t xml:space="preserve"> </w:t>
+      </w:r>
+      <w:r>
+        <w:rPr>
+          <w:rFonts w:ascii="Times New Roman" w:hAnsi="Times New Roman" w:cs="Times New Roman"/>
+          <w:sz w:val="28"/>
+          <w:szCs w:val="28"/>
+        </w:rPr>
+        <w:t>novamente nas duas partes:</w:t>
+      </w:r>
+      <w:r>
+        <w:rPr>
+          <w:rFonts w:ascii="Times New Roman" w:hAnsi="Times New Roman" w:cs="Times New Roman"/>
+          <w:sz w:val="28"/>
+          <w:szCs w:val="28"/>
+        </w:rPr>
+        <w:t xml:space="preserve"> </w:t>
+      </w:r>
+      <w:r>
+        <w:rPr>
+          <w:rFonts w:ascii="Times New Roman" w:hAnsi="Times New Roman" w:cs="Times New Roman"/>
+          <w:sz w:val="28"/>
+          <w:szCs w:val="28"/>
+        </w:rPr>
+        <w:t>[3, 4, 2]</w:t>
+      </w:r>
+      <w:r>
+        <w:rPr>
+          <w:rFonts w:ascii="Times New Roman" w:hAnsi="Times New Roman" w:cs="Times New Roman"/>
+          <w:sz w:val="28"/>
+          <w:szCs w:val="28"/>
+        </w:rPr>
+        <w:t xml:space="preserve"> </w:t>
+      </w:r>
+      <w:r>
+        <w:rPr>
+          <w:rFonts w:ascii="Times New Roman" w:hAnsi="Times New Roman" w:cs="Times New Roman"/>
+          <w:sz w:val="28"/>
+          <w:szCs w:val="28"/>
+        </w:rPr>
+        <w:t>e:</w:t>
+      </w:r>
+      <w:r>
+        <w:rPr>
+          <w:rFonts w:ascii="Times New Roman" w:hAnsi="Times New Roman" w:cs="Times New Roman"/>
+          <w:sz w:val="28"/>
+          <w:szCs w:val="28"/>
+        </w:rPr>
+        <w:t xml:space="preserve"> </w:t>
+      </w:r>
+      <w:r>
+        <w:rPr>
+          <w:rFonts w:ascii="Times New Roman" w:hAnsi="Times New Roman" w:cs="Times New Roman"/>
+          <w:sz w:val="28"/>
+          <w:szCs w:val="28"/>
+        </w:rPr>
+        <w:t>[8]</w:t>
+      </w:r>
+    </w:p>
+    <w:p>
+      <w:pPr>
+        <w:rPr>
+          <w:rFonts w:ascii="Times New Roman" w:hAnsi="Times New Roman" w:cs="Times New Roman"/>
+          <w:sz w:val="28"/>
+          <w:szCs w:val="28"/>
+        </w:rPr>
+      </w:pPr>
+      <w:r>
+        <w:rPr>
+          <w:rFonts w:ascii="Times New Roman" w:hAnsi="Times New Roman" w:cs="Times New Roman"/>
+          <w:sz w:val="28"/>
+          <w:szCs w:val="28"/>
+        </w:rPr>
+        <w:t>Na primeira parte, podemos escolher 3 como pivô:</w:t>
+      </w:r>
+    </w:p>
+    <w:p>
+      <w:pPr>
+        <w:rPr>
+          <w:rFonts w:ascii="Times New Roman" w:hAnsi="Times New Roman" w:cs="Times New Roman"/>
+          <w:sz w:val="28"/>
+          <w:szCs w:val="28"/>
+        </w:rPr>
+      </w:pPr>
+      <w:r>
+        <w:rPr>
+          <w:rFonts w:ascii="Times New Roman" w:hAnsi="Times New Roman" w:cs="Times New Roman"/>
+          <w:sz w:val="28"/>
+          <w:szCs w:val="28"/>
+        </w:rPr>
+        <w:t>[2] | 3 | [4]</w:t>
+      </w:r>
+    </w:p>
+    <w:p>
+      <w:pPr>
+        <w:rPr>
+          <w:rFonts w:ascii="Times New Roman" w:hAnsi="Times New Roman" w:cs="Times New Roman"/>
+          <w:b/>
+          <w:bCs/>
+          <w:color w:val="EE0000"/>
+          <w:sz w:val="28"/>
+          <w:szCs w:val="28"/>
+        </w:rPr>
+      </w:pPr>
+      <w:proofErr w:type="gramStart"/>
+      <w:r>
+        <w:rPr>
+          <w:rFonts w:ascii="Times New Roman" w:hAnsi="Times New Roman" w:cs="Times New Roman"/>
+          <w:b/>
+          <w:bCs/>
+          <w:color w:val="EE0000"/>
+          <w:sz w:val="28"/>
+          <w:szCs w:val="28"/>
+        </w:rPr>
+        <w:t>Resultado final</w:t>
+      </w:r>
+      <w:proofErr w:type="gramEnd"/>
+      <w:r>
+        <w:rPr>
+          <w:rFonts w:ascii="Times New Roman" w:hAnsi="Times New Roman" w:cs="Times New Roman"/>
+          <w:b/>
+          <w:bCs/>
+          <w:color w:val="EE0000"/>
+          <w:sz w:val="28"/>
+          <w:szCs w:val="28"/>
+        </w:rPr>
+        <w:t>:</w:t>
+      </w:r>
+    </w:p>
+    <w:p>
+      <w:pPr>
+        <w:ind w:firstLine="708"/>
+        <w:rPr>
+          <w:rFonts w:ascii="Times New Roman" w:hAnsi="Times New Roman" w:cs="Times New Roman"/>
+          <w:sz w:val="28"/>
+          <w:szCs w:val="28"/>
+        </w:rPr>
+      </w:pPr>
+      <w:r>
+        <w:rPr>
+          <w:rFonts w:ascii="Times New Roman" w:hAnsi="Times New Roman" w:cs="Times New Roman"/>
+          <w:sz w:val="28"/>
+          <w:szCs w:val="28"/>
+        </w:rPr>
         <w:t>[2, 3, 4, 5, 8]</w:t>
       </w:r>
     </w:p>
@@ -3416,1107 +4654,31 @@
       <w:pPr>
         <w:rPr>
           <w:rFonts w:ascii="Times New Roman" w:hAnsi="Times New Roman" w:cs="Times New Roman"/>
-          <w:sz w:val="28"/>
-          <w:szCs w:val="28"/>
-        </w:rPr>
-      </w:pPr>
-      <w:r>
-        <w:rPr>
-          <w:rFonts w:ascii="Times New Roman" w:hAnsi="Times New Roman" w:cs="Times New Roman"/>
-          <w:sz w:val="28"/>
-          <w:szCs w:val="28"/>
-        </w:rPr>
-        <w:t>A grande sacada é:</w:t>
-      </w:r>
-    </w:p>
-    <w:p>
-      <w:pPr>
-        <w:rPr>
-          <w:rFonts w:ascii="Times New Roman" w:hAnsi="Times New Roman" w:cs="Times New Roman"/>
-          <w:sz w:val="28"/>
-          <w:szCs w:val="28"/>
-        </w:rPr>
-      </w:pPr>
-      <w:r>
-        <w:rPr>
-          <w:rFonts w:ascii="Times New Roman" w:hAnsi="Times New Roman" w:cs="Times New Roman"/>
-          <w:sz w:val="28"/>
-          <w:szCs w:val="28"/>
-        </w:rPr>
-        <w:t>DIVIDIR</w:t>
-      </w:r>
-    </w:p>
-    <w:p>
-      <w:pPr>
-        <w:rPr>
-          <w:rFonts w:ascii="Times New Roman" w:hAnsi="Times New Roman" w:cs="Times New Roman"/>
-          <w:sz w:val="28"/>
-          <w:szCs w:val="28"/>
-        </w:rPr>
-      </w:pPr>
-      <w:r>
-        <w:rPr>
-          <w:rFonts w:ascii="Times New Roman" w:hAnsi="Times New Roman" w:cs="Times New Roman"/>
-          <w:sz w:val="28"/>
-          <w:szCs w:val="28"/>
-        </w:rPr>
-        <w:t xml:space="preserve">   ↓</w:t>
-      </w:r>
-    </w:p>
-    <w:p>
-      <w:pPr>
-        <w:rPr>
-          <w:rFonts w:ascii="Times New Roman" w:hAnsi="Times New Roman" w:cs="Times New Roman"/>
-          <w:sz w:val="28"/>
-          <w:szCs w:val="28"/>
-        </w:rPr>
-      </w:pPr>
-      <w:r>
-        <w:rPr>
-          <w:rFonts w:ascii="Times New Roman" w:hAnsi="Times New Roman" w:cs="Times New Roman"/>
-          <w:sz w:val="28"/>
-          <w:szCs w:val="28"/>
-        </w:rPr>
-        <w:t>[5,3,8,4,2]</w:t>
-      </w:r>
-    </w:p>
-    <w:p>
-      <w:pPr>
-        <w:rPr>
-          <w:rFonts w:ascii="Times New Roman" w:hAnsi="Times New Roman" w:cs="Times New Roman"/>
-          <w:sz w:val="28"/>
-          <w:szCs w:val="28"/>
-        </w:rPr>
-      </w:pPr>
-    </w:p>
-    <w:p>
-      <w:pPr>
-        <w:rPr>
-          <w:rFonts w:ascii="Times New Roman" w:hAnsi="Times New Roman" w:cs="Times New Roman"/>
-          <w:sz w:val="28"/>
-          <w:szCs w:val="28"/>
-        </w:rPr>
-      </w:pPr>
-      <w:r>
-        <w:rPr>
-          <w:rFonts w:ascii="Times New Roman" w:hAnsi="Times New Roman" w:cs="Times New Roman"/>
-          <w:sz w:val="28"/>
-          <w:szCs w:val="28"/>
-        </w:rPr>
-        <w:t xml:space="preserve">   ↓</w:t>
-      </w:r>
-    </w:p>
-    <w:p>
-      <w:pPr>
-        <w:rPr>
-          <w:rFonts w:ascii="Times New Roman" w:hAnsi="Times New Roman" w:cs="Times New Roman"/>
-          <w:sz w:val="28"/>
-          <w:szCs w:val="28"/>
-        </w:rPr>
-      </w:pPr>
-    </w:p>
-    <w:p>
-      <w:pPr>
-        <w:rPr>
-          <w:rFonts w:ascii="Times New Roman" w:hAnsi="Times New Roman" w:cs="Times New Roman"/>
-          <w:sz w:val="28"/>
-          <w:szCs w:val="28"/>
-        </w:rPr>
-      </w:pPr>
-      <w:r>
-        <w:rPr>
-          <w:rFonts w:ascii="Times New Roman" w:hAnsi="Times New Roman" w:cs="Times New Roman"/>
-          <w:sz w:val="28"/>
-          <w:szCs w:val="28"/>
-        </w:rPr>
-        <w:t xml:space="preserve">[5,3]    </w:t>
-      </w:r>
-      <w:proofErr w:type="gramStart"/>
-      <w:r>
-        <w:rPr>
-          <w:rFonts w:ascii="Times New Roman" w:hAnsi="Times New Roman" w:cs="Times New Roman"/>
-          <w:sz w:val="28"/>
-          <w:szCs w:val="28"/>
-        </w:rPr>
-        <w:t xml:space="preserve">   [</w:t>
-      </w:r>
-      <w:proofErr w:type="gramEnd"/>
-      <w:r>
-        <w:rPr>
-          <w:rFonts w:ascii="Times New Roman" w:hAnsi="Times New Roman" w:cs="Times New Roman"/>
-          <w:sz w:val="28"/>
-          <w:szCs w:val="28"/>
-        </w:rPr>
-        <w:t>8,4,2]</w:t>
-      </w:r>
-    </w:p>
-    <w:p>
-      <w:pPr>
-        <w:rPr>
-          <w:rFonts w:ascii="Times New Roman" w:hAnsi="Times New Roman" w:cs="Times New Roman"/>
-          <w:sz w:val="28"/>
-          <w:szCs w:val="28"/>
-        </w:rPr>
-      </w:pPr>
-    </w:p>
-    <w:p>
-      <w:pPr>
-        <w:rPr>
-          <w:rFonts w:ascii="Times New Roman" w:hAnsi="Times New Roman" w:cs="Times New Roman"/>
-          <w:sz w:val="28"/>
-          <w:szCs w:val="28"/>
-        </w:rPr>
-      </w:pPr>
-      <w:r>
-        <w:rPr>
-          <w:rFonts w:ascii="Times New Roman" w:hAnsi="Times New Roman" w:cs="Times New Roman"/>
-          <w:sz w:val="28"/>
-          <w:szCs w:val="28"/>
-        </w:rPr>
-        <w:t xml:space="preserve">   ↓</w:t>
-      </w:r>
-    </w:p>
-    <w:p>
-      <w:pPr>
-        <w:rPr>
-          <w:rFonts w:ascii="Times New Roman" w:hAnsi="Times New Roman" w:cs="Times New Roman"/>
-          <w:sz w:val="28"/>
-          <w:szCs w:val="28"/>
-        </w:rPr>
-      </w:pPr>
-    </w:p>
-    <w:p>
-      <w:pPr>
-        <w:rPr>
-          <w:rFonts w:ascii="Times New Roman" w:hAnsi="Times New Roman" w:cs="Times New Roman"/>
-          <w:sz w:val="28"/>
-          <w:szCs w:val="28"/>
-        </w:rPr>
-      </w:pPr>
-      <w:r>
-        <w:rPr>
-          <w:rFonts w:ascii="Times New Roman" w:hAnsi="Times New Roman" w:cs="Times New Roman"/>
-          <w:sz w:val="28"/>
-          <w:szCs w:val="28"/>
-        </w:rPr>
-        <w:t xml:space="preserve">[5][3]  </w:t>
-      </w:r>
-      <w:proofErr w:type="gramStart"/>
-      <w:r>
-        <w:rPr>
-          <w:rFonts w:ascii="Times New Roman" w:hAnsi="Times New Roman" w:cs="Times New Roman"/>
-          <w:sz w:val="28"/>
-          <w:szCs w:val="28"/>
-        </w:rPr>
-        <w:t xml:space="preserve">   [8][</w:t>
-      </w:r>
-      <w:proofErr w:type="gramEnd"/>
-      <w:r>
-        <w:rPr>
-          <w:rFonts w:ascii="Times New Roman" w:hAnsi="Times New Roman" w:cs="Times New Roman"/>
-          <w:sz w:val="28"/>
-          <w:szCs w:val="28"/>
-        </w:rPr>
-        <w:t>4,2]</w:t>
-      </w:r>
-    </w:p>
-    <w:p>
-      <w:pPr>
-        <w:rPr>
-          <w:rFonts w:ascii="Times New Roman" w:hAnsi="Times New Roman" w:cs="Times New Roman"/>
-          <w:sz w:val="28"/>
-          <w:szCs w:val="28"/>
-        </w:rPr>
-      </w:pPr>
-    </w:p>
-    <w:p>
-      <w:pPr>
-        <w:rPr>
-          <w:rFonts w:ascii="Times New Roman" w:hAnsi="Times New Roman" w:cs="Times New Roman"/>
-          <w:sz w:val="28"/>
-          <w:szCs w:val="28"/>
-        </w:rPr>
-      </w:pPr>
-      <w:r>
-        <w:rPr>
-          <w:rFonts w:ascii="Times New Roman" w:hAnsi="Times New Roman" w:cs="Times New Roman"/>
-          <w:sz w:val="28"/>
-          <w:szCs w:val="28"/>
-        </w:rPr>
-        <w:t xml:space="preserve">   ↓</w:t>
-      </w:r>
-    </w:p>
-    <w:p>
-      <w:pPr>
-        <w:rPr>
-          <w:rFonts w:ascii="Times New Roman" w:hAnsi="Times New Roman" w:cs="Times New Roman"/>
-          <w:sz w:val="28"/>
-          <w:szCs w:val="28"/>
-        </w:rPr>
-      </w:pPr>
-    </w:p>
-    <w:p>
-      <w:pPr>
-        <w:rPr>
-          <w:rFonts w:ascii="Times New Roman" w:hAnsi="Times New Roman" w:cs="Times New Roman"/>
-          <w:sz w:val="28"/>
-          <w:szCs w:val="28"/>
-        </w:rPr>
-      </w:pPr>
-      <w:r>
-        <w:rPr>
-          <w:rFonts w:ascii="Times New Roman" w:hAnsi="Times New Roman" w:cs="Times New Roman"/>
-          <w:sz w:val="28"/>
-          <w:szCs w:val="28"/>
-        </w:rPr>
-        <w:t xml:space="preserve">[5][3]  </w:t>
-      </w:r>
-      <w:proofErr w:type="gramStart"/>
-      <w:r>
-        <w:rPr>
-          <w:rFonts w:ascii="Times New Roman" w:hAnsi="Times New Roman" w:cs="Times New Roman"/>
-          <w:sz w:val="28"/>
-          <w:szCs w:val="28"/>
-        </w:rPr>
-        <w:t xml:space="preserve">   [</w:t>
-      </w:r>
-      <w:proofErr w:type="gramEnd"/>
-      <w:r>
-        <w:rPr>
-          <w:rFonts w:ascii="Times New Roman" w:hAnsi="Times New Roman" w:cs="Times New Roman"/>
-          <w:sz w:val="28"/>
-          <w:szCs w:val="28"/>
-        </w:rPr>
-        <w:t>8][4][2]</w:t>
-      </w:r>
-    </w:p>
-    <w:p>
-      <w:pPr>
-        <w:rPr>
-          <w:rFonts w:ascii="Times New Roman" w:hAnsi="Times New Roman" w:cs="Times New Roman"/>
-          <w:sz w:val="28"/>
-          <w:szCs w:val="28"/>
-        </w:rPr>
-      </w:pPr>
-    </w:p>
-    <w:p>
-      <w:pPr>
-        <w:rPr>
-          <w:rFonts w:ascii="Times New Roman" w:hAnsi="Times New Roman" w:cs="Times New Roman"/>
-          <w:sz w:val="28"/>
-          <w:szCs w:val="28"/>
-        </w:rPr>
-      </w:pPr>
-      <w:r>
-        <w:rPr>
-          <w:rFonts w:ascii="Times New Roman" w:hAnsi="Times New Roman" w:cs="Times New Roman"/>
-          <w:sz w:val="28"/>
-          <w:szCs w:val="28"/>
-        </w:rPr>
-        <w:t xml:space="preserve">   ↓</w:t>
-      </w:r>
-    </w:p>
-    <w:p>
-      <w:pPr>
-        <w:rPr>
-          <w:rFonts w:ascii="Times New Roman" w:hAnsi="Times New Roman" w:cs="Times New Roman"/>
-          <w:sz w:val="28"/>
-          <w:szCs w:val="28"/>
-        </w:rPr>
-      </w:pPr>
-      <w:r>
-        <w:rPr>
-          <w:rFonts w:ascii="Times New Roman" w:hAnsi="Times New Roman" w:cs="Times New Roman"/>
-          <w:sz w:val="28"/>
-          <w:szCs w:val="28"/>
-        </w:rPr>
-        <w:t>INTERCALAR</w:t>
-      </w:r>
-    </w:p>
-    <w:p>
-      <w:pPr>
-        <w:rPr>
-          <w:rFonts w:ascii="Times New Roman" w:hAnsi="Times New Roman" w:cs="Times New Roman"/>
-          <w:sz w:val="28"/>
-          <w:szCs w:val="28"/>
-        </w:rPr>
-      </w:pPr>
-    </w:p>
-    <w:p>
-      <w:pPr>
-        <w:rPr>
-          <w:rFonts w:ascii="Times New Roman" w:hAnsi="Times New Roman" w:cs="Times New Roman"/>
-          <w:sz w:val="28"/>
-          <w:szCs w:val="28"/>
-        </w:rPr>
-      </w:pPr>
-      <w:r>
-        <w:rPr>
-          <w:rFonts w:ascii="Times New Roman" w:hAnsi="Times New Roman" w:cs="Times New Roman"/>
-          <w:sz w:val="28"/>
-          <w:szCs w:val="28"/>
-        </w:rPr>
-        <w:t xml:space="preserve">[3,5]   </w:t>
-      </w:r>
-      <w:proofErr w:type="gramStart"/>
-      <w:r>
-        <w:rPr>
-          <w:rFonts w:ascii="Times New Roman" w:hAnsi="Times New Roman" w:cs="Times New Roman"/>
-          <w:sz w:val="28"/>
-          <w:szCs w:val="28"/>
-        </w:rPr>
-        <w:t xml:space="preserve">   [</w:t>
-      </w:r>
-      <w:proofErr w:type="gramEnd"/>
-      <w:r>
-        <w:rPr>
-          <w:rFonts w:ascii="Times New Roman" w:hAnsi="Times New Roman" w:cs="Times New Roman"/>
-          <w:sz w:val="28"/>
-          <w:szCs w:val="28"/>
-        </w:rPr>
-        <w:t>2,4,8]</w:t>
-      </w:r>
-    </w:p>
-    <w:p>
-      <w:pPr>
-        <w:rPr>
-          <w:rFonts w:ascii="Times New Roman" w:hAnsi="Times New Roman" w:cs="Times New Roman"/>
-          <w:sz w:val="28"/>
-          <w:szCs w:val="28"/>
-        </w:rPr>
-      </w:pPr>
-    </w:p>
-    <w:p>
-      <w:pPr>
-        <w:rPr>
-          <w:rFonts w:ascii="Times New Roman" w:hAnsi="Times New Roman" w:cs="Times New Roman"/>
-          <w:sz w:val="28"/>
-          <w:szCs w:val="28"/>
-        </w:rPr>
-      </w:pPr>
-      <w:r>
-        <w:rPr>
-          <w:rFonts w:ascii="Times New Roman" w:hAnsi="Times New Roman" w:cs="Times New Roman"/>
-          <w:sz w:val="28"/>
-          <w:szCs w:val="28"/>
-        </w:rPr>
-        <w:t xml:space="preserve">   ↓</w:t>
-      </w:r>
-    </w:p>
-    <w:p>
-      <w:pPr>
-        <w:rPr>
-          <w:rFonts w:ascii="Times New Roman" w:hAnsi="Times New Roman" w:cs="Times New Roman"/>
-          <w:sz w:val="28"/>
-          <w:szCs w:val="28"/>
-        </w:rPr>
-      </w:pPr>
-    </w:p>
-    <w:p>
-      <w:pPr>
-        <w:rPr>
-          <w:rFonts w:ascii="Times New Roman" w:hAnsi="Times New Roman" w:cs="Times New Roman"/>
-          <w:sz w:val="28"/>
-          <w:szCs w:val="28"/>
-        </w:rPr>
-      </w:pPr>
-      <w:r>
-        <w:rPr>
-          <w:rFonts w:ascii="Times New Roman" w:hAnsi="Times New Roman" w:cs="Times New Roman"/>
-          <w:sz w:val="28"/>
-          <w:szCs w:val="28"/>
-        </w:rPr>
-        <w:t>[2,3,4,5,8]</w:t>
-      </w:r>
-    </w:p>
-    <w:p>
-      <w:pPr>
-        <w:rPr>
-          <w:rFonts w:ascii="Times New Roman" w:hAnsi="Times New Roman" w:cs="Times New Roman"/>
-          <w:b/>
-          <w:bCs/>
-          <w:sz w:val="28"/>
-          <w:szCs w:val="28"/>
-        </w:rPr>
-      </w:pPr>
-      <w:r>
-        <w:rPr>
-          <w:rFonts w:ascii="Times New Roman" w:hAnsi="Times New Roman" w:cs="Times New Roman"/>
-          <w:b/>
-          <w:bCs/>
-          <w:sz w:val="28"/>
-          <w:szCs w:val="28"/>
-        </w:rPr>
-        <w:t>Complexidade</w:t>
-      </w:r>
-    </w:p>
-    <w:p>
-      <w:pPr>
-        <w:rPr>
-          <w:rFonts w:ascii="Times New Roman" w:hAnsi="Times New Roman" w:cs="Times New Roman"/>
-          <w:sz w:val="28"/>
-          <w:szCs w:val="28"/>
-        </w:rPr>
-      </w:pPr>
-      <w:r>
-        <w:rPr>
-          <w:rFonts w:ascii="Times New Roman" w:hAnsi="Times New Roman" w:cs="Times New Roman"/>
-          <w:sz w:val="28"/>
-          <w:szCs w:val="28"/>
-        </w:rPr>
-        <w:lastRenderedPageBreak/>
-        <w:t xml:space="preserve">Melhor caso:   </w:t>
-      </w:r>
-      <w:proofErr w:type="gramStart"/>
-      <w:r>
-        <w:rPr>
-          <w:rFonts w:ascii="Times New Roman" w:hAnsi="Times New Roman" w:cs="Times New Roman"/>
-          <w:sz w:val="28"/>
-          <w:szCs w:val="28"/>
-        </w:rPr>
-        <w:t>O(</w:t>
-      </w:r>
-      <w:proofErr w:type="gramEnd"/>
-      <w:r>
-        <w:rPr>
-          <w:rFonts w:ascii="Times New Roman" w:hAnsi="Times New Roman" w:cs="Times New Roman"/>
-          <w:sz w:val="28"/>
-          <w:szCs w:val="28"/>
-        </w:rPr>
-        <w:t>n log n)</w:t>
-      </w:r>
-    </w:p>
-    <w:p>
-      <w:pPr>
-        <w:rPr>
-          <w:rFonts w:ascii="Times New Roman" w:hAnsi="Times New Roman" w:cs="Times New Roman"/>
-          <w:sz w:val="28"/>
-          <w:szCs w:val="28"/>
-        </w:rPr>
-      </w:pPr>
-      <w:r>
-        <w:rPr>
-          <w:rFonts w:ascii="Times New Roman" w:hAnsi="Times New Roman" w:cs="Times New Roman"/>
-          <w:sz w:val="28"/>
-          <w:szCs w:val="28"/>
-        </w:rPr>
-        <w:t xml:space="preserve">Médio caso:    </w:t>
-      </w:r>
-      <w:proofErr w:type="gramStart"/>
-      <w:r>
-        <w:rPr>
-          <w:rFonts w:ascii="Times New Roman" w:hAnsi="Times New Roman" w:cs="Times New Roman"/>
-          <w:sz w:val="28"/>
-          <w:szCs w:val="28"/>
-        </w:rPr>
-        <w:t>O(</w:t>
-      </w:r>
-      <w:proofErr w:type="gramEnd"/>
-      <w:r>
-        <w:rPr>
-          <w:rFonts w:ascii="Times New Roman" w:hAnsi="Times New Roman" w:cs="Times New Roman"/>
-          <w:sz w:val="28"/>
-          <w:szCs w:val="28"/>
-        </w:rPr>
-        <w:t>n log n)</w:t>
-      </w:r>
-    </w:p>
-    <w:p>
-      <w:pPr>
-        <w:rPr>
-          <w:rFonts w:ascii="Times New Roman" w:hAnsi="Times New Roman" w:cs="Times New Roman"/>
-          <w:sz w:val="28"/>
-          <w:szCs w:val="28"/>
-        </w:rPr>
-      </w:pPr>
-      <w:r>
-        <w:rPr>
-          <w:rFonts w:ascii="Times New Roman" w:hAnsi="Times New Roman" w:cs="Times New Roman"/>
-          <w:sz w:val="28"/>
-          <w:szCs w:val="28"/>
-        </w:rPr>
-        <w:t xml:space="preserve">Pior caso:     </w:t>
-      </w:r>
-      <w:proofErr w:type="gramStart"/>
-      <w:r>
-        <w:rPr>
-          <w:rFonts w:ascii="Times New Roman" w:hAnsi="Times New Roman" w:cs="Times New Roman"/>
-          <w:sz w:val="28"/>
-          <w:szCs w:val="28"/>
-        </w:rPr>
-        <w:t>O(</w:t>
-      </w:r>
-      <w:proofErr w:type="gramEnd"/>
-      <w:r>
-        <w:rPr>
-          <w:rFonts w:ascii="Times New Roman" w:hAnsi="Times New Roman" w:cs="Times New Roman"/>
-          <w:sz w:val="28"/>
-          <w:szCs w:val="28"/>
-        </w:rPr>
-        <w:t>n log n)</w:t>
-      </w:r>
-    </w:p>
-    <w:p>
-      <w:pPr>
-        <w:rPr>
-          <w:rFonts w:ascii="Times New Roman" w:hAnsi="Times New Roman" w:cs="Times New Roman"/>
-          <w:sz w:val="28"/>
-          <w:szCs w:val="28"/>
-        </w:rPr>
-      </w:pPr>
-      <w:r>
-        <w:rPr>
-          <w:rFonts w:ascii="Times New Roman" w:hAnsi="Times New Roman" w:cs="Times New Roman"/>
-          <w:sz w:val="28"/>
-          <w:szCs w:val="28"/>
-        </w:rPr>
-        <w:t xml:space="preserve">Essa é uma das grandes vantagens do Merge </w:t>
-      </w:r>
-      <w:proofErr w:type="spellStart"/>
-      <w:r>
-        <w:rPr>
-          <w:rFonts w:ascii="Times New Roman" w:hAnsi="Times New Roman" w:cs="Times New Roman"/>
-          <w:sz w:val="28"/>
-          <w:szCs w:val="28"/>
-        </w:rPr>
-        <w:t>Sort</w:t>
-      </w:r>
-      <w:proofErr w:type="spellEnd"/>
-      <w:r>
-        <w:rPr>
-          <w:rFonts w:ascii="Times New Roman" w:hAnsi="Times New Roman" w:cs="Times New Roman"/>
-          <w:sz w:val="28"/>
-          <w:szCs w:val="28"/>
-        </w:rPr>
-        <w:t>.</w:t>
-      </w:r>
-    </w:p>
-    <w:p>
-      <w:pPr>
-        <w:rPr>
-          <w:rFonts w:ascii="Times New Roman" w:hAnsi="Times New Roman" w:cs="Times New Roman"/>
-          <w:sz w:val="28"/>
-          <w:szCs w:val="28"/>
-        </w:rPr>
-      </w:pPr>
-      <w:r>
-        <w:rPr>
-          <w:rFonts w:ascii="Times New Roman" w:hAnsi="Times New Roman" w:cs="Times New Roman"/>
-          <w:sz w:val="28"/>
-          <w:szCs w:val="28"/>
-        </w:rPr>
-        <w:t xml:space="preserve">A desvantagem é que normalmente precisa de </w:t>
-      </w:r>
-      <w:r>
-        <w:rPr>
-          <w:rFonts w:ascii="Times New Roman" w:hAnsi="Times New Roman" w:cs="Times New Roman"/>
-          <w:b/>
-          <w:bCs/>
-          <w:sz w:val="28"/>
-          <w:szCs w:val="28"/>
-        </w:rPr>
-        <w:t>memória auxiliar</w:t>
-      </w:r>
-      <w:r>
-        <w:rPr>
-          <w:rFonts w:ascii="Times New Roman" w:hAnsi="Times New Roman" w:cs="Times New Roman"/>
-          <w:sz w:val="28"/>
-          <w:szCs w:val="28"/>
-        </w:rPr>
-        <w:t xml:space="preserve"> para realizar a intercalação.</w:t>
-      </w:r>
-    </w:p>
-    <w:p>
-      <w:pPr>
-        <w:rPr>
-          <w:rFonts w:ascii="Times New Roman" w:hAnsi="Times New Roman" w:cs="Times New Roman"/>
-          <w:sz w:val="28"/>
-          <w:szCs w:val="28"/>
-        </w:rPr>
-      </w:pPr>
-    </w:p>
-    <w:p>
-      <w:pPr>
-        <w:rPr>
-          <w:rFonts w:ascii="Times New Roman" w:hAnsi="Times New Roman" w:cs="Times New Roman"/>
-          <w:b/>
-          <w:bCs/>
-          <w:sz w:val="28"/>
-          <w:szCs w:val="28"/>
-        </w:rPr>
-      </w:pPr>
-      <w:r>
-        <w:rPr>
-          <w:rFonts w:ascii="Times New Roman" w:hAnsi="Times New Roman" w:cs="Times New Roman"/>
-          <w:b/>
-          <w:bCs/>
-          <w:sz w:val="28"/>
-          <w:szCs w:val="28"/>
-        </w:rPr>
-        <w:t xml:space="preserve">5. Quick </w:t>
-      </w:r>
-      <w:proofErr w:type="spellStart"/>
-      <w:r>
-        <w:rPr>
-          <w:rFonts w:ascii="Times New Roman" w:hAnsi="Times New Roman" w:cs="Times New Roman"/>
-          <w:b/>
-          <w:bCs/>
-          <w:sz w:val="28"/>
-          <w:szCs w:val="28"/>
-        </w:rPr>
-        <w:t>Sort</w:t>
-      </w:r>
-      <w:proofErr w:type="spellEnd"/>
-      <w:r>
-        <w:rPr>
-          <w:rFonts w:ascii="Times New Roman" w:hAnsi="Times New Roman" w:cs="Times New Roman"/>
-          <w:b/>
-          <w:bCs/>
-          <w:sz w:val="28"/>
-          <w:szCs w:val="28"/>
-        </w:rPr>
-        <w:t xml:space="preserve"> — Ordenação Rápida</w:t>
-      </w:r>
-    </w:p>
-    <w:p>
-      <w:pPr>
-        <w:rPr>
-          <w:rFonts w:ascii="Times New Roman" w:hAnsi="Times New Roman" w:cs="Times New Roman"/>
-          <w:sz w:val="28"/>
-          <w:szCs w:val="28"/>
-        </w:rPr>
-      </w:pPr>
-      <w:r>
-        <w:rPr>
-          <w:rFonts w:ascii="Times New Roman" w:hAnsi="Times New Roman" w:cs="Times New Roman"/>
-          <w:sz w:val="28"/>
-          <w:szCs w:val="28"/>
-        </w:rPr>
-        <w:t xml:space="preserve">O Quick </w:t>
-      </w:r>
-      <w:proofErr w:type="spellStart"/>
-      <w:r>
-        <w:rPr>
-          <w:rFonts w:ascii="Times New Roman" w:hAnsi="Times New Roman" w:cs="Times New Roman"/>
-          <w:sz w:val="28"/>
-          <w:szCs w:val="28"/>
-        </w:rPr>
-        <w:t>Sort</w:t>
-      </w:r>
-      <w:proofErr w:type="spellEnd"/>
-      <w:r>
-        <w:rPr>
-          <w:rFonts w:ascii="Times New Roman" w:hAnsi="Times New Roman" w:cs="Times New Roman"/>
-          <w:sz w:val="28"/>
-          <w:szCs w:val="28"/>
-        </w:rPr>
-        <w:t xml:space="preserve"> também utiliza:</w:t>
-      </w:r>
-    </w:p>
-    <w:p>
-      <w:pPr>
-        <w:rPr>
-          <w:rFonts w:ascii="Times New Roman" w:hAnsi="Times New Roman" w:cs="Times New Roman"/>
-          <w:sz w:val="28"/>
-          <w:szCs w:val="28"/>
-        </w:rPr>
-      </w:pPr>
-      <w:r>
-        <w:rPr>
-          <w:rFonts w:ascii="Times New Roman" w:hAnsi="Times New Roman" w:cs="Times New Roman"/>
-          <w:b/>
-          <w:bCs/>
-          <w:sz w:val="28"/>
-          <w:szCs w:val="28"/>
-        </w:rPr>
-        <w:t>Dividir para conquistar.</w:t>
-      </w:r>
-    </w:p>
-    <w:p>
-      <w:pPr>
-        <w:rPr>
-          <w:rFonts w:ascii="Times New Roman" w:hAnsi="Times New Roman" w:cs="Times New Roman"/>
-          <w:sz w:val="28"/>
-          <w:szCs w:val="28"/>
-        </w:rPr>
-      </w:pPr>
-      <w:r>
-        <w:rPr>
-          <w:rFonts w:ascii="Times New Roman" w:hAnsi="Times New Roman" w:cs="Times New Roman"/>
-          <w:sz w:val="28"/>
-          <w:szCs w:val="28"/>
-        </w:rPr>
-        <w:t xml:space="preserve">Mas a estratégia é diferente do Merge </w:t>
-      </w:r>
-      <w:proofErr w:type="spellStart"/>
-      <w:r>
-        <w:rPr>
-          <w:rFonts w:ascii="Times New Roman" w:hAnsi="Times New Roman" w:cs="Times New Roman"/>
-          <w:sz w:val="28"/>
-          <w:szCs w:val="28"/>
-        </w:rPr>
-        <w:t>Sort</w:t>
-      </w:r>
-      <w:proofErr w:type="spellEnd"/>
-      <w:r>
-        <w:rPr>
-          <w:rFonts w:ascii="Times New Roman" w:hAnsi="Times New Roman" w:cs="Times New Roman"/>
-          <w:sz w:val="28"/>
-          <w:szCs w:val="28"/>
-        </w:rPr>
-        <w:t>.</w:t>
-      </w:r>
-    </w:p>
-    <w:p>
-      <w:pPr>
-        <w:rPr>
-          <w:rFonts w:ascii="Times New Roman" w:hAnsi="Times New Roman" w:cs="Times New Roman"/>
-          <w:sz w:val="28"/>
-          <w:szCs w:val="28"/>
-        </w:rPr>
-      </w:pPr>
-      <w:r>
-        <w:rPr>
-          <w:rFonts w:ascii="Times New Roman" w:hAnsi="Times New Roman" w:cs="Times New Roman"/>
-          <w:sz w:val="28"/>
-          <w:szCs w:val="28"/>
-        </w:rPr>
-        <w:t xml:space="preserve">Ele escolhe um elemento chamado </w:t>
-      </w:r>
-      <w:r>
-        <w:rPr>
-          <w:rFonts w:ascii="Times New Roman" w:hAnsi="Times New Roman" w:cs="Times New Roman"/>
-          <w:b/>
-          <w:bCs/>
-          <w:sz w:val="28"/>
-          <w:szCs w:val="28"/>
-        </w:rPr>
-        <w:t>pivô</w:t>
-      </w:r>
-      <w:r>
-        <w:rPr>
-          <w:rFonts w:ascii="Times New Roman" w:hAnsi="Times New Roman" w:cs="Times New Roman"/>
-          <w:sz w:val="28"/>
-          <w:szCs w:val="28"/>
-        </w:rPr>
-        <w:t>.</w:t>
-      </w:r>
-    </w:p>
-    <w:p>
-      <w:pPr>
-        <w:rPr>
-          <w:rFonts w:ascii="Times New Roman" w:hAnsi="Times New Roman" w:cs="Times New Roman"/>
-          <w:sz w:val="28"/>
-          <w:szCs w:val="28"/>
-        </w:rPr>
-      </w:pPr>
-      <w:r>
-        <w:rPr>
-          <w:rFonts w:ascii="Times New Roman" w:hAnsi="Times New Roman" w:cs="Times New Roman"/>
-          <w:sz w:val="28"/>
-          <w:szCs w:val="28"/>
-        </w:rPr>
-        <w:t>Por exemplo:</w:t>
-      </w:r>
-    </w:p>
-    <w:p>
-      <w:pPr>
-        <w:rPr>
-          <w:rFonts w:ascii="Times New Roman" w:hAnsi="Times New Roman" w:cs="Times New Roman"/>
-          <w:sz w:val="28"/>
-          <w:szCs w:val="28"/>
-        </w:rPr>
-      </w:pPr>
-      <w:r>
-        <w:rPr>
-          <w:rFonts w:ascii="Times New Roman" w:hAnsi="Times New Roman" w:cs="Times New Roman"/>
-          <w:sz w:val="28"/>
-          <w:szCs w:val="28"/>
-        </w:rPr>
-        <w:t>[5, 3, 8, 4, 2]</w:t>
-      </w:r>
-    </w:p>
-    <w:p>
-      <w:pPr>
-        <w:rPr>
-          <w:rFonts w:ascii="Times New Roman" w:hAnsi="Times New Roman" w:cs="Times New Roman"/>
-          <w:sz w:val="28"/>
-          <w:szCs w:val="28"/>
-        </w:rPr>
-      </w:pPr>
-      <w:r>
-        <w:rPr>
-          <w:rFonts w:ascii="Times New Roman" w:hAnsi="Times New Roman" w:cs="Times New Roman"/>
-          <w:sz w:val="28"/>
-          <w:szCs w:val="28"/>
-        </w:rPr>
-        <w:t>Vamos escolher:</w:t>
-      </w:r>
-    </w:p>
-    <w:p>
-      <w:pPr>
-        <w:rPr>
-          <w:rFonts w:ascii="Times New Roman" w:hAnsi="Times New Roman" w:cs="Times New Roman"/>
-          <w:sz w:val="28"/>
-          <w:szCs w:val="28"/>
-        </w:rPr>
-      </w:pPr>
-      <w:r>
-        <w:rPr>
-          <w:rFonts w:ascii="Times New Roman" w:hAnsi="Times New Roman" w:cs="Times New Roman"/>
-          <w:sz w:val="28"/>
-          <w:szCs w:val="28"/>
-        </w:rPr>
-        <w:t>pivô = 5</w:t>
-      </w:r>
-    </w:p>
-    <w:p>
-      <w:pPr>
-        <w:rPr>
-          <w:rFonts w:ascii="Times New Roman" w:hAnsi="Times New Roman" w:cs="Times New Roman"/>
-          <w:sz w:val="28"/>
-          <w:szCs w:val="28"/>
-        </w:rPr>
-      </w:pPr>
-      <w:r>
-        <w:rPr>
-          <w:rFonts w:ascii="Times New Roman" w:hAnsi="Times New Roman" w:cs="Times New Roman"/>
-          <w:sz w:val="28"/>
-          <w:szCs w:val="28"/>
-        </w:rPr>
-        <w:t>Agora reorganizamos os elementos de modo que:</w:t>
-      </w:r>
-    </w:p>
-    <w:p>
-      <w:pPr>
-        <w:rPr>
-          <w:rFonts w:ascii="Times New Roman" w:hAnsi="Times New Roman" w:cs="Times New Roman"/>
-          <w:sz w:val="28"/>
-          <w:szCs w:val="28"/>
-        </w:rPr>
-      </w:pPr>
-      <w:r>
-        <w:rPr>
-          <w:rFonts w:ascii="Times New Roman" w:hAnsi="Times New Roman" w:cs="Times New Roman"/>
-          <w:sz w:val="28"/>
-          <w:szCs w:val="28"/>
-        </w:rPr>
-        <w:t>menores que 5 | 5 | maiores que 5</w:t>
-      </w:r>
-    </w:p>
-    <w:p>
-      <w:pPr>
-        <w:rPr>
-          <w:rFonts w:ascii="Times New Roman" w:hAnsi="Times New Roman" w:cs="Times New Roman"/>
-          <w:sz w:val="28"/>
-          <w:szCs w:val="28"/>
-        </w:rPr>
-      </w:pPr>
-      <w:r>
-        <w:rPr>
-          <w:rFonts w:ascii="Times New Roman" w:hAnsi="Times New Roman" w:cs="Times New Roman"/>
-          <w:sz w:val="28"/>
-          <w:szCs w:val="28"/>
-        </w:rPr>
-        <w:t>Resultado:</w:t>
-      </w:r>
-    </w:p>
-    <w:p>
-      <w:pPr>
-        <w:rPr>
-          <w:rFonts w:ascii="Times New Roman" w:hAnsi="Times New Roman" w:cs="Times New Roman"/>
-          <w:sz w:val="28"/>
-          <w:szCs w:val="28"/>
-        </w:rPr>
-      </w:pPr>
-      <w:r>
-        <w:rPr>
-          <w:rFonts w:ascii="Times New Roman" w:hAnsi="Times New Roman" w:cs="Times New Roman"/>
-          <w:sz w:val="28"/>
-          <w:szCs w:val="28"/>
-        </w:rPr>
-        <w:t>[3, 4, 2] | 5 | [8]</w:t>
-      </w:r>
-    </w:p>
-    <w:p>
-      <w:pPr>
-        <w:rPr>
-          <w:rFonts w:ascii="Times New Roman" w:hAnsi="Times New Roman" w:cs="Times New Roman"/>
-          <w:sz w:val="28"/>
-          <w:szCs w:val="28"/>
-        </w:rPr>
-      </w:pPr>
-      <w:r>
-        <w:rPr>
-          <w:rFonts w:ascii="Times New Roman" w:hAnsi="Times New Roman" w:cs="Times New Roman"/>
-          <w:sz w:val="28"/>
-          <w:szCs w:val="28"/>
-        </w:rPr>
-        <w:t xml:space="preserve">Depois fazemos Quick </w:t>
-      </w:r>
-      <w:proofErr w:type="spellStart"/>
-      <w:r>
-        <w:rPr>
-          <w:rFonts w:ascii="Times New Roman" w:hAnsi="Times New Roman" w:cs="Times New Roman"/>
-          <w:sz w:val="28"/>
-          <w:szCs w:val="28"/>
-        </w:rPr>
-        <w:t>Sort</w:t>
-      </w:r>
-      <w:proofErr w:type="spellEnd"/>
-      <w:r>
-        <w:rPr>
-          <w:rFonts w:ascii="Times New Roman" w:hAnsi="Times New Roman" w:cs="Times New Roman"/>
-          <w:sz w:val="28"/>
-          <w:szCs w:val="28"/>
-        </w:rPr>
-        <w:t xml:space="preserve"> novamente nas duas partes:</w:t>
-      </w:r>
-    </w:p>
-    <w:p>
-      <w:pPr>
-        <w:rPr>
-          <w:rFonts w:ascii="Times New Roman" w:hAnsi="Times New Roman" w:cs="Times New Roman"/>
-          <w:sz w:val="28"/>
-          <w:szCs w:val="28"/>
-        </w:rPr>
-      </w:pPr>
-      <w:r>
-        <w:rPr>
-          <w:rFonts w:ascii="Times New Roman" w:hAnsi="Times New Roman" w:cs="Times New Roman"/>
-          <w:sz w:val="28"/>
-          <w:szCs w:val="28"/>
-        </w:rPr>
-        <w:t>[3, 4, 2]</w:t>
-      </w:r>
-    </w:p>
-    <w:p>
-      <w:pPr>
-        <w:rPr>
-          <w:rFonts w:ascii="Times New Roman" w:hAnsi="Times New Roman" w:cs="Times New Roman"/>
-          <w:sz w:val="28"/>
-          <w:szCs w:val="28"/>
-        </w:rPr>
-      </w:pPr>
-      <w:r>
-        <w:rPr>
-          <w:rFonts w:ascii="Times New Roman" w:hAnsi="Times New Roman" w:cs="Times New Roman"/>
-          <w:sz w:val="28"/>
-          <w:szCs w:val="28"/>
-        </w:rPr>
-        <w:t>e:</w:t>
-      </w:r>
-    </w:p>
-    <w:p>
-      <w:pPr>
-        <w:rPr>
-          <w:rFonts w:ascii="Times New Roman" w:hAnsi="Times New Roman" w:cs="Times New Roman"/>
-          <w:sz w:val="28"/>
-          <w:szCs w:val="28"/>
-        </w:rPr>
-      </w:pPr>
-      <w:r>
-        <w:rPr>
-          <w:rFonts w:ascii="Times New Roman" w:hAnsi="Times New Roman" w:cs="Times New Roman"/>
-          <w:sz w:val="28"/>
-          <w:szCs w:val="28"/>
-        </w:rPr>
-        <w:t>[8]</w:t>
-      </w:r>
-    </w:p>
-    <w:p>
-      <w:pPr>
-        <w:rPr>
-          <w:rFonts w:ascii="Times New Roman" w:hAnsi="Times New Roman" w:cs="Times New Roman"/>
-          <w:sz w:val="28"/>
-          <w:szCs w:val="28"/>
-        </w:rPr>
-      </w:pPr>
-      <w:r>
-        <w:rPr>
-          <w:rFonts w:ascii="Times New Roman" w:hAnsi="Times New Roman" w:cs="Times New Roman"/>
-          <w:sz w:val="28"/>
-          <w:szCs w:val="28"/>
-        </w:rPr>
-        <w:t>Na primeira parte, podemos escolher 3 como pivô:</w:t>
-      </w:r>
-    </w:p>
-    <w:p>
-      <w:pPr>
-        <w:rPr>
-          <w:rFonts w:ascii="Times New Roman" w:hAnsi="Times New Roman" w:cs="Times New Roman"/>
-          <w:sz w:val="28"/>
-          <w:szCs w:val="28"/>
-        </w:rPr>
-      </w:pPr>
-      <w:r>
-        <w:rPr>
-          <w:rFonts w:ascii="Times New Roman" w:hAnsi="Times New Roman" w:cs="Times New Roman"/>
-          <w:sz w:val="28"/>
-          <w:szCs w:val="28"/>
-        </w:rPr>
-        <w:t>[2] | 3 | [4]</w:t>
-      </w:r>
-    </w:p>
-    <w:p>
-      <w:pPr>
-        <w:rPr>
-          <w:rFonts w:ascii="Times New Roman" w:hAnsi="Times New Roman" w:cs="Times New Roman"/>
-          <w:sz w:val="28"/>
-          <w:szCs w:val="28"/>
-        </w:rPr>
-      </w:pPr>
-      <w:proofErr w:type="gramStart"/>
-      <w:r>
-        <w:rPr>
-          <w:rFonts w:ascii="Times New Roman" w:hAnsi="Times New Roman" w:cs="Times New Roman"/>
-          <w:sz w:val="28"/>
-          <w:szCs w:val="28"/>
-        </w:rPr>
-        <w:t>Resultado final</w:t>
-      </w:r>
-      <w:proofErr w:type="gramEnd"/>
-      <w:r>
-        <w:rPr>
-          <w:rFonts w:ascii="Times New Roman" w:hAnsi="Times New Roman" w:cs="Times New Roman"/>
-          <w:sz w:val="28"/>
-          <w:szCs w:val="28"/>
-        </w:rPr>
-        <w:t>:</w:t>
-      </w:r>
-    </w:p>
-    <w:p>
-      <w:pPr>
-        <w:rPr>
-          <w:rFonts w:ascii="Times New Roman" w:hAnsi="Times New Roman" w:cs="Times New Roman"/>
-          <w:sz w:val="28"/>
-          <w:szCs w:val="28"/>
-        </w:rPr>
-      </w:pPr>
-      <w:r>
-        <w:rPr>
-          <w:rFonts w:ascii="Times New Roman" w:hAnsi="Times New Roman" w:cs="Times New Roman"/>
-          <w:sz w:val="28"/>
-          <w:szCs w:val="28"/>
-        </w:rPr>
-        <w:t>[2, 3, 4, 5, 8]</w:t>
-      </w:r>
-    </w:p>
-    <w:p>
-      <w:pPr>
-        <w:rPr>
-          <w:rFonts w:ascii="Times New Roman" w:hAnsi="Times New Roman" w:cs="Times New Roman"/>
-          <w:b/>
-          <w:bCs/>
-          <w:sz w:val="28"/>
-          <w:szCs w:val="28"/>
-        </w:rPr>
-      </w:pPr>
-      <w:r>
-        <w:rPr>
-          <w:rFonts w:ascii="Times New Roman" w:hAnsi="Times New Roman" w:cs="Times New Roman"/>
-          <w:b/>
-          <w:bCs/>
+          <w:b/>
+          <w:bCs/>
+          <w:color w:val="EE0000"/>
+          <w:sz w:val="28"/>
+          <w:szCs w:val="28"/>
+        </w:rPr>
+      </w:pPr>
+    </w:p>
+    <w:p>
+      <w:pPr>
+        <w:rPr>
+          <w:rFonts w:ascii="Times New Roman" w:hAnsi="Times New Roman" w:cs="Times New Roman"/>
+          <w:b/>
+          <w:bCs/>
+          <w:color w:val="EE0000"/>
+          <w:sz w:val="28"/>
+          <w:szCs w:val="28"/>
+        </w:rPr>
+      </w:pPr>
+      <w:r>
+        <w:rPr>
+          <w:rFonts w:ascii="Times New Roman" w:hAnsi="Times New Roman" w:cs="Times New Roman"/>
+          <w:b/>
+          <w:bCs/>
+          <w:color w:val="EE0000"/>
           <w:sz w:val="28"/>
           <w:szCs w:val="28"/>
         </w:rPr>
@@ -4529,15 +4691,29 @@
           <w:rFonts w:ascii="Times New Roman" w:hAnsi="Times New Roman" w:cs="Times New Roman"/>
           <w:b/>
           <w:bCs/>
+          <w:color w:val="EE0000"/>
           <w:sz w:val="28"/>
           <w:szCs w:val="28"/>
         </w:rPr>
         <w:t>Sort</w:t>
       </w:r>
       <w:proofErr w:type="spellEnd"/>
-    </w:p>
-    <w:p>
-      <w:pPr>
+      <w:r>
+        <w:rPr>
+          <w:rFonts w:ascii="Times New Roman" w:hAnsi="Times New Roman" w:cs="Times New Roman"/>
+          <w:b/>
+          <w:bCs/>
+          <w:color w:val="EE0000"/>
+          <w:sz w:val="28"/>
+          <w:szCs w:val="28"/>
+        </w:rPr>
+        <w:t xml:space="preserve"> Algoritmo</w:t>
+      </w:r>
+    </w:p>
+    <w:p>
+      <w:pPr>
+        <w:ind w:firstLine="708"/>
+        <w:jc w:val="both"/>
         <w:rPr>
           <w:rFonts w:ascii="Times New Roman" w:hAnsi="Times New Roman" w:cs="Times New Roman"/>
           <w:sz w:val="28"/>
@@ -4826,6 +5002,8 @@
     </w:tbl>
     <w:p>
       <w:pPr>
+        <w:ind w:firstLine="708"/>
+        <w:jc w:val="both"/>
         <w:rPr>
           <w:rFonts w:ascii="Times New Roman" w:hAnsi="Times New Roman" w:cs="Times New Roman"/>
           <w:sz w:val="28"/>
@@ -4843,6 +5021,7 @@
     </w:p>
     <w:p>
       <w:pPr>
+        <w:ind w:firstLine="708"/>
         <w:rPr>
           <w:rFonts w:ascii="Times New Roman" w:hAnsi="Times New Roman" w:cs="Times New Roman"/>
           <w:sz w:val="28"/>
@@ -4857,15 +5036,14 @@
         </w:rPr>
         <w:t>Por exemplo:</w:t>
       </w:r>
-    </w:p>
-    <w:p>
-      <w:pPr>
-        <w:rPr>
-          <w:rFonts w:ascii="Times New Roman" w:hAnsi="Times New Roman" w:cs="Times New Roman"/>
-          <w:sz w:val="28"/>
-          <w:szCs w:val="28"/>
-        </w:rPr>
-      </w:pPr>
+      <w:r>
+        <w:rPr>
+          <w:rFonts w:ascii="Times New Roman" w:hAnsi="Times New Roman" w:cs="Times New Roman"/>
+          <w:sz w:val="28"/>
+          <w:szCs w:val="28"/>
+        </w:rPr>
+        <w:t xml:space="preserve"> </w:t>
+      </w:r>
       <w:r>
         <w:rPr>
           <w:rFonts w:ascii="Times New Roman" w:hAnsi="Times New Roman" w:cs="Times New Roman"/>
@@ -4877,6 +5055,7 @@
     </w:p>
     <w:p>
       <w:pPr>
+        <w:ind w:firstLine="708"/>
         <w:rPr>
           <w:rFonts w:ascii="Times New Roman" w:hAnsi="Times New Roman" w:cs="Times New Roman"/>
           <w:sz w:val="28"/>
@@ -4894,6 +5073,7 @@
     </w:p>
     <w:p>
       <w:pPr>
+        <w:ind w:left="708" w:firstLine="708"/>
         <w:rPr>
           <w:rFonts w:ascii="Times New Roman" w:hAnsi="Times New Roman" w:cs="Times New Roman"/>
           <w:sz w:val="28"/>
@@ -4911,6 +5091,7 @@
     </w:p>
     <w:p>
       <w:pPr>
+        <w:ind w:firstLine="708"/>
         <w:rPr>
           <w:rFonts w:ascii="Times New Roman" w:hAnsi="Times New Roman" w:cs="Times New Roman"/>
           <w:sz w:val="28"/>
@@ -4925,15 +5106,14 @@
         </w:rPr>
         <w:t>depois:</w:t>
       </w:r>
-    </w:p>
-    <w:p>
-      <w:pPr>
-        <w:rPr>
-          <w:rFonts w:ascii="Times New Roman" w:hAnsi="Times New Roman" w:cs="Times New Roman"/>
-          <w:sz w:val="28"/>
-          <w:szCs w:val="28"/>
-        </w:rPr>
-      </w:pPr>
+      <w:r>
+        <w:rPr>
+          <w:rFonts w:ascii="Times New Roman" w:hAnsi="Times New Roman" w:cs="Times New Roman"/>
+          <w:sz w:val="28"/>
+          <w:szCs w:val="28"/>
+        </w:rPr>
+        <w:t xml:space="preserve"> </w:t>
+      </w:r>
       <w:r>
         <w:rPr>
           <w:rFonts w:ascii="Times New Roman" w:hAnsi="Times New Roman" w:cs="Times New Roman"/>
@@ -4945,29 +5125,29 @@
     </w:p>
     <w:p>
       <w:pPr>
-        <w:rPr>
-          <w:rFonts w:ascii="Times New Roman" w:hAnsi="Times New Roman" w:cs="Times New Roman"/>
-          <w:sz w:val="28"/>
-          <w:szCs w:val="28"/>
-        </w:rPr>
-      </w:pPr>
-      <w:r>
-        <w:rPr>
-          <w:rFonts w:ascii="Times New Roman" w:hAnsi="Times New Roman" w:cs="Times New Roman"/>
-          <w:sz w:val="28"/>
-          <w:szCs w:val="28"/>
-        </w:rPr>
-        <w:t>e assim por diante.</w:t>
-      </w:r>
-    </w:p>
-    <w:p>
-      <w:pPr>
-        <w:rPr>
-          <w:rFonts w:ascii="Times New Roman" w:hAnsi="Times New Roman" w:cs="Times New Roman"/>
-          <w:sz w:val="28"/>
-          <w:szCs w:val="28"/>
-        </w:rPr>
-      </w:pPr>
+        <w:ind w:firstLine="708"/>
+        <w:rPr>
+          <w:rFonts w:ascii="Times New Roman" w:hAnsi="Times New Roman" w:cs="Times New Roman"/>
+          <w:sz w:val="28"/>
+          <w:szCs w:val="28"/>
+        </w:rPr>
+      </w:pPr>
+      <w:r>
+        <w:rPr>
+          <w:rFonts w:ascii="Times New Roman" w:hAnsi="Times New Roman" w:cs="Times New Roman"/>
+          <w:sz w:val="28"/>
+          <w:szCs w:val="28"/>
+        </w:rPr>
+        <w:t>e assim por diante</w:t>
+      </w:r>
+      <w:r>
+        <w:rPr>
+          <w:rFonts w:ascii="Times New Roman" w:hAnsi="Times New Roman" w:cs="Times New Roman"/>
+          <w:sz w:val="28"/>
+          <w:szCs w:val="28"/>
+        </w:rPr>
+        <w:t xml:space="preserve"> ...</w:t>
+      </w:r>
     </w:p>
     <w:p>
       <w:pPr>
@@ -5468,7 +5648,18 @@
                 <w:sz w:val="28"/>
                 <w:szCs w:val="28"/>
               </w:rPr>
-              <w:t>O(n)*</w:t>
+              <w:t>O(n)</w:t>
+            </w:r>
+            <w:r>
+              <w:rPr>
+                <w:rFonts w:ascii="Times New Roman" w:hAnsi="Times New Roman" w:cs="Times New Roman"/>
+                <w:b/>
+                <w:bCs/>
+                <w:color w:val="EE0000"/>
+                <w:sz w:val="28"/>
+                <w:szCs w:val="28"/>
+              </w:rPr>
+              <w:t>*</w:t>
             </w:r>
           </w:p>
         </w:tc>
@@ -5822,80 +6013,159 @@
     </w:tbl>
     <w:p>
       <w:pPr>
-        <w:rPr>
-          <w:rFonts w:ascii="Times New Roman" w:hAnsi="Times New Roman" w:cs="Times New Roman"/>
-          <w:sz w:val="28"/>
-          <w:szCs w:val="28"/>
-        </w:rPr>
-      </w:pPr>
-      <w:r>
-        <w:rPr>
-          <w:rFonts w:ascii="Times New Roman" w:hAnsi="Times New Roman" w:cs="Times New Roman"/>
-          <w:sz w:val="28"/>
-          <w:szCs w:val="28"/>
+        <w:jc w:val="both"/>
+        <w:rPr>
+          <w:rFonts w:ascii="Times New Roman" w:hAnsi="Times New Roman" w:cs="Times New Roman"/>
+          <w:sz w:val="28"/>
+          <w:szCs w:val="28"/>
+        </w:rPr>
+      </w:pPr>
+      <w:r>
+        <w:rPr>
+          <w:rFonts w:ascii="Times New Roman" w:hAnsi="Times New Roman" w:cs="Times New Roman"/>
+          <w:b/>
+          <w:bCs/>
+          <w:color w:val="EE0000"/>
+          <w:sz w:val="28"/>
+          <w:szCs w:val="28"/>
+        </w:rPr>
+        <w:t>*</w:t>
+      </w:r>
+      <w:r>
+        <w:rPr>
+          <w:rFonts w:ascii="Times New Roman" w:hAnsi="Times New Roman" w:cs="Times New Roman"/>
+          <w:sz w:val="28"/>
+          <w:szCs w:val="28"/>
+        </w:rPr>
+        <w:t xml:space="preserve"> </w:t>
+      </w:r>
+      <w:r>
+        <w:rPr>
+          <w:rFonts w:ascii="Times New Roman" w:hAnsi="Times New Roman" w:cs="Times New Roman"/>
+          <w:b/>
+          <w:bCs/>
+          <w:color w:val="EE0000"/>
+          <w:sz w:val="28"/>
+          <w:szCs w:val="28"/>
+        </w:rPr>
+        <w:t xml:space="preserve">considerando </w:t>
+      </w:r>
+      <w:r>
+        <w:rPr>
+          <w:rFonts w:ascii="Times New Roman" w:hAnsi="Times New Roman" w:cs="Times New Roman"/>
+          <w:b/>
+          <w:bCs/>
+          <w:color w:val="002060"/>
+          <w:sz w:val="28"/>
+          <w:szCs w:val="28"/>
+        </w:rPr>
+        <w:t>a versão otimizada</w:t>
+      </w:r>
+      <w:r>
+        <w:rPr>
+          <w:rFonts w:ascii="Times New Roman" w:hAnsi="Times New Roman" w:cs="Times New Roman"/>
+          <w:b/>
+          <w:bCs/>
+          <w:color w:val="EE0000"/>
+          <w:sz w:val="28"/>
+          <w:szCs w:val="28"/>
+        </w:rPr>
+        <w:t>, que detecta quando nenhuma troca ocorreu</w:t>
+      </w:r>
+      <w:r>
+        <w:rPr>
+          <w:rFonts w:ascii="Times New Roman" w:hAnsi="Times New Roman" w:cs="Times New Roman"/>
+          <w:sz w:val="28"/>
+          <w:szCs w:val="28"/>
+        </w:rPr>
+        <w:t>.</w:t>
+      </w:r>
+    </w:p>
+    <w:p>
+      <w:pPr>
+        <w:rPr>
+          <w:rFonts w:ascii="Times New Roman" w:hAnsi="Times New Roman" w:cs="Times New Roman"/>
+          <w:sz w:val="28"/>
+          <w:szCs w:val="28"/>
+        </w:rPr>
+      </w:pPr>
+      <w:r>
+        <w:rPr>
+          <w:rFonts w:ascii="Times New Roman" w:hAnsi="Times New Roman" w:cs="Times New Roman"/>
+          <w:sz w:val="28"/>
+          <w:szCs w:val="28"/>
+        </w:rPr>
+        <w:br w:type="page"/>
+      </w:r>
+    </w:p>
+    <w:p>
+      <w:pPr>
+        <w:rPr>
+          <w:rFonts w:ascii="Times New Roman" w:hAnsi="Times New Roman" w:cs="Times New Roman"/>
+          <w:sz w:val="40"/>
+          <w:szCs w:val="40"/>
+        </w:rPr>
+      </w:pPr>
+      <w:r>
+        <w:rPr>
+          <w:rFonts w:ascii="Times New Roman" w:hAnsi="Times New Roman" w:cs="Times New Roman"/>
+          <w:b/>
+          <w:bCs/>
+          <w:color w:val="EE0000"/>
+          <w:sz w:val="40"/>
+          <w:szCs w:val="40"/>
         </w:rPr>
         <w:lastRenderedPageBreak/>
-        <w:t>* considerando a versão otimizada, que detecta quando nenhuma troca ocorreu.</w:t>
-      </w:r>
-    </w:p>
-    <w:p>
-      <w:pPr>
-        <w:rPr>
-          <w:rFonts w:ascii="Times New Roman" w:hAnsi="Times New Roman" w:cs="Times New Roman"/>
-          <w:b/>
-          <w:bCs/>
-          <w:sz w:val="28"/>
-          <w:szCs w:val="28"/>
-        </w:rPr>
-      </w:pPr>
-      <w:r>
-        <w:rPr>
-          <w:rFonts w:ascii="Times New Roman" w:hAnsi="Times New Roman" w:cs="Times New Roman"/>
-          <w:b/>
-          <w:bCs/>
-          <w:sz w:val="28"/>
-          <w:szCs w:val="28"/>
-        </w:rPr>
-        <w:t>Uma forma boa de ensinar para os alunos</w:t>
-      </w:r>
-    </w:p>
-    <w:p>
-      <w:pPr>
-        <w:rPr>
-          <w:rFonts w:ascii="Times New Roman" w:hAnsi="Times New Roman" w:cs="Times New Roman"/>
-          <w:sz w:val="28"/>
-          <w:szCs w:val="28"/>
-        </w:rPr>
-      </w:pPr>
-      <w:r>
-        <w:rPr>
-          <w:rFonts w:ascii="Times New Roman" w:hAnsi="Times New Roman" w:cs="Times New Roman"/>
-          <w:sz w:val="28"/>
-          <w:szCs w:val="28"/>
-        </w:rPr>
-        <w:t xml:space="preserve">Eu resumiria cada algoritmo em </w:t>
-      </w:r>
-      <w:r>
-        <w:rPr>
-          <w:rFonts w:ascii="Times New Roman" w:hAnsi="Times New Roman" w:cs="Times New Roman"/>
-          <w:b/>
-          <w:bCs/>
-          <w:sz w:val="28"/>
-          <w:szCs w:val="28"/>
-        </w:rPr>
-        <w:t>uma frase</w:t>
-      </w:r>
-      <w:r>
-        <w:rPr>
-          <w:rFonts w:ascii="Times New Roman" w:hAnsi="Times New Roman" w:cs="Times New Roman"/>
-          <w:sz w:val="28"/>
-          <w:szCs w:val="28"/>
+        <w:t>R</w:t>
+      </w:r>
+      <w:r>
+        <w:rPr>
+          <w:rFonts w:ascii="Times New Roman" w:hAnsi="Times New Roman" w:cs="Times New Roman"/>
+          <w:b/>
+          <w:bCs/>
+          <w:color w:val="EE0000"/>
+          <w:sz w:val="40"/>
+          <w:szCs w:val="40"/>
+        </w:rPr>
+        <w:t>esum</w:t>
+      </w:r>
+      <w:r>
+        <w:rPr>
+          <w:rFonts w:ascii="Times New Roman" w:hAnsi="Times New Roman" w:cs="Times New Roman"/>
+          <w:b/>
+          <w:bCs/>
+          <w:color w:val="EE0000"/>
+          <w:sz w:val="40"/>
+          <w:szCs w:val="40"/>
+        </w:rPr>
+        <w:t>o</w:t>
+      </w:r>
+      <w:r>
+        <w:rPr>
+          <w:rFonts w:ascii="Times New Roman" w:hAnsi="Times New Roman" w:cs="Times New Roman"/>
+          <w:sz w:val="40"/>
+          <w:szCs w:val="40"/>
         </w:rPr>
         <w:t>:</w:t>
       </w:r>
     </w:p>
     <w:p>
       <w:pPr>
+        <w:ind w:left="708"/>
+        <w:jc w:val="both"/>
+        <w:rPr>
+          <w:rFonts w:ascii="Times New Roman" w:hAnsi="Times New Roman" w:cs="Times New Roman"/>
+          <w:b/>
+          <w:bCs/>
+          <w:sz w:val="28"/>
+          <w:szCs w:val="28"/>
+        </w:rPr>
+      </w:pPr>
+    </w:p>
+    <w:p>
+      <w:pPr>
+        <w:ind w:left="708"/>
+        <w:jc w:val="both"/>
         <w:rPr>
           <w:rFonts w:ascii="Times New Roman" w:hAnsi="Times New Roman" w:cs="Times New Roman"/>
           <w:sz w:val="28"/>
@@ -5939,23 +6209,43 @@
     </w:p>
     <w:p>
       <w:pPr>
-        <w:rPr>
-          <w:rFonts w:ascii="Times New Roman" w:hAnsi="Times New Roman" w:cs="Times New Roman"/>
-          <w:sz w:val="28"/>
-          <w:szCs w:val="28"/>
-        </w:rPr>
-      </w:pPr>
-      <w:r>
-        <w:rPr>
-          <w:rFonts w:ascii="Times New Roman" w:hAnsi="Times New Roman" w:cs="Times New Roman"/>
-          <w:sz w:val="28"/>
-          <w:szCs w:val="28"/>
-        </w:rPr>
-        <w:t>"Procuro o menor e coloco na posição."</w:t>
-      </w:r>
-    </w:p>
-    <w:p>
-      <w:pPr>
+        <w:ind w:left="708" w:firstLine="708"/>
+        <w:jc w:val="both"/>
+        <w:rPr>
+          <w:rFonts w:ascii="Times New Roman" w:hAnsi="Times New Roman" w:cs="Times New Roman"/>
+          <w:sz w:val="28"/>
+          <w:szCs w:val="28"/>
+        </w:rPr>
+      </w:pPr>
+      <w:r>
+        <w:rPr>
+          <w:rFonts w:ascii="Times New Roman" w:hAnsi="Times New Roman" w:cs="Times New Roman"/>
+          <w:sz w:val="28"/>
+          <w:szCs w:val="28"/>
+        </w:rPr>
+        <w:t>"Procur</w:t>
+      </w:r>
+      <w:r>
+        <w:rPr>
+          <w:rFonts w:ascii="Times New Roman" w:hAnsi="Times New Roman" w:cs="Times New Roman"/>
+          <w:sz w:val="28"/>
+          <w:szCs w:val="28"/>
+        </w:rPr>
+        <w:t>a</w:t>
+      </w:r>
+      <w:r>
+        <w:rPr>
+          <w:rFonts w:ascii="Times New Roman" w:hAnsi="Times New Roman" w:cs="Times New Roman"/>
+          <w:sz w:val="28"/>
+          <w:szCs w:val="28"/>
+        </w:rPr>
+        <w:t xml:space="preserve"> o menor e coloco na posição."</w:t>
+      </w:r>
+    </w:p>
+    <w:p>
+      <w:pPr>
+        <w:ind w:left="708"/>
+        <w:jc w:val="both"/>
         <w:rPr>
           <w:rFonts w:ascii="Times New Roman" w:hAnsi="Times New Roman" w:cs="Times New Roman"/>
           <w:sz w:val="28"/>
@@ -5999,23 +6289,43 @@
     </w:p>
     <w:p>
       <w:pPr>
-        <w:rPr>
-          <w:rFonts w:ascii="Times New Roman" w:hAnsi="Times New Roman" w:cs="Times New Roman"/>
-          <w:sz w:val="28"/>
-          <w:szCs w:val="28"/>
-        </w:rPr>
-      </w:pPr>
-      <w:r>
-        <w:rPr>
-          <w:rFonts w:ascii="Times New Roman" w:hAnsi="Times New Roman" w:cs="Times New Roman"/>
-          <w:sz w:val="28"/>
-          <w:szCs w:val="28"/>
-        </w:rPr>
-        <w:t>"Pego o elemento e insiro na posição correta."</w:t>
-      </w:r>
-    </w:p>
-    <w:p>
-      <w:pPr>
+        <w:ind w:left="708" w:firstLine="708"/>
+        <w:jc w:val="both"/>
+        <w:rPr>
+          <w:rFonts w:ascii="Times New Roman" w:hAnsi="Times New Roman" w:cs="Times New Roman"/>
+          <w:sz w:val="28"/>
+          <w:szCs w:val="28"/>
+        </w:rPr>
+      </w:pPr>
+      <w:r>
+        <w:rPr>
+          <w:rFonts w:ascii="Times New Roman" w:hAnsi="Times New Roman" w:cs="Times New Roman"/>
+          <w:sz w:val="28"/>
+          <w:szCs w:val="28"/>
+        </w:rPr>
+        <w:t>"Peg</w:t>
+      </w:r>
+      <w:r>
+        <w:rPr>
+          <w:rFonts w:ascii="Times New Roman" w:hAnsi="Times New Roman" w:cs="Times New Roman"/>
+          <w:sz w:val="28"/>
+          <w:szCs w:val="28"/>
+        </w:rPr>
+        <w:t>a</w:t>
+      </w:r>
+      <w:r>
+        <w:rPr>
+          <w:rFonts w:ascii="Times New Roman" w:hAnsi="Times New Roman" w:cs="Times New Roman"/>
+          <w:sz w:val="28"/>
+          <w:szCs w:val="28"/>
+        </w:rPr>
+        <w:t xml:space="preserve"> o elemento e insiro na posição correta."</w:t>
+      </w:r>
+    </w:p>
+    <w:p>
+      <w:pPr>
+        <w:ind w:left="708"/>
+        <w:jc w:val="both"/>
         <w:rPr>
           <w:rFonts w:ascii="Times New Roman" w:hAnsi="Times New Roman" w:cs="Times New Roman"/>
           <w:sz w:val="28"/>
@@ -6047,23 +6357,87 @@
     </w:p>
     <w:p>
       <w:pPr>
-        <w:rPr>
-          <w:rFonts w:ascii="Times New Roman" w:hAnsi="Times New Roman" w:cs="Times New Roman"/>
-          <w:sz w:val="28"/>
-          <w:szCs w:val="28"/>
-        </w:rPr>
-      </w:pPr>
-      <w:r>
-        <w:rPr>
-          <w:rFonts w:ascii="Times New Roman" w:hAnsi="Times New Roman" w:cs="Times New Roman"/>
-          <w:sz w:val="28"/>
-          <w:szCs w:val="28"/>
-        </w:rPr>
-        <w:t>"Comparo vizinhos e faço os maiores borbulharem para o final."</w:t>
-      </w:r>
-    </w:p>
-    <w:p>
-      <w:pPr>
+        <w:ind w:left="708" w:firstLine="708"/>
+        <w:jc w:val="both"/>
+        <w:rPr>
+          <w:rFonts w:ascii="Times New Roman" w:hAnsi="Times New Roman" w:cs="Times New Roman"/>
+          <w:sz w:val="28"/>
+          <w:szCs w:val="28"/>
+        </w:rPr>
+      </w:pPr>
+      <w:r>
+        <w:rPr>
+          <w:rFonts w:ascii="Times New Roman" w:hAnsi="Times New Roman" w:cs="Times New Roman"/>
+          <w:sz w:val="28"/>
+          <w:szCs w:val="28"/>
+        </w:rPr>
+        <w:t>"Compar</w:t>
+      </w:r>
+      <w:r>
+        <w:rPr>
+          <w:rFonts w:ascii="Times New Roman" w:hAnsi="Times New Roman" w:cs="Times New Roman"/>
+          <w:sz w:val="28"/>
+          <w:szCs w:val="28"/>
+        </w:rPr>
+        <w:t>a</w:t>
+      </w:r>
+      <w:r>
+        <w:rPr>
+          <w:rFonts w:ascii="Times New Roman" w:hAnsi="Times New Roman" w:cs="Times New Roman"/>
+          <w:sz w:val="28"/>
+          <w:szCs w:val="28"/>
+        </w:rPr>
+        <w:t xml:space="preserve"> vizinhos e fa</w:t>
+      </w:r>
+      <w:r>
+        <w:rPr>
+          <w:rFonts w:ascii="Times New Roman" w:hAnsi="Times New Roman" w:cs="Times New Roman"/>
+          <w:sz w:val="28"/>
+          <w:szCs w:val="28"/>
+        </w:rPr>
+        <w:t>z</w:t>
+      </w:r>
+      <w:r>
+        <w:rPr>
+          <w:rFonts w:ascii="Times New Roman" w:hAnsi="Times New Roman" w:cs="Times New Roman"/>
+          <w:sz w:val="28"/>
+          <w:szCs w:val="28"/>
+        </w:rPr>
+        <w:t xml:space="preserve"> os maiores </w:t>
+      </w:r>
+      <w:r>
+        <w:rPr>
+          <w:rFonts w:ascii="Times New Roman" w:hAnsi="Times New Roman" w:cs="Times New Roman"/>
+          <w:b/>
+          <w:bCs/>
+          <w:color w:val="EE0000"/>
+          <w:sz w:val="28"/>
+          <w:szCs w:val="28"/>
+        </w:rPr>
+        <w:t>borbulharem</w:t>
+      </w:r>
+      <w:r>
+        <w:rPr>
+          <w:rFonts w:ascii="Times New Roman" w:hAnsi="Times New Roman" w:cs="Times New Roman"/>
+          <w:color w:val="EE0000"/>
+          <w:sz w:val="28"/>
+          <w:szCs w:val="28"/>
+        </w:rPr>
+        <w:t xml:space="preserve"> </w:t>
+      </w:r>
+      <w:r>
+        <w:rPr>
+          <w:rFonts w:ascii="Times New Roman" w:hAnsi="Times New Roman" w:cs="Times New Roman"/>
+          <w:sz w:val="28"/>
+          <w:szCs w:val="28"/>
+        </w:rPr>
+        <w:t>para o final."</w:t>
+      </w:r>
+    </w:p>
+    <w:p>
+      <w:pPr>
+        <w:ind w:left="708"/>
+        <w:jc w:val="both"/>
         <w:rPr>
           <w:rFonts w:ascii="Times New Roman" w:hAnsi="Times New Roman" w:cs="Times New Roman"/>
           <w:sz w:val="28"/>
@@ -6095,23 +6469,75 @@
     </w:p>
     <w:p>
       <w:pPr>
-        <w:rPr>
-          <w:rFonts w:ascii="Times New Roman" w:hAnsi="Times New Roman" w:cs="Times New Roman"/>
-          <w:sz w:val="28"/>
-          <w:szCs w:val="28"/>
-        </w:rPr>
-      </w:pPr>
-      <w:r>
-        <w:rPr>
-          <w:rFonts w:ascii="Times New Roman" w:hAnsi="Times New Roman" w:cs="Times New Roman"/>
-          <w:sz w:val="28"/>
-          <w:szCs w:val="28"/>
-        </w:rPr>
-        <w:t>"Divido, ordeno as partes e depois intercalo."</w:t>
-      </w:r>
-    </w:p>
-    <w:p>
-      <w:pPr>
+        <w:ind w:left="708" w:firstLine="708"/>
+        <w:jc w:val="both"/>
+        <w:rPr>
+          <w:rFonts w:ascii="Times New Roman" w:hAnsi="Times New Roman" w:cs="Times New Roman"/>
+          <w:sz w:val="28"/>
+          <w:szCs w:val="28"/>
+        </w:rPr>
+      </w:pPr>
+      <w:r>
+        <w:rPr>
+          <w:rFonts w:ascii="Times New Roman" w:hAnsi="Times New Roman" w:cs="Times New Roman"/>
+          <w:sz w:val="28"/>
+          <w:szCs w:val="28"/>
+        </w:rPr>
+        <w:t>"Divid</w:t>
+      </w:r>
+      <w:r>
+        <w:rPr>
+          <w:rFonts w:ascii="Times New Roman" w:hAnsi="Times New Roman" w:cs="Times New Roman"/>
+          <w:sz w:val="28"/>
+          <w:szCs w:val="28"/>
+        </w:rPr>
+        <w:t>e</w:t>
+      </w:r>
+      <w:r>
+        <w:rPr>
+          <w:rFonts w:ascii="Times New Roman" w:hAnsi="Times New Roman" w:cs="Times New Roman"/>
+          <w:sz w:val="28"/>
+          <w:szCs w:val="28"/>
+        </w:rPr>
+        <w:t>, orden</w:t>
+      </w:r>
+      <w:r>
+        <w:rPr>
+          <w:rFonts w:ascii="Times New Roman" w:hAnsi="Times New Roman" w:cs="Times New Roman"/>
+          <w:sz w:val="28"/>
+          <w:szCs w:val="28"/>
+        </w:rPr>
+        <w:t>a</w:t>
+      </w:r>
+      <w:r>
+        <w:rPr>
+          <w:rFonts w:ascii="Times New Roman" w:hAnsi="Times New Roman" w:cs="Times New Roman"/>
+          <w:sz w:val="28"/>
+          <w:szCs w:val="28"/>
+        </w:rPr>
+        <w:t xml:space="preserve"> as partes e depois intercal</w:t>
+      </w:r>
+      <w:r>
+        <w:rPr>
+          <w:rFonts w:ascii="Times New Roman" w:hAnsi="Times New Roman" w:cs="Times New Roman"/>
+          <w:sz w:val="28"/>
+          <w:szCs w:val="28"/>
+        </w:rPr>
+        <w:t>a</w:t>
+      </w:r>
+      <w:r>
+        <w:rPr>
+          <w:rFonts w:ascii="Times New Roman" w:hAnsi="Times New Roman" w:cs="Times New Roman"/>
+          <w:sz w:val="28"/>
+          <w:szCs w:val="28"/>
+        </w:rPr>
+        <w:t>."</w:t>
+      </w:r>
+    </w:p>
+    <w:p>
+      <w:pPr>
+        <w:ind w:left="708"/>
+        <w:jc w:val="both"/>
         <w:rPr>
           <w:rFonts w:ascii="Times New Roman" w:hAnsi="Times New Roman" w:cs="Times New Roman"/>
           <w:sz w:val="28"/>
@@ -6143,36 +6569,79 @@
     </w:p>
     <w:p>
       <w:pPr>
-        <w:rPr>
-          <w:rFonts w:ascii="Times New Roman" w:hAnsi="Times New Roman" w:cs="Times New Roman"/>
-          <w:sz w:val="28"/>
-          <w:szCs w:val="28"/>
-        </w:rPr>
-      </w:pPr>
-      <w:r>
-        <w:rPr>
-          <w:rFonts w:ascii="Times New Roman" w:hAnsi="Times New Roman" w:cs="Times New Roman"/>
-          <w:sz w:val="28"/>
-          <w:szCs w:val="28"/>
-        </w:rPr>
-        <w:t>"Escolho um pivô, separo menores e maiores e repito."</w:t>
-      </w:r>
-    </w:p>
-    <w:p>
-      <w:pPr>
-        <w:rPr>
-          <w:rFonts w:ascii="Times New Roman" w:hAnsi="Times New Roman" w:cs="Times New Roman"/>
-          <w:sz w:val="28"/>
-          <w:szCs w:val="28"/>
-        </w:rPr>
-      </w:pPr>
-      <w:r>
-        <w:rPr>
-          <w:rFonts w:ascii="Times New Roman" w:hAnsi="Times New Roman" w:cs="Times New Roman"/>
-          <w:sz w:val="28"/>
-          <w:szCs w:val="28"/>
-        </w:rPr>
-        <w:t>E uma distinção importante para a aula:</w:t>
+        <w:ind w:left="708" w:firstLine="708"/>
+        <w:jc w:val="both"/>
+        <w:rPr>
+          <w:rFonts w:ascii="Times New Roman" w:hAnsi="Times New Roman" w:cs="Times New Roman"/>
+          <w:sz w:val="28"/>
+          <w:szCs w:val="28"/>
+        </w:rPr>
+      </w:pPr>
+      <w:r>
+        <w:rPr>
+          <w:rFonts w:ascii="Times New Roman" w:hAnsi="Times New Roman" w:cs="Times New Roman"/>
+          <w:sz w:val="28"/>
+          <w:szCs w:val="28"/>
+        </w:rPr>
+        <w:t>"Escolh</w:t>
+      </w:r>
+      <w:r>
+        <w:rPr>
+          <w:rFonts w:ascii="Times New Roman" w:hAnsi="Times New Roman" w:cs="Times New Roman"/>
+          <w:sz w:val="28"/>
+          <w:szCs w:val="28"/>
+        </w:rPr>
+        <w:t>e</w:t>
+      </w:r>
+      <w:r>
+        <w:rPr>
+          <w:rFonts w:ascii="Times New Roman" w:hAnsi="Times New Roman" w:cs="Times New Roman"/>
+          <w:sz w:val="28"/>
+          <w:szCs w:val="28"/>
+        </w:rPr>
+        <w:t xml:space="preserve"> um pivô, separ</w:t>
+      </w:r>
+      <w:r>
+        <w:rPr>
+          <w:rFonts w:ascii="Times New Roman" w:hAnsi="Times New Roman" w:cs="Times New Roman"/>
+          <w:sz w:val="28"/>
+          <w:szCs w:val="28"/>
+        </w:rPr>
+        <w:t>a</w:t>
+      </w:r>
+      <w:r>
+        <w:rPr>
+          <w:rFonts w:ascii="Times New Roman" w:hAnsi="Times New Roman" w:cs="Times New Roman"/>
+          <w:sz w:val="28"/>
+          <w:szCs w:val="28"/>
+        </w:rPr>
+        <w:t xml:space="preserve"> menores e maiores e </w:t>
+      </w:r>
+      <w:proofErr w:type="spellStart"/>
+      <w:r>
+        <w:rPr>
+          <w:rFonts w:ascii="Times New Roman" w:hAnsi="Times New Roman" w:cs="Times New Roman"/>
+          <w:sz w:val="28"/>
+          <w:szCs w:val="28"/>
+        </w:rPr>
+        <w:t>repit</w:t>
+      </w:r>
+      <w:r>
+        <w:rPr>
+          <w:rFonts w:ascii="Times New Roman" w:hAnsi="Times New Roman" w:cs="Times New Roman"/>
+          <w:sz w:val="28"/>
+          <w:szCs w:val="28"/>
+        </w:rPr>
+        <w:t>e</w:t>
+      </w:r>
+      <w:proofErr w:type="spellEnd"/>
+      <w:r>
+        <w:rPr>
+          <w:rFonts w:ascii="Times New Roman" w:hAnsi="Times New Roman" w:cs="Times New Roman"/>
+          <w:sz w:val="28"/>
+          <w:szCs w:val="28"/>
+        </w:rPr>
+        <w:t>."</w:t>
       </w:r>
     </w:p>
     <w:p>
@@ -6184,25 +6653,35 @@
           <w:lang w:val="en-US"/>
         </w:rPr>
       </w:pPr>
-      <w:r>
-        <w:rPr>
-          <w:rFonts w:ascii="Times New Roman" w:hAnsi="Times New Roman" w:cs="Times New Roman"/>
+    </w:p>
+    <w:p>
+      <w:pPr>
+        <w:rPr>
+          <w:rFonts w:ascii="Times New Roman" w:hAnsi="Times New Roman" w:cs="Times New Roman"/>
+          <w:sz w:val="28"/>
+          <w:szCs w:val="28"/>
+        </w:rPr>
+      </w:pPr>
+      <w:r>
+        <w:rPr>
+          <w:rFonts w:ascii="Times New Roman" w:hAnsi="Times New Roman" w:cs="Times New Roman"/>
+          <w:b/>
+          <w:bCs/>
           <w:sz w:val="28"/>
           <w:szCs w:val="28"/>
           <w:lang w:val="en-US"/>
         </w:rPr>
         <w:t>Selection / Insertion / Bubble</w:t>
       </w:r>
-    </w:p>
-    <w:p>
-      <w:pPr>
+      <w:r>
         <w:rPr>
           <w:rFonts w:ascii="Times New Roman" w:hAnsi="Times New Roman" w:cs="Times New Roman"/>
           <w:sz w:val="28"/>
           <w:szCs w:val="28"/>
           <w:lang w:val="en-US"/>
         </w:rPr>
-      </w:pPr>
+        <w:t xml:space="preserve">: </w:t>
+      </w:r>
       <w:r>
         <w:rPr>
           <w:rFonts w:ascii="Times New Roman" w:hAnsi="Times New Roman" w:cs="Times New Roman"/>
@@ -6210,62 +6689,17 @@
           <w:szCs w:val="28"/>
           <w:lang w:val="en-US"/>
         </w:rPr>
-        <w:t xml:space="preserve">        ↓</w:t>
-      </w:r>
-    </w:p>
-    <w:p>
-      <w:pPr>
+        <w:t>O(n²)</w:t>
+      </w:r>
+      <w:r>
         <w:rPr>
           <w:rFonts w:ascii="Times New Roman" w:hAnsi="Times New Roman" w:cs="Times New Roman"/>
           <w:sz w:val="28"/>
           <w:szCs w:val="28"/>
           <w:lang w:val="en-US"/>
         </w:rPr>
-      </w:pPr>
-      <w:r>
-        <w:rPr>
-          <w:rFonts w:ascii="Times New Roman" w:hAnsi="Times New Roman" w:cs="Times New Roman"/>
-          <w:sz w:val="28"/>
-          <w:szCs w:val="28"/>
-          <w:lang w:val="en-US"/>
-        </w:rPr>
-        <w:t xml:space="preserve">        O(n²)</w:t>
-      </w:r>
-    </w:p>
-    <w:p>
-      <w:pPr>
-        <w:rPr>
-          <w:rFonts w:ascii="Times New Roman" w:hAnsi="Times New Roman" w:cs="Times New Roman"/>
-          <w:sz w:val="28"/>
-          <w:szCs w:val="28"/>
-        </w:rPr>
-      </w:pPr>
-      <w:r>
-        <w:rPr>
-          <w:rFonts w:ascii="Times New Roman" w:hAnsi="Times New Roman" w:cs="Times New Roman"/>
-          <w:sz w:val="28"/>
-          <w:szCs w:val="28"/>
-          <w:lang w:val="en-US"/>
-        </w:rPr>
-        <w:t xml:space="preserve">        </w:t>
-      </w:r>
-      <w:r>
-        <w:rPr>
-          <w:rFonts w:ascii="Times New Roman" w:hAnsi="Times New Roman" w:cs="Times New Roman"/>
-          <w:sz w:val="28"/>
-          <w:szCs w:val="28"/>
-        </w:rPr>
-        <w:t>↓</w:t>
-      </w:r>
-    </w:p>
-    <w:p>
-      <w:pPr>
-        <w:rPr>
-          <w:rFonts w:ascii="Times New Roman" w:hAnsi="Times New Roman" w:cs="Times New Roman"/>
-          <w:sz w:val="28"/>
-          <w:szCs w:val="28"/>
-        </w:rPr>
-      </w:pPr>
+        <w:t xml:space="preserve">, </w:t>
+      </w:r>
       <w:r>
         <w:rPr>
           <w:rFonts w:ascii="Times New Roman" w:hAnsi="Times New Roman" w:cs="Times New Roman"/>
@@ -6274,66 +6708,70 @@
         </w:rPr>
         <w:t>algoritmos mais simples</w:t>
       </w:r>
-    </w:p>
-    <w:p>
-      <w:pPr>
-        <w:rPr>
-          <w:rFonts w:ascii="Times New Roman" w:hAnsi="Times New Roman" w:cs="Times New Roman"/>
-          <w:sz w:val="28"/>
-          <w:szCs w:val="28"/>
-        </w:rPr>
-      </w:pPr>
-      <w:r>
-        <w:rPr>
-          <w:rFonts w:ascii="Times New Roman" w:hAnsi="Times New Roman" w:cs="Times New Roman"/>
-          <w:sz w:val="28"/>
-          <w:szCs w:val="28"/>
-        </w:rPr>
-        <w:t>versus:</w:t>
-      </w:r>
-    </w:p>
-    <w:p>
-      <w:pPr>
-        <w:rPr>
-          <w:rFonts w:ascii="Times New Roman" w:hAnsi="Times New Roman" w:cs="Times New Roman"/>
-          <w:sz w:val="28"/>
-          <w:szCs w:val="28"/>
-        </w:rPr>
-      </w:pPr>
-      <w:r>
-        <w:rPr>
-          <w:rFonts w:ascii="Times New Roman" w:hAnsi="Times New Roman" w:cs="Times New Roman"/>
+      <w:r>
+        <w:rPr>
+          <w:rFonts w:ascii="Times New Roman" w:hAnsi="Times New Roman" w:cs="Times New Roman"/>
+          <w:sz w:val="28"/>
+          <w:szCs w:val="28"/>
+        </w:rPr>
+        <w:t>.</w:t>
+      </w:r>
+    </w:p>
+    <w:p>
+      <w:pPr>
+        <w:ind w:left="2124" w:firstLine="708"/>
+        <w:rPr>
+          <w:rFonts w:ascii="Times New Roman" w:hAnsi="Times New Roman" w:cs="Times New Roman"/>
+          <w:sz w:val="28"/>
+          <w:szCs w:val="28"/>
+        </w:rPr>
+      </w:pPr>
+      <w:r>
+        <w:rPr>
+          <w:rFonts w:ascii="Times New Roman" w:hAnsi="Times New Roman" w:cs="Times New Roman"/>
+          <w:b/>
+          <w:bCs/>
+          <w:color w:val="EE0000"/>
+          <w:sz w:val="28"/>
+          <w:szCs w:val="28"/>
+        </w:rPr>
+        <w:t>versus</w:t>
+      </w:r>
+      <w:r>
+        <w:rPr>
+          <w:rFonts w:ascii="Times New Roman" w:hAnsi="Times New Roman" w:cs="Times New Roman"/>
+          <w:sz w:val="28"/>
+          <w:szCs w:val="28"/>
+        </w:rPr>
+        <w:t>:</w:t>
+      </w:r>
+    </w:p>
+    <w:p>
+      <w:pPr>
+        <w:rPr>
+          <w:rFonts w:ascii="Times New Roman" w:hAnsi="Times New Roman" w:cs="Times New Roman"/>
+          <w:sz w:val="28"/>
+          <w:szCs w:val="28"/>
+        </w:rPr>
+      </w:pPr>
+      <w:r>
+        <w:rPr>
+          <w:rFonts w:ascii="Times New Roman" w:hAnsi="Times New Roman" w:cs="Times New Roman"/>
+          <w:b/>
+          <w:bCs/>
           <w:sz w:val="28"/>
           <w:szCs w:val="28"/>
         </w:rPr>
         <w:t>Merge / Quick</w:t>
       </w:r>
-    </w:p>
-    <w:p>
-      <w:pPr>
-        <w:rPr>
-          <w:rFonts w:ascii="Times New Roman" w:hAnsi="Times New Roman" w:cs="Times New Roman"/>
-          <w:sz w:val="28"/>
-          <w:szCs w:val="28"/>
-        </w:rPr>
-      </w:pPr>
-      <w:r>
-        <w:rPr>
-          <w:rFonts w:ascii="Times New Roman" w:hAnsi="Times New Roman" w:cs="Times New Roman"/>
-          <w:sz w:val="28"/>
-          <w:szCs w:val="28"/>
-        </w:rPr>
-        <w:t xml:space="preserve">      ↓</w:t>
-      </w:r>
-    </w:p>
-    <w:p>
-      <w:pPr>
-        <w:rPr>
-          <w:rFonts w:ascii="Times New Roman" w:hAnsi="Times New Roman" w:cs="Times New Roman"/>
-          <w:sz w:val="28"/>
-          <w:szCs w:val="28"/>
-        </w:rPr>
-      </w:pPr>
+      <w:r>
+        <w:rPr>
+          <w:rFonts w:ascii="Times New Roman" w:hAnsi="Times New Roman" w:cs="Times New Roman"/>
+          <w:sz w:val="28"/>
+          <w:szCs w:val="28"/>
+        </w:rPr>
+        <w:t xml:space="preserve">: </w:t>
+      </w:r>
       <w:r>
         <w:rPr>
           <w:rFonts w:ascii="Times New Roman" w:hAnsi="Times New Roman" w:cs="Times New Roman"/>
@@ -6342,32 +6780,14 @@
         </w:rPr>
         <w:t>Dividir para conquistar</w:t>
       </w:r>
-    </w:p>
-    <w:p>
-      <w:pPr>
-        <w:rPr>
-          <w:rFonts w:ascii="Times New Roman" w:hAnsi="Times New Roman" w:cs="Times New Roman"/>
-          <w:sz w:val="28"/>
-          <w:szCs w:val="28"/>
-        </w:rPr>
-      </w:pPr>
-      <w:r>
-        <w:rPr>
-          <w:rFonts w:ascii="Times New Roman" w:hAnsi="Times New Roman" w:cs="Times New Roman"/>
-          <w:sz w:val="28"/>
-          <w:szCs w:val="28"/>
-        </w:rPr>
-        <w:t xml:space="preserve">      ↓</w:t>
-      </w:r>
-    </w:p>
-    <w:p>
-      <w:pPr>
-        <w:rPr>
-          <w:rFonts w:ascii="Times New Roman" w:hAnsi="Times New Roman" w:cs="Times New Roman"/>
-          <w:sz w:val="28"/>
-          <w:szCs w:val="28"/>
-        </w:rPr>
-      </w:pPr>
+      <w:r>
+        <w:rPr>
+          <w:rFonts w:ascii="Times New Roman" w:hAnsi="Times New Roman" w:cs="Times New Roman"/>
+          <w:sz w:val="28"/>
+          <w:szCs w:val="28"/>
+        </w:rPr>
+        <w:t xml:space="preserve">, </w:t>
+      </w:r>
       <w:r>
         <w:rPr>
           <w:rFonts w:ascii="Times New Roman" w:hAnsi="Times New Roman" w:cs="Times New Roman"/>
@@ -6394,9 +6814,27 @@
         </w:rPr>
         <w:t>n log n)</w:t>
       </w:r>
-    </w:p>
-    <w:p>
-      <w:pPr>
+      <w:r>
+        <w:rPr>
+          <w:rFonts w:ascii="Times New Roman" w:hAnsi="Times New Roman" w:cs="Times New Roman"/>
+          <w:sz w:val="28"/>
+          <w:szCs w:val="28"/>
+        </w:rPr>
+        <w:t>.</w:t>
+      </w:r>
+    </w:p>
+    <w:p>
+      <w:pPr>
+        <w:rPr>
+          <w:rFonts w:ascii="Times New Roman" w:hAnsi="Times New Roman" w:cs="Times New Roman"/>
+          <w:sz w:val="28"/>
+          <w:szCs w:val="28"/>
+        </w:rPr>
+      </w:pPr>
+    </w:p>
+    <w:p>
+      <w:pPr>
+        <w:ind w:firstLine="708"/>
         <w:rPr>
           <w:rFonts w:ascii="Times New Roman" w:hAnsi="Times New Roman" w:cs="Times New Roman"/>
           <w:b/>
@@ -6406,36 +6844,6 @@
           <w:szCs w:val="28"/>
         </w:rPr>
       </w:pPr>
-      <w:r>
-        <w:rPr>
-          <w:rFonts w:ascii="Times New Roman" w:hAnsi="Times New Roman" w:cs="Times New Roman"/>
-          <w:sz w:val="28"/>
-          <w:szCs w:val="28"/>
-        </w:rPr>
-        <w:t xml:space="preserve">Nota: </w:t>
-      </w:r>
-      <w:r>
-        <w:rPr>
-          <w:rFonts w:ascii="Times New Roman" w:hAnsi="Times New Roman" w:cs="Times New Roman"/>
-          <w:b/>
-          <w:bCs/>
-          <w:color w:val="EE0000"/>
-          <w:sz w:val="28"/>
-          <w:szCs w:val="28"/>
-        </w:rPr>
-        <w:t>visualgo.net</w:t>
-      </w:r>
-      <w:r>
-        <w:rPr>
-          <w:rFonts w:ascii="Times New Roman" w:hAnsi="Times New Roman" w:cs="Times New Roman"/>
-          <w:b/>
-          <w:bCs/>
-          <w:color w:val="EE0000"/>
-          <w:sz w:val="28"/>
-          <w:szCs w:val="28"/>
-        </w:rPr>
-        <w:t xml:space="preserve">  </w:t>
-      </w:r>
       <w:hyperlink r:id="rId6" w:history="1">
         <w:r>
           <w:rPr>
@@ -6459,6 +6867,84 @@
           <w:color w:val="002060"/>
           <w:sz w:val="28"/>
           <w:szCs w:val="28"/>
+        </w:rPr>
+      </w:pPr>
+    </w:p>
+    <w:p>
+      <w:pPr>
+        <w:ind w:firstLine="708"/>
+        <w:rPr>
+          <w:rFonts w:ascii="Times New Roman" w:hAnsi="Times New Roman" w:cs="Times New Roman"/>
+          <w:b/>
+          <w:bCs/>
+          <w:color w:val="EE0000"/>
+          <w:sz w:val="28"/>
+          <w:szCs w:val="28"/>
+        </w:rPr>
+      </w:pPr>
+      <w:r>
+        <w:rPr>
+          <w:rFonts w:ascii="Times New Roman" w:hAnsi="Times New Roman" w:cs="Times New Roman"/>
+          <w:sz w:val="28"/>
+          <w:szCs w:val="28"/>
+        </w:rPr>
+        <w:t xml:space="preserve">Nota: </w:t>
+      </w:r>
+      <w:r>
+        <w:rPr>
+          <w:rFonts w:ascii="Times New Roman" w:hAnsi="Times New Roman" w:cs="Times New Roman"/>
+          <w:b/>
+          <w:bCs/>
+          <w:color w:val="EE0000"/>
+          <w:sz w:val="28"/>
+          <w:szCs w:val="28"/>
+        </w:rPr>
+        <w:t>visualgo.net</w:t>
+      </w:r>
+      <w:r>
+        <w:rPr>
+          <w:rFonts w:ascii="Times New Roman" w:hAnsi="Times New Roman" w:cs="Times New Roman"/>
+          <w:b/>
+          <w:bCs/>
+          <w:color w:val="EE0000"/>
+          <w:sz w:val="28"/>
+          <w:szCs w:val="28"/>
+        </w:rPr>
+        <w:t xml:space="preserve">  </w:t>
+      </w:r>
+    </w:p>
+    <w:p>
+      <w:pPr>
+        <w:rPr>
+          <w:rFonts w:ascii="Times New Roman" w:hAnsi="Times New Roman" w:cs="Times New Roman"/>
+          <w:b/>
+          <w:bCs/>
+          <w:color w:val="002060"/>
+          <w:sz w:val="28"/>
+          <w:szCs w:val="28"/>
+        </w:rPr>
+      </w:pPr>
+      <w:r>
+        <w:rPr>
+          <w:rFonts w:ascii="Times New Roman" w:hAnsi="Times New Roman" w:cs="Times New Roman"/>
+          <w:b/>
+          <w:bCs/>
+          <w:color w:val="002060"/>
+          <w:sz w:val="28"/>
+          <w:szCs w:val="28"/>
+        </w:rPr>
+        <w:br w:type="page"/>
+      </w:r>
+    </w:p>
+    <w:p>
+      <w:pPr>
+        <w:rPr>
+          <w:rFonts w:ascii="Times New Roman" w:hAnsi="Times New Roman" w:cs="Times New Roman"/>
+          <w:b/>
+          <w:bCs/>
+          <w:color w:val="EE0000"/>
+          <w:sz w:val="28"/>
+          <w:szCs w:val="28"/>
           <w:lang w:val="en-US"/>
         </w:rPr>
       </w:pPr>
@@ -6467,17 +6953,40 @@
           <w:rFonts w:ascii="Times New Roman" w:hAnsi="Times New Roman" w:cs="Times New Roman"/>
           <w:b/>
           <w:bCs/>
+          <w:color w:val="EE0000"/>
+          <w:sz w:val="28"/>
+          <w:szCs w:val="28"/>
+          <w:lang w:val="en-US"/>
+        </w:rPr>
+        <w:lastRenderedPageBreak/>
+        <w:t xml:space="preserve">-- </w:t>
+      </w:r>
+      <w:r>
+        <w:rPr>
+          <w:rFonts w:ascii="Times New Roman" w:hAnsi="Times New Roman" w:cs="Times New Roman"/>
+          <w:b/>
+          <w:bCs/>
+          <w:color w:val="EE0000"/>
+          <w:sz w:val="28"/>
+          <w:szCs w:val="28"/>
+          <w:lang w:val="en-US"/>
+        </w:rPr>
+        <w:t>Selection Sort</w:t>
+      </w:r>
+    </w:p>
+    <w:p>
+      <w:pPr>
+        <w:rPr>
+          <w:rFonts w:ascii="Times New Roman" w:hAnsi="Times New Roman" w:cs="Times New Roman"/>
+          <w:b/>
+          <w:bCs/>
           <w:color w:val="002060"/>
           <w:sz w:val="28"/>
           <w:szCs w:val="28"/>
           <w:lang w:val="en-US"/>
         </w:rPr>
-        <w:lastRenderedPageBreak/>
-        <w:t>Selection Sort</w:t>
-      </w:r>
-    </w:p>
-    <w:p>
-      <w:pPr>
+      </w:pPr>
+      <w:r>
         <w:rPr>
           <w:rFonts w:ascii="Times New Roman" w:hAnsi="Times New Roman" w:cs="Times New Roman"/>
           <w:b/>
@@ -6487,8 +6996,11 @@
           <w:szCs w:val="28"/>
           <w:lang w:val="en-US"/>
         </w:rPr>
-      </w:pPr>
-      <w:r>
+        <w:t>https://youtu.be/ZT_dT8yn48s?list=PL5TJqBvpXQv4l7nH-08fMfyl7aDFNW_fC</w:t>
+      </w:r>
+    </w:p>
+    <w:p>
+      <w:pPr>
         <w:rPr>
           <w:rFonts w:ascii="Times New Roman" w:hAnsi="Times New Roman" w:cs="Times New Roman"/>
           <w:b/>
@@ -6498,7 +7010,31 @@
           <w:szCs w:val="28"/>
           <w:lang w:val="en-US"/>
         </w:rPr>
-        <w:t>https://youtu.be/ZT_dT8yn48s?list=PL5TJqBvpXQv4l7nH-08fMfyl7aDFNW_fC</w:t>
+      </w:pPr>
+    </w:p>
+    <w:p>
+      <w:pPr>
+        <w:rPr>
+          <w:rFonts w:ascii="Times New Roman" w:hAnsi="Times New Roman" w:cs="Times New Roman"/>
+          <w:b/>
+          <w:bCs/>
+          <w:color w:val="EE0000"/>
+          <w:sz w:val="28"/>
+          <w:szCs w:val="28"/>
+          <w:lang w:val="en-US"/>
+        </w:rPr>
+      </w:pPr>
+      <w:r>
+        <w:rPr>
+          <w:rFonts w:ascii="Times New Roman" w:hAnsi="Times New Roman" w:cs="Times New Roman"/>
+          <w:b/>
+          <w:bCs/>
+          <w:color w:val="EE0000"/>
+          <w:sz w:val="28"/>
+          <w:szCs w:val="28"/>
+          <w:lang w:val="en-US"/>
+        </w:rPr>
+        <w:t>-- Bubble Sort</w:t>
       </w:r>
     </w:p>
     <w:p>
@@ -6513,9 +7049,7 @@
           <w:lang w:val="en-US"/>
         </w:rPr>
       </w:pPr>
-    </w:p>
-    <w:p>
-      <w:pPr>
+      <w:r>
         <w:rPr>
           <w:rFonts w:ascii="Times New Roman" w:hAnsi="Times New Roman" w:cs="Times New Roman"/>
           <w:b/>
@@ -6525,8 +7059,11 @@
           <w:szCs w:val="28"/>
           <w:lang w:val="en-US"/>
         </w:rPr>
-      </w:pPr>
-      <w:r>
+        <w:t>https://youtu.be/GiNPe_678Ms?list=PL5TJqBvpXQv4l7nH-08fMfyl7aDFNW_fC</w:t>
+      </w:r>
+    </w:p>
+    <w:p>
+      <w:pPr>
         <w:rPr>
           <w:rFonts w:ascii="Times New Roman" w:hAnsi="Times New Roman" w:cs="Times New Roman"/>
           <w:b/>
@@ -6536,7 +7073,31 @@
           <w:szCs w:val="28"/>
           <w:lang w:val="en-US"/>
         </w:rPr>
-        <w:t>-- Bubble Sort</w:t>
+      </w:pPr>
+    </w:p>
+    <w:p>
+      <w:pPr>
+        <w:rPr>
+          <w:rFonts w:ascii="Times New Roman" w:hAnsi="Times New Roman" w:cs="Times New Roman"/>
+          <w:b/>
+          <w:bCs/>
+          <w:color w:val="EE0000"/>
+          <w:sz w:val="28"/>
+          <w:szCs w:val="28"/>
+          <w:lang w:val="en-US"/>
+        </w:rPr>
+      </w:pPr>
+      <w:r>
+        <w:rPr>
+          <w:rFonts w:ascii="Times New Roman" w:hAnsi="Times New Roman" w:cs="Times New Roman"/>
+          <w:b/>
+          <w:bCs/>
+          <w:color w:val="EE0000"/>
+          <w:sz w:val="28"/>
+          <w:szCs w:val="28"/>
+          <w:lang w:val="en-US"/>
+        </w:rPr>
+        <w:t>-- Insertion Sort</w:t>
       </w:r>
     </w:p>
     <w:p>
@@ -6561,7 +7122,7 @@
           <w:szCs w:val="28"/>
           <w:lang w:val="en-US"/>
         </w:rPr>
-        <w:t>https://youtu.be/GiNPe_678Ms?list=PL5TJqBvpXQv4l7nH-08fMfyl7aDFNW_fC</w:t>
+        <w:t>https://youtu.be/S5no2qT8_xg?list=PL5TJqBvpXQv4l7nH-08fMfyl7aDFNW_fC</w:t>
       </w:r>
     </w:p>
     <w:p>
@@ -6583,6 +7144,31 @@
           <w:rFonts w:ascii="Times New Roman" w:hAnsi="Times New Roman" w:cs="Times New Roman"/>
           <w:b/>
           <w:bCs/>
+          <w:color w:val="EE0000"/>
+          <w:sz w:val="28"/>
+          <w:szCs w:val="28"/>
+          <w:lang w:val="en-US"/>
+        </w:rPr>
+      </w:pPr>
+      <w:r>
+        <w:rPr>
+          <w:rFonts w:ascii="Times New Roman" w:hAnsi="Times New Roman" w:cs="Times New Roman"/>
+          <w:b/>
+          <w:bCs/>
+          <w:color w:val="EE0000"/>
+          <w:sz w:val="28"/>
+          <w:szCs w:val="28"/>
+          <w:lang w:val="en-US"/>
+        </w:rPr>
+        <w:t>-- Merge Sort</w:t>
+      </w:r>
+    </w:p>
+    <w:p>
+      <w:pPr>
+        <w:rPr>
+          <w:rFonts w:ascii="Times New Roman" w:hAnsi="Times New Roman" w:cs="Times New Roman"/>
+          <w:b/>
+          <w:bCs/>
           <w:color w:val="002060"/>
           <w:sz w:val="28"/>
           <w:szCs w:val="28"/>
@@ -6599,7 +7185,7 @@
           <w:szCs w:val="28"/>
           <w:lang w:val="en-US"/>
         </w:rPr>
-        <w:t>-- Insertion Sort</w:t>
+        <w:t>https://youtu.be/5prE6Mz8Vh0?list=PL5TJqBvpXQv4l7nH-08fMfyl7aDFNW_fC</w:t>
       </w:r>
     </w:p>
     <w:p>
@@ -6614,7 +7200,34 @@
           <w:lang w:val="en-US"/>
         </w:rPr>
       </w:pPr>
-      <w:r>
+    </w:p>
+    <w:p>
+      <w:pPr>
+        <w:rPr>
+          <w:rFonts w:ascii="Times New Roman" w:hAnsi="Times New Roman" w:cs="Times New Roman"/>
+          <w:b/>
+          <w:bCs/>
+          <w:color w:val="EE0000"/>
+          <w:sz w:val="28"/>
+          <w:szCs w:val="28"/>
+          <w:lang w:val="en-US"/>
+        </w:rPr>
+      </w:pPr>
+      <w:r>
+        <w:rPr>
+          <w:rFonts w:ascii="Times New Roman" w:hAnsi="Times New Roman" w:cs="Times New Roman"/>
+          <w:b/>
+          <w:bCs/>
+          <w:color w:val="EE0000"/>
+          <w:sz w:val="28"/>
+          <w:szCs w:val="28"/>
+          <w:lang w:val="en-US"/>
+        </w:rPr>
+        <w:t>-- Quick Sort</w:t>
+      </w:r>
+    </w:p>
+    <w:p>
+      <w:pPr>
         <w:rPr>
           <w:rFonts w:ascii="Times New Roman" w:hAnsi="Times New Roman" w:cs="Times New Roman"/>
           <w:b/>
@@ -6624,11 +7237,8 @@
           <w:szCs w:val="28"/>
           <w:lang w:val="en-US"/>
         </w:rPr>
-        <w:t>https://youtu.be/S5no2qT8_xg?list=PL5TJqBvpXQv4l7nH-08fMfyl7aDFNW_fC</w:t>
-      </w:r>
-    </w:p>
-    <w:p>
-      <w:pPr>
+      </w:pPr>
+      <w:r>
         <w:rPr>
           <w:rFonts w:ascii="Times New Roman" w:hAnsi="Times New Roman" w:cs="Times New Roman"/>
           <w:b/>
@@ -6638,7 +7248,8 @@
           <w:szCs w:val="28"/>
           <w:lang w:val="en-US"/>
         </w:rPr>
-      </w:pPr>
+        <w:t>https://youtu.be/wx5juM9bbFo?list=PL5TJqBvpXQv4l7nH-08fMfyl7aDFNW_fC</w:t>
+      </w:r>
     </w:p>
     <w:p>
       <w:pPr>
@@ -6652,223 +7263,81 @@
           <w:lang w:val="en-US"/>
         </w:rPr>
       </w:pPr>
-      <w:r>
-        <w:rPr>
-          <w:rFonts w:ascii="Times New Roman" w:hAnsi="Times New Roman" w:cs="Times New Roman"/>
-          <w:b/>
-          <w:bCs/>
+    </w:p>
+    <w:p>
+      <w:pPr>
+        <w:rPr>
+          <w:rFonts w:ascii="Times New Roman" w:hAnsi="Times New Roman" w:cs="Times New Roman"/>
+          <w:b/>
+          <w:bCs/>
+          <w:color w:val="EE0000"/>
+          <w:sz w:val="28"/>
+          <w:szCs w:val="28"/>
+          <w:lang w:val="en-US"/>
+        </w:rPr>
+      </w:pPr>
+      <w:r>
+        <w:rPr>
+          <w:rFonts w:ascii="Times New Roman" w:hAnsi="Times New Roman" w:cs="Times New Roman"/>
+          <w:b/>
+          <w:bCs/>
+          <w:color w:val="EE0000"/>
+          <w:sz w:val="28"/>
+          <w:szCs w:val="28"/>
+          <w:lang w:val="en-US"/>
+        </w:rPr>
+        <w:t xml:space="preserve">-- </w:t>
+      </w:r>
+      <w:proofErr w:type="spellStart"/>
+      <w:r>
+        <w:rPr>
+          <w:rFonts w:ascii="Times New Roman" w:hAnsi="Times New Roman" w:cs="Times New Roman"/>
+          <w:b/>
+          <w:bCs/>
+          <w:color w:val="EE0000"/>
+          <w:sz w:val="28"/>
+          <w:szCs w:val="28"/>
+          <w:lang w:val="en-US"/>
+        </w:rPr>
+        <w:t>Complexidade</w:t>
+      </w:r>
+      <w:proofErr w:type="spellEnd"/>
+    </w:p>
+    <w:p>
+      <w:pPr>
+        <w:ind w:firstLine="708"/>
+        <w:jc w:val="both"/>
+        <w:rPr>
+          <w:rFonts w:ascii="Times New Roman" w:hAnsi="Times New Roman" w:cs="Times New Roman"/>
+          <w:b/>
+          <w:bCs/>
+          <w:sz w:val="28"/>
+          <w:szCs w:val="28"/>
+          <w:lang w:val="en-US"/>
+        </w:rPr>
+      </w:pPr>
+      <w:r>
+        <w:rPr>
+          <w:rFonts w:ascii="Times New Roman" w:hAnsi="Times New Roman" w:cs="Times New Roman"/>
+          <w:b/>
+          <w:bCs/>
+          <w:noProof/>
           <w:color w:val="002060"/>
           <w:sz w:val="28"/>
           <w:szCs w:val="28"/>
-          <w:lang w:val="en-US"/>
-        </w:rPr>
-        <w:t>-- Merge Sort</w:t>
-      </w:r>
-    </w:p>
-    <w:p>
-      <w:pPr>
-        <w:rPr>
-          <w:rFonts w:ascii="Times New Roman" w:hAnsi="Times New Roman" w:cs="Times New Roman"/>
-          <w:b/>
-          <w:bCs/>
-          <w:color w:val="002060"/>
-          <w:sz w:val="28"/>
-          <w:szCs w:val="28"/>
-          <w:lang w:val="en-US"/>
-        </w:rPr>
-      </w:pPr>
-      <w:r>
-        <w:rPr>
-          <w:rFonts w:ascii="Times New Roman" w:hAnsi="Times New Roman" w:cs="Times New Roman"/>
-          <w:b/>
-          <w:bCs/>
-          <w:color w:val="002060"/>
-          <w:sz w:val="28"/>
-          <w:szCs w:val="28"/>
-          <w:lang w:val="en-US"/>
-        </w:rPr>
-        <w:t>https://youtu.be/5prE6Mz8Vh0?list=PL5TJqBvpXQv4l7nH-08fMfyl7aDFNW_fC</w:t>
-      </w:r>
-    </w:p>
-    <w:p>
-      <w:pPr>
-        <w:rPr>
-          <w:rFonts w:ascii="Times New Roman" w:hAnsi="Times New Roman" w:cs="Times New Roman"/>
-          <w:b/>
-          <w:bCs/>
-          <w:color w:val="002060"/>
-          <w:sz w:val="28"/>
-          <w:szCs w:val="28"/>
-          <w:lang w:val="en-US"/>
-        </w:rPr>
-      </w:pPr>
-    </w:p>
-    <w:p>
-      <w:pPr>
-        <w:rPr>
-          <w:rFonts w:ascii="Times New Roman" w:hAnsi="Times New Roman" w:cs="Times New Roman"/>
-          <w:b/>
-          <w:bCs/>
-          <w:color w:val="002060"/>
-          <w:sz w:val="28"/>
-          <w:szCs w:val="28"/>
-          <w:lang w:val="en-US"/>
-        </w:rPr>
-      </w:pPr>
-      <w:r>
-        <w:rPr>
-          <w:rFonts w:ascii="Times New Roman" w:hAnsi="Times New Roman" w:cs="Times New Roman"/>
-          <w:b/>
-          <w:bCs/>
-          <w:color w:val="002060"/>
-          <w:sz w:val="28"/>
-          <w:szCs w:val="28"/>
-          <w:lang w:val="en-US"/>
-        </w:rPr>
-        <w:t>-- Quick Sort</w:t>
-      </w:r>
-    </w:p>
-    <w:p>
-      <w:pPr>
-        <w:rPr>
-          <w:rFonts w:ascii="Times New Roman" w:hAnsi="Times New Roman" w:cs="Times New Roman"/>
-          <w:b/>
-          <w:bCs/>
-          <w:color w:val="002060"/>
-          <w:sz w:val="28"/>
-          <w:szCs w:val="28"/>
-          <w:lang w:val="en-US"/>
-        </w:rPr>
-      </w:pPr>
-      <w:r>
-        <w:rPr>
-          <w:rFonts w:ascii="Times New Roman" w:hAnsi="Times New Roman" w:cs="Times New Roman"/>
-          <w:b/>
-          <w:bCs/>
-          <w:color w:val="002060"/>
-          <w:sz w:val="28"/>
-          <w:szCs w:val="28"/>
-          <w:lang w:val="en-US"/>
-        </w:rPr>
-        <w:t>https://youtu.be/wx5juM9bbFo?list=PL5TJqBvpXQv4l7nH-08fMfyl7aDFNW_fC</w:t>
-      </w:r>
-    </w:p>
-    <w:p>
-      <w:pPr>
-        <w:rPr>
-          <w:rFonts w:ascii="Times New Roman" w:hAnsi="Times New Roman" w:cs="Times New Roman"/>
-          <w:b/>
-          <w:bCs/>
-          <w:color w:val="002060"/>
-          <w:sz w:val="28"/>
-          <w:szCs w:val="28"/>
-          <w:lang w:val="en-US"/>
-        </w:rPr>
-      </w:pPr>
-    </w:p>
-    <w:p>
-      <w:pPr>
-        <w:rPr>
-          <w:rFonts w:ascii="Times New Roman" w:hAnsi="Times New Roman" w:cs="Times New Roman"/>
-          <w:b/>
-          <w:bCs/>
-          <w:color w:val="002060"/>
-          <w:sz w:val="28"/>
-          <w:szCs w:val="28"/>
-          <w:lang w:val="en-US"/>
-        </w:rPr>
-      </w:pPr>
-      <w:r>
-        <w:rPr>
-          <w:rFonts w:ascii="Times New Roman" w:hAnsi="Times New Roman" w:cs="Times New Roman"/>
-          <w:b/>
-          <w:bCs/>
-          <w:color w:val="002060"/>
-          <w:sz w:val="28"/>
-          <w:szCs w:val="28"/>
-          <w:lang w:val="en-US"/>
-        </w:rPr>
-        <w:t xml:space="preserve">-- </w:t>
-      </w:r>
-      <w:proofErr w:type="spellStart"/>
-      <w:r>
-        <w:rPr>
-          <w:rFonts w:ascii="Times New Roman" w:hAnsi="Times New Roman" w:cs="Times New Roman"/>
-          <w:b/>
-          <w:bCs/>
-          <w:color w:val="002060"/>
-          <w:sz w:val="28"/>
-          <w:szCs w:val="28"/>
-          <w:lang w:val="en-US"/>
-        </w:rPr>
-        <w:t>Complexidade</w:t>
-      </w:r>
-      <w:proofErr w:type="spellEnd"/>
-    </w:p>
-    <w:p>
-      <w:pPr>
-        <w:rPr>
-          <w:rFonts w:ascii="Times New Roman" w:hAnsi="Times New Roman" w:cs="Times New Roman"/>
-          <w:b/>
-          <w:bCs/>
-          <w:color w:val="002060"/>
-          <w:sz w:val="28"/>
-          <w:szCs w:val="28"/>
-          <w:lang w:val="en-US"/>
-        </w:rPr>
-      </w:pPr>
-      <w:hyperlink r:id="rId7" w:history="1">
-        <w:r>
-          <w:rPr>
-            <w:rStyle w:val="Hyperlink"/>
-            <w:rFonts w:ascii="Times New Roman" w:hAnsi="Times New Roman" w:cs="Times New Roman"/>
-            <w:b/>
-            <w:bCs/>
-            <w:sz w:val="28"/>
-            <w:szCs w:val="28"/>
-            <w:lang w:val="en-US"/>
-          </w:rPr>
-          <w:t>https://youtu.be/v50wSxxlit0?list=PL5TJqBvpXQv4l7nH-08fMfyl7aDFNW_fC</w:t>
-        </w:r>
-      </w:hyperlink>
-    </w:p>
-    <w:p>
-      <w:pPr>
-        <w:rPr>
-          <w:rFonts w:ascii="Times New Roman" w:hAnsi="Times New Roman" w:cs="Times New Roman"/>
-          <w:b/>
-          <w:bCs/>
-          <w:color w:val="002060"/>
-          <w:sz w:val="28"/>
-          <w:szCs w:val="28"/>
-          <w:lang w:val="en-US"/>
-        </w:rPr>
-      </w:pPr>
-    </w:p>
-    <w:p>
-      <w:pPr>
-        <w:rPr>
-          <w:rFonts w:ascii="Times New Roman" w:hAnsi="Times New Roman" w:cs="Times New Roman"/>
-          <w:b/>
-          <w:bCs/>
-          <w:color w:val="002060"/>
-          <w:sz w:val="28"/>
-          <w:szCs w:val="28"/>
-        </w:rPr>
-      </w:pPr>
-      <w:r>
-        <w:rPr>
-          <w:rFonts w:ascii="Times New Roman" w:hAnsi="Times New Roman" w:cs="Times New Roman"/>
-          <w:b/>
-          <w:bCs/>
-          <w:color w:val="002060"/>
-          <w:sz w:val="28"/>
-          <w:szCs w:val="28"/>
         </w:rPr>
         <w:drawing>
-          <wp:inline distT="0" distB="0" distL="0" distR="0" wp14:anchorId="5E64A156" wp14:editId="2947AB38">
+          <wp:anchor distT="0" distB="0" distL="114300" distR="114300" simplePos="0" relativeHeight="251658240" behindDoc="0" locked="0" layoutInCell="1" allowOverlap="1" wp14:anchorId="5E64A156" wp14:editId="39BAA7FA">
+            <wp:simplePos x="0" y="0"/>
+            <wp:positionH relativeFrom="column">
+              <wp:posOffset>-1270</wp:posOffset>
+            </wp:positionH>
+            <wp:positionV relativeFrom="paragraph">
+              <wp:posOffset>703844</wp:posOffset>
+            </wp:positionV>
             <wp:extent cx="5400040" cy="1537970"/>
             <wp:effectExtent l="0" t="0" r="0" b="5080"/>
+            <wp:wrapSquare wrapText="bothSides"/>
             <wp:docPr id="1818118781" name="Imagem 1"/>
             <wp:cNvGraphicFramePr>
               <a:graphicFrameLocks xmlns:a="http://schemas.openxmlformats.org/drawingml/2006/main" noChangeAspect="1"/>
@@ -6881,7 +7350,13 @@
                     <pic:cNvPicPr/>
                   </pic:nvPicPr>
                   <pic:blipFill>
-                    <a:blip r:embed="rId8"/>
+                    <a:blip r:embed="rId7">
+                      <a:extLst>
+                        <a:ext uri="{28A0092B-C50C-407E-A947-70E740481C1C}">
+                          <a14:useLocalDpi xmlns:a14="http://schemas.microsoft.com/office/drawing/2010/main" val="0"/>
+                        </a:ext>
+                      </a:extLst>
+                    </a:blip>
                     <a:stretch>
                       <a:fillRect/>
                     </a:stretch>
@@ -6898,9 +7373,29 @@
                 </pic:pic>
               </a:graphicData>
             </a:graphic>
-          </wp:inline>
+            <wp14:sizeRelH relativeFrom="page">
+              <wp14:pctWidth>0</wp14:pctWidth>
+            </wp14:sizeRelH>
+            <wp14:sizeRelV relativeFrom="page">
+              <wp14:pctHeight>0</wp14:pctHeight>
+            </wp14:sizeRelV>
+          </wp:anchor>
         </w:drawing>
       </w:r>
+      <w:hyperlink r:id="rId8" w:history="1">
+        <w:r>
+          <w:rPr>
+            <w:rStyle w:val="Hyperlink"/>
+            <w:rFonts w:ascii="Times New Roman" w:hAnsi="Times New Roman" w:cs="Times New Roman"/>
+            <w:b/>
+            <w:bCs/>
+            <w:sz w:val="28"/>
+            <w:szCs w:val="28"/>
+            <w:lang w:val="en-US"/>
+          </w:rPr>
+          <w:t>https://youtu.be/v50wSxxlit0?list=PL5TJqBvpXQv4l7nH-08fMfyl7aDFNW_fC</w:t>
+        </w:r>
+      </w:hyperlink>
     </w:p>
     <w:p>
       <w:pPr>
@@ -6909,6 +7404,7 @@
           <w:color w:val="002060"/>
           <w:sz w:val="28"/>
           <w:szCs w:val="28"/>
+          <w:lang w:val="en-US"/>
         </w:rPr>
       </w:pPr>
     </w:p>
